--- a/projects/KE_Kapiti_Eddy_July/KE_Kapiti_output_eddy/R_scripts/Climate.modelling.tables.docx
+++ b/projects/KE_Kapiti_Eddy_July/KE_Kapiti_output_eddy/R_scripts/Climate.modelling.tables.docx
@@ -2,6 +2,72 @@
 <file path=word/document.xml><?xml version="1.0" encoding="utf-8"?>
 <w:document xmlns:wpc="http://schemas.microsoft.com/office/word/2010/wordprocessingCanvas" xmlns:cx="http://schemas.microsoft.com/office/drawing/2014/chartex" xmlns:cx1="http://schemas.microsoft.com/office/drawing/2015/9/8/chartex" xmlns:cx2="http://schemas.microsoft.com/office/drawing/2015/10/21/chartex" xmlns:cx3="http://schemas.microsoft.com/office/drawing/2016/5/9/chartex" xmlns:cx4="http://schemas.microsoft.com/office/drawing/2016/5/10/chartex" xmlns:cx5="http://schemas.microsoft.com/office/drawing/2016/5/11/chartex" xmlns:cx6="http://schemas.microsoft.com/office/drawing/2016/5/12/chartex" xmlns:cx7="http://schemas.microsoft.com/office/drawing/2016/5/13/chartex" xmlns:cx8="http://schemas.microsoft.com/office/drawing/2016/5/14/chartex" xmlns:mc="http://schemas.openxmlformats.org/markup-compatibility/2006" xmlns:aink="http://schemas.microsoft.com/office/drawing/2016/ink" xmlns:am3d="http://schemas.microsoft.com/office/drawing/2017/model3d" xmlns:o="urn:schemas-microsoft-com:office:office" xmlns:oel="http://schemas.microsoft.com/office/2019/extlst" xmlns:r="http://schemas.openxmlformats.org/officeDocument/2006/relationships" xmlns:m="http://schemas.openxmlformats.org/officeDocument/2006/math" xmlns:v="urn:schemas-microsoft-com:vml" xmlns:wp14="http://schemas.microsoft.com/office/word/2010/wordprocessingDrawing" xmlns:wp="http://schemas.openxmlformats.org/drawingml/2006/wordprocessingDrawing" xmlns:w10="urn:schemas-microsoft-com:office:word" xmlns:w="http://schemas.openxmlformats.org/wordprocessingml/2006/main" xmlns:w14="http://schemas.microsoft.com/office/word/2010/wordml" xmlns:w15="http://schemas.microsoft.com/office/word/2012/wordml" xmlns:w16cex="http://schemas.microsoft.com/office/word/2018/wordml/cex" xmlns:w16cid="http://schemas.microsoft.com/office/word/2016/wordml/cid" xmlns:w16="http://schemas.microsoft.com/office/word/2018/wordml" xmlns:w16du="http://schemas.microsoft.com/office/word/2023/wordml/word16du" xmlns:w16sdtdh="http://schemas.microsoft.com/office/word/2020/wordml/sdtdatahash" xmlns:w16sdtfl="http://schemas.microsoft.com/office/word/2024/wordml/sdtformatlock" xmlns:w16se="http://schemas.microsoft.com/office/word/2015/wordml/symex" xmlns:wpg="http://schemas.microsoft.com/office/word/2010/wordprocessingGroup" xmlns:wpi="http://schemas.microsoft.com/office/word/2010/wordprocessingInk" xmlns:wne="http://schemas.microsoft.com/office/word/2006/wordml" xmlns:wps="http://schemas.microsoft.com/office/word/2010/wordprocessingShape" mc:Ignorable="w14 w15 w16se w16cid w16 w16cex w16sdtdh w16sdtfl w16du wp14">
   <w:body>
+    <w:p>
+      <w:r>
+        <w:t>Methods description</w:t>
+      </w:r>
+    </w:p>
+    <w:p/>
+    <w:p>
+      <w:r>
+        <w:t>Data generating process was run to simulate annual rainfall regimes. This took the observational data as a baseline (Table) and simulated future rainfall based on the frequency and severity of rain events in coordination with projected data based on an ensemble of GCMs (</w:t>
+      </w:r>
+      <w:proofErr w:type="spellStart"/>
+      <w:r>
+        <w:t>Ayuki</w:t>
+      </w:r>
+      <w:proofErr w:type="spellEnd"/>
+      <w:r>
+        <w:t xml:space="preserve"> et al. )</w:t>
+      </w:r>
+      <w:r>
+        <w:t xml:space="preserve">. According to this framework, extreme or anomalous rainfall events include days </w:t>
+      </w:r>
+      <w:proofErr w:type="spellStart"/>
+      <w:r>
+        <w:t>wth</w:t>
+      </w:r>
+      <w:proofErr w:type="spellEnd"/>
+      <w:r>
+        <w:t xml:space="preserve"> &gt; 20 mm and &gt; 95</w:t>
+      </w:r>
+      <w:r>
+        <w:rPr>
+          <w:vertAlign w:val="superscript"/>
+        </w:rPr>
+        <w:t>th</w:t>
+      </w:r>
+      <w:r>
+        <w:t xml:space="preserve"> percentile (among all ‘wet’ days – days with &gt; 0 rainfall). In the data generating process, we first specified as a random number generator the quantity of days per category randomly throughout the O-N-D and M-A-M seasons, and then specified the rainfall on those days based on the observed means and standard deviations (Table – Period average column). To represent scenarios, we modified these based on the near and far future projections for the same parameters provided by </w:t>
+      </w:r>
+      <w:proofErr w:type="spellStart"/>
+      <w:r>
+        <w:t>Ayuki</w:t>
+      </w:r>
+      <w:proofErr w:type="spellEnd"/>
+      <w:r>
+        <w:t xml:space="preserve"> et al. (), summarized in rows _ to _ of Table . </w:t>
+      </w:r>
+    </w:p>
+    <w:p/>
+    <w:p/>
+    <w:p/>
+    <w:p/>
+    <w:p/>
+    <w:p/>
+    <w:p/>
+    <w:p/>
+    <w:p/>
+    <w:p/>
+    <w:p/>
+    <w:p/>
+    <w:p/>
+    <w:p>
+      <w:r>
+        <w:lastRenderedPageBreak/>
+        <w:t xml:space="preserve">Table : </w:t>
+      </w:r>
+    </w:p>
     <w:tbl>
       <w:tblPr>
         <w:tblStyle w:val="TableGrid"/>
@@ -11,58 +77,99 @@
       <w:tblGrid>
         <w:gridCol w:w="1575"/>
         <w:gridCol w:w="1502"/>
-        <w:gridCol w:w="1567"/>
-        <w:gridCol w:w="1427"/>
-        <w:gridCol w:w="1704"/>
-        <w:gridCol w:w="1733"/>
-        <w:gridCol w:w="1427"/>
+        <w:gridCol w:w="1058"/>
+        <w:gridCol w:w="1058"/>
+        <w:gridCol w:w="1530"/>
+        <w:gridCol w:w="1080"/>
+        <w:gridCol w:w="1642"/>
+        <w:gridCol w:w="1328"/>
+        <w:gridCol w:w="1350"/>
       </w:tblGrid>
       <w:tr>
         <w:tc>
           <w:tcPr>
             <w:tcW w:w="1575" w:type="dxa"/>
-          </w:tcPr>
-          <w:p>
-            <w:r>
-              <w:t>Year</w:t>
+            <w:vMerge w:val="restart"/>
+          </w:tcPr>
+          <w:p>
+            <w:pPr>
+              <w:rPr>
+                <w:b/>
+                <w:bCs/>
+              </w:rPr>
+            </w:pPr>
+            <w:r>
+              <w:rPr>
+                <w:b/>
+                <w:bCs/>
+              </w:rPr>
+              <w:t>Year/period</w:t>
+            </w:r>
+            <w:r>
+              <w:rPr>
+                <w:b/>
+                <w:bCs/>
+              </w:rPr>
+              <w:t>/</w:t>
+            </w:r>
+          </w:p>
+          <w:p>
+            <w:pPr>
+              <w:rPr>
+                <w:b/>
+                <w:bCs/>
+              </w:rPr>
+            </w:pPr>
+            <w:r>
+              <w:rPr>
+                <w:b/>
+                <w:bCs/>
+              </w:rPr>
+              <w:t>scenario</w:t>
             </w:r>
           </w:p>
         </w:tc>
         <w:tc>
           <w:tcPr>
             <w:tcW w:w="1502" w:type="dxa"/>
-          </w:tcPr>
-          <w:p>
-            <w:r>
-              <w:t xml:space="preserve">Rainy </w:t>
-            </w:r>
-          </w:p>
-          <w:p>
-            <w:r>
-              <w:t>season</w:t>
-            </w:r>
-          </w:p>
-        </w:tc>
-        <w:tc>
-          <w:tcPr>
-            <w:tcW w:w="1567" w:type="dxa"/>
-          </w:tcPr>
-          <w:p>
-            <w:r>
-              <w:t>Wet days</w:t>
-            </w:r>
-          </w:p>
-        </w:tc>
-        <w:tc>
-          <w:tcPr>
-            <w:tcW w:w="1427" w:type="dxa"/>
-          </w:tcPr>
-          <w:p>
-            <w:r>
-              <w:t>Mean rain per wet day</w:t>
-            </w:r>
-          </w:p>
-          <w:p>
+            <w:vMerge w:val="restart"/>
+          </w:tcPr>
+          <w:p>
+            <w:pPr>
+              <w:rPr>
+                <w:b/>
+                <w:bCs/>
+              </w:rPr>
+            </w:pPr>
+            <w:r>
+              <w:rPr>
+                <w:b/>
+                <w:bCs/>
+              </w:rPr>
+              <w:t>Season</w:t>
+            </w:r>
+          </w:p>
+        </w:tc>
+        <w:tc>
+          <w:tcPr>
+            <w:tcW w:w="1058" w:type="dxa"/>
+            <w:vMerge w:val="restart"/>
+          </w:tcPr>
+          <w:p>
+            <w:pPr>
+              <w:jc w:val="center"/>
+              <w:rPr>
+                <w:b/>
+                <w:bCs/>
+              </w:rPr>
+            </w:pPr>
+            <w:r>
+              <w:rPr>
+                <w:b/>
+                <w:bCs/>
+              </w:rPr>
+              <w:t xml:space="preserve">Total rainfall </w:t>
+            </w:r>
             <w:r>
               <w:t>(mm)</w:t>
             </w:r>
@@ -70,26 +177,248 @@
         </w:tc>
         <w:tc>
           <w:tcPr>
-            <w:tcW w:w="1704" w:type="dxa"/>
-          </w:tcPr>
-          <w:p>
-            <w:r>
-              <w:t xml:space="preserve">Days &gt; 20 mm </w:t>
-            </w:r>
-          </w:p>
-          <w:p>
-            <w:r>
-              <w:t>(‘R20mm’)</w:t>
-            </w:r>
-          </w:p>
-        </w:tc>
-        <w:tc>
-          <w:tcPr>
-            <w:tcW w:w="1733" w:type="dxa"/>
-          </w:tcPr>
-          <w:p>
-            <w:r>
-              <w:t>Days &gt;95</w:t>
+            <w:tcW w:w="2588" w:type="dxa"/>
+            <w:gridSpan w:val="2"/>
+          </w:tcPr>
+          <w:p>
+            <w:pPr>
+              <w:jc w:val="center"/>
+              <w:rPr>
+                <w:b/>
+                <w:bCs/>
+              </w:rPr>
+            </w:pPr>
+            <w:r>
+              <w:rPr>
+                <w:b/>
+                <w:bCs/>
+              </w:rPr>
+              <w:t>Wet days*</w:t>
+            </w:r>
+          </w:p>
+        </w:tc>
+        <w:tc>
+          <w:tcPr>
+            <w:tcW w:w="2722" w:type="dxa"/>
+            <w:gridSpan w:val="2"/>
+          </w:tcPr>
+          <w:p>
+            <w:pPr>
+              <w:jc w:val="center"/>
+              <w:rPr>
+                <w:b/>
+                <w:bCs/>
+              </w:rPr>
+            </w:pPr>
+            <w:r>
+              <w:rPr>
+                <w:b/>
+                <w:bCs/>
+              </w:rPr>
+              <w:t>&gt;20</w:t>
+            </w:r>
+            <w:r>
+              <w:rPr>
+                <w:b/>
+                <w:bCs/>
+              </w:rPr>
+              <w:t xml:space="preserve"> </w:t>
+            </w:r>
+            <w:r>
+              <w:rPr>
+                <w:b/>
+                <w:bCs/>
+              </w:rPr>
+              <w:t>mm*</w:t>
+            </w:r>
+          </w:p>
+        </w:tc>
+        <w:tc>
+          <w:tcPr>
+            <w:tcW w:w="2678" w:type="dxa"/>
+            <w:gridSpan w:val="2"/>
+          </w:tcPr>
+          <w:p>
+            <w:pPr>
+              <w:jc w:val="center"/>
+              <w:rPr>
+                <w:b/>
+                <w:bCs/>
+              </w:rPr>
+            </w:pPr>
+            <w:r>
+              <w:rPr>
+                <w:b/>
+                <w:bCs/>
+              </w:rPr>
+              <w:t>&gt;95</w:t>
+            </w:r>
+            <w:r>
+              <w:rPr>
+                <w:b/>
+                <w:bCs/>
+                <w:vertAlign w:val="superscript"/>
+              </w:rPr>
+              <w:t>th</w:t>
+            </w:r>
+            <w:r>
+              <w:rPr>
+                <w:b/>
+                <w:bCs/>
+              </w:rPr>
+              <w:t xml:space="preserve"> percentile </w:t>
+            </w:r>
+            <w:r>
+              <w:rPr>
+                <w:b/>
+                <w:bCs/>
+              </w:rPr>
+              <w:t>(‘R95p’)</w:t>
+            </w:r>
+            <w:r>
+              <w:rPr>
+                <w:b/>
+                <w:bCs/>
+              </w:rPr>
+              <w:t>*</w:t>
+            </w:r>
+          </w:p>
+        </w:tc>
+      </w:tr>
+      <w:tr>
+        <w:tc>
+          <w:tcPr>
+            <w:tcW w:w="1575" w:type="dxa"/>
+            <w:vMerge/>
+          </w:tcPr>
+          <w:p/>
+        </w:tc>
+        <w:tc>
+          <w:tcPr>
+            <w:tcW w:w="1502" w:type="dxa"/>
+            <w:vMerge/>
+          </w:tcPr>
+          <w:p/>
+        </w:tc>
+        <w:tc>
+          <w:tcPr>
+            <w:tcW w:w="1058" w:type="dxa"/>
+            <w:vMerge/>
+          </w:tcPr>
+          <w:p/>
+        </w:tc>
+        <w:tc>
+          <w:tcPr>
+            <w:tcW w:w="1058" w:type="dxa"/>
+          </w:tcPr>
+          <w:p>
+            <w:r>
+              <w:t>#</w:t>
+            </w:r>
+            <w:r>
+              <w:t xml:space="preserve"> days</w:t>
+            </w:r>
+          </w:p>
+        </w:tc>
+        <w:tc>
+          <w:tcPr>
+            <w:tcW w:w="1530" w:type="dxa"/>
+          </w:tcPr>
+          <w:p>
+            <w:r>
+              <w:t>Rain</w:t>
+            </w:r>
+            <w:r>
+              <w:t xml:space="preserve"> </w:t>
+            </w:r>
+            <w:r>
+              <w:t>(mm</w:t>
+            </w:r>
+            <w:r>
+              <w:t xml:space="preserve"> d</w:t>
+            </w:r>
+            <w:r>
+              <w:rPr>
+                <w:vertAlign w:val="superscript"/>
+              </w:rPr>
+              <w:t>-1</w:t>
+            </w:r>
+            <w:r>
+              <w:t>)</w:t>
+            </w:r>
+          </w:p>
+          <w:p>
+            <w:r>
+              <w:t xml:space="preserve">(mean +/ </w:t>
+            </w:r>
+            <w:proofErr w:type="spellStart"/>
+            <w:r>
+              <w:t>sd</w:t>
+            </w:r>
+            <w:proofErr w:type="spellEnd"/>
+            <w:r>
+              <w:t>)</w:t>
+            </w:r>
+          </w:p>
+        </w:tc>
+        <w:tc>
+          <w:tcPr>
+            <w:tcW w:w="1080" w:type="dxa"/>
+          </w:tcPr>
+          <w:p>
+            <w:r>
+              <w:t>#</w:t>
+            </w:r>
+            <w:r>
+              <w:t xml:space="preserve"> days</w:t>
+            </w:r>
+          </w:p>
+        </w:tc>
+        <w:tc>
+          <w:tcPr>
+            <w:tcW w:w="1642" w:type="dxa"/>
+          </w:tcPr>
+          <w:p>
+            <w:r>
+              <w:t>Rain</w:t>
+            </w:r>
+            <w:r>
+              <w:t xml:space="preserve"> </w:t>
+            </w:r>
+            <w:r>
+              <w:t>(mm d</w:t>
+            </w:r>
+            <w:r>
+              <w:rPr>
+                <w:vertAlign w:val="superscript"/>
+              </w:rPr>
+              <w:t>-1</w:t>
+            </w:r>
+            <w:r>
+              <w:t>)</w:t>
+            </w:r>
+          </w:p>
+          <w:p>
+            <w:r>
+              <w:t xml:space="preserve">(mean +/ </w:t>
+            </w:r>
+            <w:proofErr w:type="spellStart"/>
+            <w:r>
+              <w:t>sd</w:t>
+            </w:r>
+            <w:proofErr w:type="spellEnd"/>
+            <w:r>
+              <w:t>)</w:t>
+            </w:r>
+          </w:p>
+        </w:tc>
+        <w:tc>
+          <w:tcPr>
+            <w:tcW w:w="1328" w:type="dxa"/>
+          </w:tcPr>
+          <w:p>
+            <w:r>
+              <w:t>Days &gt; 95</w:t>
             </w:r>
             <w:r>
               <w:rPr>
@@ -101,15 +430,11 @@
               <w:t xml:space="preserve"> percentile</w:t>
             </w:r>
           </w:p>
-          <w:p>
-            <w:r>
-              <w:t>(‘R95p’)</w:t>
-            </w:r>
-          </w:p>
-        </w:tc>
-        <w:tc>
-          <w:tcPr>
-            <w:tcW w:w="1427" w:type="dxa"/>
+          <w:p/>
+        </w:tc>
+        <w:tc>
+          <w:tcPr>
+            <w:tcW w:w="1350" w:type="dxa"/>
           </w:tcPr>
           <w:p>
             <w:r>
@@ -128,51 +453,35 @@
           <w:tcPr>
             <w:tcW w:w="1575" w:type="dxa"/>
           </w:tcPr>
-          <w:p>
-            <w:r>
-              <w:t>2018</w:t>
-            </w:r>
-          </w:p>
+          <w:p/>
         </w:tc>
         <w:tc>
           <w:tcPr>
             <w:tcW w:w="1502" w:type="dxa"/>
           </w:tcPr>
-          <w:p>
-            <w:r>
-              <w:t>O-N-D</w:t>
-            </w:r>
-          </w:p>
-        </w:tc>
-        <w:tc>
-          <w:tcPr>
-            <w:tcW w:w="1567" w:type="dxa"/>
-          </w:tcPr>
-          <w:p/>
-        </w:tc>
-        <w:tc>
-          <w:tcPr>
-            <w:tcW w:w="1427" w:type="dxa"/>
-          </w:tcPr>
-          <w:p/>
-        </w:tc>
-        <w:tc>
-          <w:tcPr>
-            <w:tcW w:w="1704" w:type="dxa"/>
-          </w:tcPr>
-          <w:p/>
-        </w:tc>
-        <w:tc>
-          <w:tcPr>
-            <w:tcW w:w="1733" w:type="dxa"/>
-          </w:tcPr>
-          <w:p/>
-        </w:tc>
-        <w:tc>
-          <w:tcPr>
-            <w:tcW w:w="1427" w:type="dxa"/>
-          </w:tcPr>
-          <w:p/>
+          <w:p/>
+        </w:tc>
+        <w:tc>
+          <w:tcPr>
+            <w:tcW w:w="9046" w:type="dxa"/>
+            <w:gridSpan w:val="7"/>
+          </w:tcPr>
+          <w:p>
+            <w:pPr>
+              <w:jc w:val="center"/>
+              <w:rPr>
+                <w:b/>
+                <w:bCs/>
+              </w:rPr>
+            </w:pPr>
+            <w:r>
+              <w:rPr>
+                <w:b/>
+                <w:bCs/>
+              </w:rPr>
+              <w:t>Observed (2018 – 2025)</w:t>
+            </w:r>
+          </w:p>
         </w:tc>
       </w:tr>
       <w:tr>
@@ -198,31 +507,43 @@
         </w:tc>
         <w:tc>
           <w:tcPr>
-            <w:tcW w:w="1567" w:type="dxa"/>
-          </w:tcPr>
-          <w:p/>
-        </w:tc>
-        <w:tc>
-          <w:tcPr>
-            <w:tcW w:w="1427" w:type="dxa"/>
-          </w:tcPr>
-          <w:p/>
-        </w:tc>
-        <w:tc>
-          <w:tcPr>
-            <w:tcW w:w="1704" w:type="dxa"/>
-          </w:tcPr>
-          <w:p/>
-        </w:tc>
-        <w:tc>
-          <w:tcPr>
-            <w:tcW w:w="1733" w:type="dxa"/>
-          </w:tcPr>
-          <w:p/>
-        </w:tc>
-        <w:tc>
-          <w:tcPr>
-            <w:tcW w:w="1427" w:type="dxa"/>
+            <w:tcW w:w="1058" w:type="dxa"/>
+          </w:tcPr>
+          <w:p/>
+        </w:tc>
+        <w:tc>
+          <w:tcPr>
+            <w:tcW w:w="1058" w:type="dxa"/>
+          </w:tcPr>
+          <w:p/>
+        </w:tc>
+        <w:tc>
+          <w:tcPr>
+            <w:tcW w:w="1530" w:type="dxa"/>
+          </w:tcPr>
+          <w:p/>
+        </w:tc>
+        <w:tc>
+          <w:tcPr>
+            <w:tcW w:w="1080" w:type="dxa"/>
+          </w:tcPr>
+          <w:p/>
+        </w:tc>
+        <w:tc>
+          <w:tcPr>
+            <w:tcW w:w="1642" w:type="dxa"/>
+          </w:tcPr>
+          <w:p/>
+        </w:tc>
+        <w:tc>
+          <w:tcPr>
+            <w:tcW w:w="1328" w:type="dxa"/>
+          </w:tcPr>
+          <w:p/>
+        </w:tc>
+        <w:tc>
+          <w:tcPr>
+            <w:tcW w:w="1350" w:type="dxa"/>
           </w:tcPr>
           <w:p/>
         </w:tc>
@@ -231,6 +552,7 @@
         <w:tc>
           <w:tcPr>
             <w:tcW w:w="1575" w:type="dxa"/>
+            <w:vMerge w:val="restart"/>
           </w:tcPr>
           <w:p>
             <w:r>
@@ -242,35 +564,76 @@
           <w:tcPr>
             <w:tcW w:w="1502" w:type="dxa"/>
           </w:tcPr>
-          <w:p/>
-        </w:tc>
-        <w:tc>
-          <w:tcPr>
-            <w:tcW w:w="1567" w:type="dxa"/>
-          </w:tcPr>
-          <w:p/>
-        </w:tc>
-        <w:tc>
-          <w:tcPr>
-            <w:tcW w:w="1427" w:type="dxa"/>
-          </w:tcPr>
-          <w:p/>
-        </w:tc>
-        <w:tc>
-          <w:tcPr>
-            <w:tcW w:w="1704" w:type="dxa"/>
-          </w:tcPr>
-          <w:p/>
-        </w:tc>
-        <w:tc>
-          <w:tcPr>
-            <w:tcW w:w="1733" w:type="dxa"/>
-          </w:tcPr>
-          <w:p/>
-        </w:tc>
-        <w:tc>
-          <w:tcPr>
-            <w:tcW w:w="1427" w:type="dxa"/>
+          <w:p>
+            <w:r>
+              <w:t>M-A-M</w:t>
+            </w:r>
+          </w:p>
+        </w:tc>
+        <w:tc>
+          <w:tcPr>
+            <w:tcW w:w="1058" w:type="dxa"/>
+          </w:tcPr>
+          <w:p/>
+        </w:tc>
+        <w:tc>
+          <w:tcPr>
+            <w:tcW w:w="1058" w:type="dxa"/>
+          </w:tcPr>
+          <w:p>
+            <w:r>
+              <w:t>29</w:t>
+            </w:r>
+          </w:p>
+        </w:tc>
+        <w:tc>
+          <w:tcPr>
+            <w:tcW w:w="1530" w:type="dxa"/>
+          </w:tcPr>
+          <w:p>
+            <w:r>
+              <w:t xml:space="preserve">5.2 </w:t>
+            </w:r>
+            <w:r>
+              <w:rPr>
+                <w:sz w:val="24"/>
+                <w:szCs w:val="24"/>
+              </w:rPr>
+              <w:t>±</w:t>
+            </w:r>
+            <w:r>
+              <w:rPr>
+                <w:sz w:val="24"/>
+                <w:szCs w:val="24"/>
+              </w:rPr>
+              <w:t xml:space="preserve"> </w:t>
+            </w:r>
+            <w:r>
+              <w:t xml:space="preserve">7.0 </w:t>
+            </w:r>
+          </w:p>
+        </w:tc>
+        <w:tc>
+          <w:tcPr>
+            <w:tcW w:w="1080" w:type="dxa"/>
+          </w:tcPr>
+          <w:p/>
+        </w:tc>
+        <w:tc>
+          <w:tcPr>
+            <w:tcW w:w="1642" w:type="dxa"/>
+          </w:tcPr>
+          <w:p/>
+        </w:tc>
+        <w:tc>
+          <w:tcPr>
+            <w:tcW w:w="1328" w:type="dxa"/>
+          </w:tcPr>
+          <w:p/>
+        </w:tc>
+        <w:tc>
+          <w:tcPr>
+            <w:tcW w:w="1350" w:type="dxa"/>
           </w:tcPr>
           <w:p/>
         </w:tc>
@@ -279,6 +642,7 @@
         <w:tc>
           <w:tcPr>
             <w:tcW w:w="1575" w:type="dxa"/>
+            <w:vMerge/>
           </w:tcPr>
           <w:p/>
         </w:tc>
@@ -286,35 +650,55 @@
           <w:tcPr>
             <w:tcW w:w="1502" w:type="dxa"/>
           </w:tcPr>
-          <w:p/>
-        </w:tc>
-        <w:tc>
-          <w:tcPr>
-            <w:tcW w:w="1567" w:type="dxa"/>
-          </w:tcPr>
-          <w:p/>
-        </w:tc>
-        <w:tc>
-          <w:tcPr>
-            <w:tcW w:w="1427" w:type="dxa"/>
-          </w:tcPr>
-          <w:p/>
-        </w:tc>
-        <w:tc>
-          <w:tcPr>
-            <w:tcW w:w="1704" w:type="dxa"/>
-          </w:tcPr>
-          <w:p/>
-        </w:tc>
-        <w:tc>
-          <w:tcPr>
-            <w:tcW w:w="1733" w:type="dxa"/>
-          </w:tcPr>
-          <w:p/>
-        </w:tc>
-        <w:tc>
-          <w:tcPr>
-            <w:tcW w:w="1427" w:type="dxa"/>
+          <w:p>
+            <w:r>
+              <w:t xml:space="preserve">O-N-D </w:t>
+            </w:r>
+          </w:p>
+        </w:tc>
+        <w:tc>
+          <w:tcPr>
+            <w:tcW w:w="1058" w:type="dxa"/>
+          </w:tcPr>
+          <w:p/>
+        </w:tc>
+        <w:tc>
+          <w:tcPr>
+            <w:tcW w:w="1058" w:type="dxa"/>
+          </w:tcPr>
+          <w:p>
+            <w:r>
+              <w:t>29</w:t>
+            </w:r>
+          </w:p>
+        </w:tc>
+        <w:tc>
+          <w:tcPr>
+            <w:tcW w:w="1530" w:type="dxa"/>
+          </w:tcPr>
+          <w:p/>
+        </w:tc>
+        <w:tc>
+          <w:tcPr>
+            <w:tcW w:w="1080" w:type="dxa"/>
+          </w:tcPr>
+          <w:p/>
+        </w:tc>
+        <w:tc>
+          <w:tcPr>
+            <w:tcW w:w="1642" w:type="dxa"/>
+          </w:tcPr>
+          <w:p/>
+        </w:tc>
+        <w:tc>
+          <w:tcPr>
+            <w:tcW w:w="1328" w:type="dxa"/>
+          </w:tcPr>
+          <w:p/>
+        </w:tc>
+        <w:tc>
+          <w:tcPr>
+            <w:tcW w:w="1350" w:type="dxa"/>
           </w:tcPr>
           <w:p/>
         </w:tc>
@@ -323,42 +707,63 @@
         <w:tc>
           <w:tcPr>
             <w:tcW w:w="1575" w:type="dxa"/>
-          </w:tcPr>
-          <w:p/>
+            <w:vMerge w:val="restart"/>
+          </w:tcPr>
+          <w:p>
+            <w:r>
+              <w:t>2020</w:t>
+            </w:r>
+          </w:p>
         </w:tc>
         <w:tc>
           <w:tcPr>
             <w:tcW w:w="1502" w:type="dxa"/>
           </w:tcPr>
-          <w:p/>
-        </w:tc>
-        <w:tc>
-          <w:tcPr>
-            <w:tcW w:w="1567" w:type="dxa"/>
-          </w:tcPr>
-          <w:p/>
-        </w:tc>
-        <w:tc>
-          <w:tcPr>
-            <w:tcW w:w="1427" w:type="dxa"/>
-          </w:tcPr>
-          <w:p/>
-        </w:tc>
-        <w:tc>
-          <w:tcPr>
-            <w:tcW w:w="1704" w:type="dxa"/>
-          </w:tcPr>
-          <w:p/>
-        </w:tc>
-        <w:tc>
-          <w:tcPr>
-            <w:tcW w:w="1733" w:type="dxa"/>
-          </w:tcPr>
-          <w:p/>
-        </w:tc>
-        <w:tc>
-          <w:tcPr>
-            <w:tcW w:w="1427" w:type="dxa"/>
+          <w:p>
+            <w:r>
+              <w:t>M-A-M</w:t>
+            </w:r>
+          </w:p>
+        </w:tc>
+        <w:tc>
+          <w:tcPr>
+            <w:tcW w:w="1058" w:type="dxa"/>
+          </w:tcPr>
+          <w:p/>
+        </w:tc>
+        <w:tc>
+          <w:tcPr>
+            <w:tcW w:w="1058" w:type="dxa"/>
+          </w:tcPr>
+          <w:p/>
+        </w:tc>
+        <w:tc>
+          <w:tcPr>
+            <w:tcW w:w="1530" w:type="dxa"/>
+          </w:tcPr>
+          <w:p/>
+        </w:tc>
+        <w:tc>
+          <w:tcPr>
+            <w:tcW w:w="1080" w:type="dxa"/>
+          </w:tcPr>
+          <w:p/>
+        </w:tc>
+        <w:tc>
+          <w:tcPr>
+            <w:tcW w:w="1642" w:type="dxa"/>
+          </w:tcPr>
+          <w:p/>
+        </w:tc>
+        <w:tc>
+          <w:tcPr>
+            <w:tcW w:w="1328" w:type="dxa"/>
+          </w:tcPr>
+          <w:p/>
+        </w:tc>
+        <w:tc>
+          <w:tcPr>
+            <w:tcW w:w="1350" w:type="dxa"/>
           </w:tcPr>
           <w:p/>
         </w:tc>
@@ -367,6 +772,7 @@
         <w:tc>
           <w:tcPr>
             <w:tcW w:w="1575" w:type="dxa"/>
+            <w:vMerge/>
           </w:tcPr>
           <w:p/>
         </w:tc>
@@ -374,35 +780,51 @@
           <w:tcPr>
             <w:tcW w:w="1502" w:type="dxa"/>
           </w:tcPr>
-          <w:p/>
-        </w:tc>
-        <w:tc>
-          <w:tcPr>
-            <w:tcW w:w="1567" w:type="dxa"/>
-          </w:tcPr>
-          <w:p/>
-        </w:tc>
-        <w:tc>
-          <w:tcPr>
-            <w:tcW w:w="1427" w:type="dxa"/>
-          </w:tcPr>
-          <w:p/>
-        </w:tc>
-        <w:tc>
-          <w:tcPr>
-            <w:tcW w:w="1704" w:type="dxa"/>
-          </w:tcPr>
-          <w:p/>
-        </w:tc>
-        <w:tc>
-          <w:tcPr>
-            <w:tcW w:w="1733" w:type="dxa"/>
-          </w:tcPr>
-          <w:p/>
-        </w:tc>
-        <w:tc>
-          <w:tcPr>
-            <w:tcW w:w="1427" w:type="dxa"/>
+          <w:p>
+            <w:r>
+              <w:t xml:space="preserve">O-N-D </w:t>
+            </w:r>
+          </w:p>
+        </w:tc>
+        <w:tc>
+          <w:tcPr>
+            <w:tcW w:w="1058" w:type="dxa"/>
+          </w:tcPr>
+          <w:p/>
+        </w:tc>
+        <w:tc>
+          <w:tcPr>
+            <w:tcW w:w="1058" w:type="dxa"/>
+          </w:tcPr>
+          <w:p/>
+        </w:tc>
+        <w:tc>
+          <w:tcPr>
+            <w:tcW w:w="1530" w:type="dxa"/>
+          </w:tcPr>
+          <w:p/>
+        </w:tc>
+        <w:tc>
+          <w:tcPr>
+            <w:tcW w:w="1080" w:type="dxa"/>
+          </w:tcPr>
+          <w:p/>
+        </w:tc>
+        <w:tc>
+          <w:tcPr>
+            <w:tcW w:w="1642" w:type="dxa"/>
+          </w:tcPr>
+          <w:p/>
+        </w:tc>
+        <w:tc>
+          <w:tcPr>
+            <w:tcW w:w="1328" w:type="dxa"/>
+          </w:tcPr>
+          <w:p/>
+        </w:tc>
+        <w:tc>
+          <w:tcPr>
+            <w:tcW w:w="1350" w:type="dxa"/>
           </w:tcPr>
           <w:p/>
         </w:tc>
@@ -412,41 +834,61 @@
           <w:tcPr>
             <w:tcW w:w="1575" w:type="dxa"/>
           </w:tcPr>
-          <w:p/>
+          <w:p>
+            <w:r>
+              <w:t>2021</w:t>
+            </w:r>
+          </w:p>
         </w:tc>
         <w:tc>
           <w:tcPr>
             <w:tcW w:w="1502" w:type="dxa"/>
           </w:tcPr>
-          <w:p/>
-        </w:tc>
-        <w:tc>
-          <w:tcPr>
-            <w:tcW w:w="1567" w:type="dxa"/>
-          </w:tcPr>
-          <w:p/>
-        </w:tc>
-        <w:tc>
-          <w:tcPr>
-            <w:tcW w:w="1427" w:type="dxa"/>
-          </w:tcPr>
-          <w:p/>
-        </w:tc>
-        <w:tc>
-          <w:tcPr>
-            <w:tcW w:w="1704" w:type="dxa"/>
-          </w:tcPr>
-          <w:p/>
-        </w:tc>
-        <w:tc>
-          <w:tcPr>
-            <w:tcW w:w="1733" w:type="dxa"/>
-          </w:tcPr>
-          <w:p/>
-        </w:tc>
-        <w:tc>
-          <w:tcPr>
-            <w:tcW w:w="1427" w:type="dxa"/>
+          <w:p>
+            <w:r>
+              <w:t>M-A-M</w:t>
+            </w:r>
+          </w:p>
+        </w:tc>
+        <w:tc>
+          <w:tcPr>
+            <w:tcW w:w="1058" w:type="dxa"/>
+          </w:tcPr>
+          <w:p/>
+        </w:tc>
+        <w:tc>
+          <w:tcPr>
+            <w:tcW w:w="1058" w:type="dxa"/>
+          </w:tcPr>
+          <w:p/>
+        </w:tc>
+        <w:tc>
+          <w:tcPr>
+            <w:tcW w:w="1530" w:type="dxa"/>
+          </w:tcPr>
+          <w:p/>
+        </w:tc>
+        <w:tc>
+          <w:tcPr>
+            <w:tcW w:w="1080" w:type="dxa"/>
+          </w:tcPr>
+          <w:p/>
+        </w:tc>
+        <w:tc>
+          <w:tcPr>
+            <w:tcW w:w="1642" w:type="dxa"/>
+          </w:tcPr>
+          <w:p/>
+        </w:tc>
+        <w:tc>
+          <w:tcPr>
+            <w:tcW w:w="1328" w:type="dxa"/>
+          </w:tcPr>
+          <w:p/>
+        </w:tc>
+        <w:tc>
+          <w:tcPr>
+            <w:tcW w:w="1350" w:type="dxa"/>
           </w:tcPr>
           <w:p/>
         </w:tc>
@@ -462,35 +904,51 @@
           <w:tcPr>
             <w:tcW w:w="1502" w:type="dxa"/>
           </w:tcPr>
-          <w:p/>
-        </w:tc>
-        <w:tc>
-          <w:tcPr>
-            <w:tcW w:w="1567" w:type="dxa"/>
-          </w:tcPr>
-          <w:p/>
-        </w:tc>
-        <w:tc>
-          <w:tcPr>
-            <w:tcW w:w="1427" w:type="dxa"/>
-          </w:tcPr>
-          <w:p/>
-        </w:tc>
-        <w:tc>
-          <w:tcPr>
-            <w:tcW w:w="1704" w:type="dxa"/>
-          </w:tcPr>
-          <w:p/>
-        </w:tc>
-        <w:tc>
-          <w:tcPr>
-            <w:tcW w:w="1733" w:type="dxa"/>
-          </w:tcPr>
-          <w:p/>
-        </w:tc>
-        <w:tc>
-          <w:tcPr>
-            <w:tcW w:w="1427" w:type="dxa"/>
+          <w:p>
+            <w:r>
+              <w:t xml:space="preserve">O-N-D </w:t>
+            </w:r>
+          </w:p>
+        </w:tc>
+        <w:tc>
+          <w:tcPr>
+            <w:tcW w:w="1058" w:type="dxa"/>
+          </w:tcPr>
+          <w:p/>
+        </w:tc>
+        <w:tc>
+          <w:tcPr>
+            <w:tcW w:w="1058" w:type="dxa"/>
+          </w:tcPr>
+          <w:p/>
+        </w:tc>
+        <w:tc>
+          <w:tcPr>
+            <w:tcW w:w="1530" w:type="dxa"/>
+          </w:tcPr>
+          <w:p/>
+        </w:tc>
+        <w:tc>
+          <w:tcPr>
+            <w:tcW w:w="1080" w:type="dxa"/>
+          </w:tcPr>
+          <w:p/>
+        </w:tc>
+        <w:tc>
+          <w:tcPr>
+            <w:tcW w:w="1642" w:type="dxa"/>
+          </w:tcPr>
+          <w:p/>
+        </w:tc>
+        <w:tc>
+          <w:tcPr>
+            <w:tcW w:w="1328" w:type="dxa"/>
+          </w:tcPr>
+          <w:p/>
+        </w:tc>
+        <w:tc>
+          <w:tcPr>
+            <w:tcW w:w="1350" w:type="dxa"/>
           </w:tcPr>
           <w:p/>
         </w:tc>
@@ -499,42 +957,63 @@
         <w:tc>
           <w:tcPr>
             <w:tcW w:w="1575" w:type="dxa"/>
-          </w:tcPr>
-          <w:p/>
+            <w:vMerge w:val="restart"/>
+          </w:tcPr>
+          <w:p>
+            <w:r>
+              <w:t>2022</w:t>
+            </w:r>
+          </w:p>
         </w:tc>
         <w:tc>
           <w:tcPr>
             <w:tcW w:w="1502" w:type="dxa"/>
           </w:tcPr>
-          <w:p/>
-        </w:tc>
-        <w:tc>
-          <w:tcPr>
-            <w:tcW w:w="1567" w:type="dxa"/>
-          </w:tcPr>
-          <w:p/>
-        </w:tc>
-        <w:tc>
-          <w:tcPr>
-            <w:tcW w:w="1427" w:type="dxa"/>
-          </w:tcPr>
-          <w:p/>
-        </w:tc>
-        <w:tc>
-          <w:tcPr>
-            <w:tcW w:w="1704" w:type="dxa"/>
-          </w:tcPr>
-          <w:p/>
-        </w:tc>
-        <w:tc>
-          <w:tcPr>
-            <w:tcW w:w="1733" w:type="dxa"/>
-          </w:tcPr>
-          <w:p/>
-        </w:tc>
-        <w:tc>
-          <w:tcPr>
-            <w:tcW w:w="1427" w:type="dxa"/>
+          <w:p>
+            <w:r>
+              <w:t>M-A-M</w:t>
+            </w:r>
+          </w:p>
+        </w:tc>
+        <w:tc>
+          <w:tcPr>
+            <w:tcW w:w="1058" w:type="dxa"/>
+          </w:tcPr>
+          <w:p/>
+        </w:tc>
+        <w:tc>
+          <w:tcPr>
+            <w:tcW w:w="1058" w:type="dxa"/>
+          </w:tcPr>
+          <w:p/>
+        </w:tc>
+        <w:tc>
+          <w:tcPr>
+            <w:tcW w:w="1530" w:type="dxa"/>
+          </w:tcPr>
+          <w:p/>
+        </w:tc>
+        <w:tc>
+          <w:tcPr>
+            <w:tcW w:w="1080" w:type="dxa"/>
+          </w:tcPr>
+          <w:p/>
+        </w:tc>
+        <w:tc>
+          <w:tcPr>
+            <w:tcW w:w="1642" w:type="dxa"/>
+          </w:tcPr>
+          <w:p/>
+        </w:tc>
+        <w:tc>
+          <w:tcPr>
+            <w:tcW w:w="1328" w:type="dxa"/>
+          </w:tcPr>
+          <w:p/>
+        </w:tc>
+        <w:tc>
+          <w:tcPr>
+            <w:tcW w:w="1350" w:type="dxa"/>
           </w:tcPr>
           <w:p/>
         </w:tc>
@@ -543,6 +1022,7 @@
         <w:tc>
           <w:tcPr>
             <w:tcW w:w="1575" w:type="dxa"/>
+            <w:vMerge/>
           </w:tcPr>
           <w:p/>
         </w:tc>
@@ -550,35 +1030,51 @@
           <w:tcPr>
             <w:tcW w:w="1502" w:type="dxa"/>
           </w:tcPr>
-          <w:p/>
-        </w:tc>
-        <w:tc>
-          <w:tcPr>
-            <w:tcW w:w="1567" w:type="dxa"/>
-          </w:tcPr>
-          <w:p/>
-        </w:tc>
-        <w:tc>
-          <w:tcPr>
-            <w:tcW w:w="1427" w:type="dxa"/>
-          </w:tcPr>
-          <w:p/>
-        </w:tc>
-        <w:tc>
-          <w:tcPr>
-            <w:tcW w:w="1704" w:type="dxa"/>
-          </w:tcPr>
-          <w:p/>
-        </w:tc>
-        <w:tc>
-          <w:tcPr>
-            <w:tcW w:w="1733" w:type="dxa"/>
-          </w:tcPr>
-          <w:p/>
-        </w:tc>
-        <w:tc>
-          <w:tcPr>
-            <w:tcW w:w="1427" w:type="dxa"/>
+          <w:p>
+            <w:r>
+              <w:t xml:space="preserve">O-N-D </w:t>
+            </w:r>
+          </w:p>
+        </w:tc>
+        <w:tc>
+          <w:tcPr>
+            <w:tcW w:w="1058" w:type="dxa"/>
+          </w:tcPr>
+          <w:p/>
+        </w:tc>
+        <w:tc>
+          <w:tcPr>
+            <w:tcW w:w="1058" w:type="dxa"/>
+          </w:tcPr>
+          <w:p/>
+        </w:tc>
+        <w:tc>
+          <w:tcPr>
+            <w:tcW w:w="1530" w:type="dxa"/>
+          </w:tcPr>
+          <w:p/>
+        </w:tc>
+        <w:tc>
+          <w:tcPr>
+            <w:tcW w:w="1080" w:type="dxa"/>
+          </w:tcPr>
+          <w:p/>
+        </w:tc>
+        <w:tc>
+          <w:tcPr>
+            <w:tcW w:w="1642" w:type="dxa"/>
+          </w:tcPr>
+          <w:p/>
+        </w:tc>
+        <w:tc>
+          <w:tcPr>
+            <w:tcW w:w="1328" w:type="dxa"/>
+          </w:tcPr>
+          <w:p/>
+        </w:tc>
+        <w:tc>
+          <w:tcPr>
+            <w:tcW w:w="1350" w:type="dxa"/>
           </w:tcPr>
           <w:p/>
         </w:tc>
@@ -588,47 +1084,764 @@
           <w:tcPr>
             <w:tcW w:w="1575" w:type="dxa"/>
           </w:tcPr>
-          <w:p/>
+          <w:p>
+            <w:r>
+              <w:t>2023</w:t>
+            </w:r>
+          </w:p>
         </w:tc>
         <w:tc>
           <w:tcPr>
             <w:tcW w:w="1502" w:type="dxa"/>
           </w:tcPr>
-          <w:p/>
-        </w:tc>
-        <w:tc>
-          <w:tcPr>
-            <w:tcW w:w="1567" w:type="dxa"/>
-          </w:tcPr>
-          <w:p/>
-        </w:tc>
-        <w:tc>
-          <w:tcPr>
-            <w:tcW w:w="1427" w:type="dxa"/>
-          </w:tcPr>
-          <w:p/>
-        </w:tc>
-        <w:tc>
-          <w:tcPr>
-            <w:tcW w:w="1704" w:type="dxa"/>
-          </w:tcPr>
-          <w:p/>
-        </w:tc>
-        <w:tc>
-          <w:tcPr>
-            <w:tcW w:w="1733" w:type="dxa"/>
-          </w:tcPr>
-          <w:p/>
-        </w:tc>
-        <w:tc>
-          <w:tcPr>
-            <w:tcW w:w="1427" w:type="dxa"/>
+          <w:p>
+            <w:r>
+              <w:t>M-A-M</w:t>
+            </w:r>
+          </w:p>
+        </w:tc>
+        <w:tc>
+          <w:tcPr>
+            <w:tcW w:w="1058" w:type="dxa"/>
+          </w:tcPr>
+          <w:p/>
+        </w:tc>
+        <w:tc>
+          <w:tcPr>
+            <w:tcW w:w="1058" w:type="dxa"/>
+          </w:tcPr>
+          <w:p/>
+        </w:tc>
+        <w:tc>
+          <w:tcPr>
+            <w:tcW w:w="1530" w:type="dxa"/>
+          </w:tcPr>
+          <w:p/>
+        </w:tc>
+        <w:tc>
+          <w:tcPr>
+            <w:tcW w:w="1080" w:type="dxa"/>
+          </w:tcPr>
+          <w:p/>
+        </w:tc>
+        <w:tc>
+          <w:tcPr>
+            <w:tcW w:w="1642" w:type="dxa"/>
+          </w:tcPr>
+          <w:p/>
+        </w:tc>
+        <w:tc>
+          <w:tcPr>
+            <w:tcW w:w="1328" w:type="dxa"/>
+          </w:tcPr>
+          <w:p/>
+        </w:tc>
+        <w:tc>
+          <w:tcPr>
+            <w:tcW w:w="1350" w:type="dxa"/>
+          </w:tcPr>
+          <w:p/>
+        </w:tc>
+      </w:tr>
+      <w:tr>
+        <w:tc>
+          <w:tcPr>
+            <w:tcW w:w="1575" w:type="dxa"/>
+          </w:tcPr>
+          <w:p/>
+        </w:tc>
+        <w:tc>
+          <w:tcPr>
+            <w:tcW w:w="1502" w:type="dxa"/>
+          </w:tcPr>
+          <w:p>
+            <w:r>
+              <w:t xml:space="preserve">O-N-D </w:t>
+            </w:r>
+          </w:p>
+        </w:tc>
+        <w:tc>
+          <w:tcPr>
+            <w:tcW w:w="1058" w:type="dxa"/>
+          </w:tcPr>
+          <w:p/>
+        </w:tc>
+        <w:tc>
+          <w:tcPr>
+            <w:tcW w:w="1058" w:type="dxa"/>
+          </w:tcPr>
+          <w:p/>
+        </w:tc>
+        <w:tc>
+          <w:tcPr>
+            <w:tcW w:w="1530" w:type="dxa"/>
+          </w:tcPr>
+          <w:p/>
+        </w:tc>
+        <w:tc>
+          <w:tcPr>
+            <w:tcW w:w="1080" w:type="dxa"/>
+          </w:tcPr>
+          <w:p/>
+        </w:tc>
+        <w:tc>
+          <w:tcPr>
+            <w:tcW w:w="1642" w:type="dxa"/>
+          </w:tcPr>
+          <w:p/>
+        </w:tc>
+        <w:tc>
+          <w:tcPr>
+            <w:tcW w:w="1328" w:type="dxa"/>
+          </w:tcPr>
+          <w:p/>
+        </w:tc>
+        <w:tc>
+          <w:tcPr>
+            <w:tcW w:w="1350" w:type="dxa"/>
+          </w:tcPr>
+          <w:p/>
+        </w:tc>
+      </w:tr>
+      <w:tr>
+        <w:tc>
+          <w:tcPr>
+            <w:tcW w:w="1575" w:type="dxa"/>
+          </w:tcPr>
+          <w:p>
+            <w:r>
+              <w:t>2024</w:t>
+            </w:r>
+          </w:p>
+        </w:tc>
+        <w:tc>
+          <w:tcPr>
+            <w:tcW w:w="1502" w:type="dxa"/>
+          </w:tcPr>
+          <w:p>
+            <w:r>
+              <w:t>M-A-M</w:t>
+            </w:r>
+          </w:p>
+        </w:tc>
+        <w:tc>
+          <w:tcPr>
+            <w:tcW w:w="1058" w:type="dxa"/>
+          </w:tcPr>
+          <w:p/>
+        </w:tc>
+        <w:tc>
+          <w:tcPr>
+            <w:tcW w:w="1058" w:type="dxa"/>
+          </w:tcPr>
+          <w:p/>
+        </w:tc>
+        <w:tc>
+          <w:tcPr>
+            <w:tcW w:w="1530" w:type="dxa"/>
+          </w:tcPr>
+          <w:p/>
+        </w:tc>
+        <w:tc>
+          <w:tcPr>
+            <w:tcW w:w="1080" w:type="dxa"/>
+          </w:tcPr>
+          <w:p/>
+        </w:tc>
+        <w:tc>
+          <w:tcPr>
+            <w:tcW w:w="1642" w:type="dxa"/>
+          </w:tcPr>
+          <w:p/>
+        </w:tc>
+        <w:tc>
+          <w:tcPr>
+            <w:tcW w:w="1328" w:type="dxa"/>
+          </w:tcPr>
+          <w:p/>
+        </w:tc>
+        <w:tc>
+          <w:tcPr>
+            <w:tcW w:w="1350" w:type="dxa"/>
+          </w:tcPr>
+          <w:p/>
+        </w:tc>
+      </w:tr>
+      <w:tr>
+        <w:tc>
+          <w:tcPr>
+            <w:tcW w:w="1575" w:type="dxa"/>
+          </w:tcPr>
+          <w:p/>
+        </w:tc>
+        <w:tc>
+          <w:tcPr>
+            <w:tcW w:w="1502" w:type="dxa"/>
+          </w:tcPr>
+          <w:p>
+            <w:r>
+              <w:t xml:space="preserve">O-N-D </w:t>
+            </w:r>
+          </w:p>
+        </w:tc>
+        <w:tc>
+          <w:tcPr>
+            <w:tcW w:w="1058" w:type="dxa"/>
+          </w:tcPr>
+          <w:p/>
+        </w:tc>
+        <w:tc>
+          <w:tcPr>
+            <w:tcW w:w="1058" w:type="dxa"/>
+          </w:tcPr>
+          <w:p/>
+        </w:tc>
+        <w:tc>
+          <w:tcPr>
+            <w:tcW w:w="1530" w:type="dxa"/>
+          </w:tcPr>
+          <w:p/>
+        </w:tc>
+        <w:tc>
+          <w:tcPr>
+            <w:tcW w:w="1080" w:type="dxa"/>
+          </w:tcPr>
+          <w:p/>
+        </w:tc>
+        <w:tc>
+          <w:tcPr>
+            <w:tcW w:w="1642" w:type="dxa"/>
+          </w:tcPr>
+          <w:p/>
+        </w:tc>
+        <w:tc>
+          <w:tcPr>
+            <w:tcW w:w="1328" w:type="dxa"/>
+          </w:tcPr>
+          <w:p/>
+        </w:tc>
+        <w:tc>
+          <w:tcPr>
+            <w:tcW w:w="1350" w:type="dxa"/>
+          </w:tcPr>
+          <w:p/>
+        </w:tc>
+      </w:tr>
+      <w:tr>
+        <w:tc>
+          <w:tcPr>
+            <w:tcW w:w="1575" w:type="dxa"/>
+            <w:vMerge w:val="restart"/>
+          </w:tcPr>
+          <w:p>
+            <w:r>
+              <w:t>Period average</w:t>
+            </w:r>
+          </w:p>
+        </w:tc>
+        <w:tc>
+          <w:tcPr>
+            <w:tcW w:w="1502" w:type="dxa"/>
+          </w:tcPr>
+          <w:p>
+            <w:r>
+              <w:t>M-A-M</w:t>
+            </w:r>
+          </w:p>
+        </w:tc>
+        <w:tc>
+          <w:tcPr>
+            <w:tcW w:w="1058" w:type="dxa"/>
+          </w:tcPr>
+          <w:p/>
+        </w:tc>
+        <w:tc>
+          <w:tcPr>
+            <w:tcW w:w="1058" w:type="dxa"/>
+          </w:tcPr>
+          <w:p/>
+        </w:tc>
+        <w:tc>
+          <w:tcPr>
+            <w:tcW w:w="1530" w:type="dxa"/>
+          </w:tcPr>
+          <w:p/>
+        </w:tc>
+        <w:tc>
+          <w:tcPr>
+            <w:tcW w:w="1080" w:type="dxa"/>
+          </w:tcPr>
+          <w:p/>
+        </w:tc>
+        <w:tc>
+          <w:tcPr>
+            <w:tcW w:w="1642" w:type="dxa"/>
+          </w:tcPr>
+          <w:p/>
+        </w:tc>
+        <w:tc>
+          <w:tcPr>
+            <w:tcW w:w="1328" w:type="dxa"/>
+          </w:tcPr>
+          <w:p/>
+        </w:tc>
+        <w:tc>
+          <w:tcPr>
+            <w:tcW w:w="1350" w:type="dxa"/>
+          </w:tcPr>
+          <w:p/>
+        </w:tc>
+      </w:tr>
+      <w:tr>
+        <w:tc>
+          <w:tcPr>
+            <w:tcW w:w="1575" w:type="dxa"/>
+            <w:vMerge/>
+          </w:tcPr>
+          <w:p/>
+        </w:tc>
+        <w:tc>
+          <w:tcPr>
+            <w:tcW w:w="1502" w:type="dxa"/>
+          </w:tcPr>
+          <w:p>
+            <w:r>
+              <w:t xml:space="preserve">O-N-D </w:t>
+            </w:r>
+          </w:p>
+        </w:tc>
+        <w:tc>
+          <w:tcPr>
+            <w:tcW w:w="1058" w:type="dxa"/>
+          </w:tcPr>
+          <w:p/>
+        </w:tc>
+        <w:tc>
+          <w:tcPr>
+            <w:tcW w:w="1058" w:type="dxa"/>
+          </w:tcPr>
+          <w:p/>
+        </w:tc>
+        <w:tc>
+          <w:tcPr>
+            <w:tcW w:w="1530" w:type="dxa"/>
+          </w:tcPr>
+          <w:p/>
+        </w:tc>
+        <w:tc>
+          <w:tcPr>
+            <w:tcW w:w="1080" w:type="dxa"/>
+          </w:tcPr>
+          <w:p/>
+        </w:tc>
+        <w:tc>
+          <w:tcPr>
+            <w:tcW w:w="1642" w:type="dxa"/>
+          </w:tcPr>
+          <w:p/>
+        </w:tc>
+        <w:tc>
+          <w:tcPr>
+            <w:tcW w:w="1328" w:type="dxa"/>
+          </w:tcPr>
+          <w:p/>
+        </w:tc>
+        <w:tc>
+          <w:tcPr>
+            <w:tcW w:w="1350" w:type="dxa"/>
+          </w:tcPr>
+          <w:p/>
+        </w:tc>
+      </w:tr>
+      <w:tr>
+        <w:tc>
+          <w:tcPr>
+            <w:tcW w:w="1575" w:type="dxa"/>
+          </w:tcPr>
+          <w:p/>
+        </w:tc>
+        <w:tc>
+          <w:tcPr>
+            <w:tcW w:w="10548" w:type="dxa"/>
+            <w:gridSpan w:val="8"/>
+          </w:tcPr>
+          <w:p>
+            <w:pPr>
+              <w:jc w:val="center"/>
+              <w:rPr>
+                <w:b/>
+                <w:bCs/>
+              </w:rPr>
+            </w:pPr>
+            <w:r>
+              <w:rPr>
+                <w:b/>
+                <w:bCs/>
+              </w:rPr>
+              <w:t>Scenarios (near &amp; far future)</w:t>
+            </w:r>
+          </w:p>
+        </w:tc>
+      </w:tr>
+      <w:tr>
+        <w:tc>
+          <w:tcPr>
+            <w:tcW w:w="1575" w:type="dxa"/>
+            <w:vMerge w:val="restart"/>
+          </w:tcPr>
+          <w:p>
+            <w:r>
+              <w:t>RCP 4.5 – near future</w:t>
+            </w:r>
+          </w:p>
+        </w:tc>
+        <w:tc>
+          <w:tcPr>
+            <w:tcW w:w="1502" w:type="dxa"/>
+          </w:tcPr>
+          <w:p>
+            <w:r>
+              <w:t>M-A-M</w:t>
+            </w:r>
+          </w:p>
+        </w:tc>
+        <w:tc>
+          <w:tcPr>
+            <w:tcW w:w="1058" w:type="dxa"/>
+          </w:tcPr>
+          <w:p>
+            <w:r>
+              <w:t xml:space="preserve"> + X</w:t>
+            </w:r>
+          </w:p>
+        </w:tc>
+        <w:tc>
+          <w:tcPr>
+            <w:tcW w:w="1058" w:type="dxa"/>
+          </w:tcPr>
+          <w:p>
+            <w:r>
+              <w:t>+C</w:t>
+            </w:r>
+          </w:p>
+        </w:tc>
+        <w:tc>
+          <w:tcPr>
+            <w:tcW w:w="1530" w:type="dxa"/>
+          </w:tcPr>
+          <w:p/>
+        </w:tc>
+        <w:tc>
+          <w:tcPr>
+            <w:tcW w:w="1080" w:type="dxa"/>
+          </w:tcPr>
+          <w:p/>
+        </w:tc>
+        <w:tc>
+          <w:tcPr>
+            <w:tcW w:w="1642" w:type="dxa"/>
+          </w:tcPr>
+          <w:p/>
+        </w:tc>
+        <w:tc>
+          <w:tcPr>
+            <w:tcW w:w="1328" w:type="dxa"/>
+          </w:tcPr>
+          <w:p/>
+        </w:tc>
+        <w:tc>
+          <w:tcPr>
+            <w:tcW w:w="1350" w:type="dxa"/>
+          </w:tcPr>
+          <w:p/>
+        </w:tc>
+      </w:tr>
+      <w:tr>
+        <w:tc>
+          <w:tcPr>
+            <w:tcW w:w="1575" w:type="dxa"/>
+            <w:vMerge/>
+          </w:tcPr>
+          <w:p/>
+        </w:tc>
+        <w:tc>
+          <w:tcPr>
+            <w:tcW w:w="1502" w:type="dxa"/>
+          </w:tcPr>
+          <w:p>
+            <w:r>
+              <w:t xml:space="preserve">O-N-D </w:t>
+            </w:r>
+          </w:p>
+        </w:tc>
+        <w:tc>
+          <w:tcPr>
+            <w:tcW w:w="1058" w:type="dxa"/>
+          </w:tcPr>
+          <w:p>
+            <w:r>
+              <w:t>+ Y</w:t>
+            </w:r>
+          </w:p>
+        </w:tc>
+        <w:tc>
+          <w:tcPr>
+            <w:tcW w:w="1058" w:type="dxa"/>
+          </w:tcPr>
+          <w:p>
+            <w:r>
+              <w:t>+V</w:t>
+            </w:r>
+          </w:p>
+        </w:tc>
+        <w:tc>
+          <w:tcPr>
+            <w:tcW w:w="1530" w:type="dxa"/>
+          </w:tcPr>
+          <w:p/>
+        </w:tc>
+        <w:tc>
+          <w:tcPr>
+            <w:tcW w:w="1080" w:type="dxa"/>
+          </w:tcPr>
+          <w:p/>
+        </w:tc>
+        <w:tc>
+          <w:tcPr>
+            <w:tcW w:w="1642" w:type="dxa"/>
+          </w:tcPr>
+          <w:p/>
+        </w:tc>
+        <w:tc>
+          <w:tcPr>
+            <w:tcW w:w="1328" w:type="dxa"/>
+          </w:tcPr>
+          <w:p/>
+        </w:tc>
+        <w:tc>
+          <w:tcPr>
+            <w:tcW w:w="1350" w:type="dxa"/>
+          </w:tcPr>
+          <w:p/>
+        </w:tc>
+      </w:tr>
+      <w:tr>
+        <w:tc>
+          <w:tcPr>
+            <w:tcW w:w="1575" w:type="dxa"/>
+            <w:vMerge w:val="restart"/>
+          </w:tcPr>
+          <w:p>
+            <w:r>
+              <w:t xml:space="preserve">RCP </w:t>
+            </w:r>
+            <w:r>
+              <w:t>8</w:t>
+            </w:r>
+            <w:r>
+              <w:t>.5 – near future</w:t>
+            </w:r>
+          </w:p>
+        </w:tc>
+        <w:tc>
+          <w:tcPr>
+            <w:tcW w:w="1502" w:type="dxa"/>
+          </w:tcPr>
+          <w:p>
+            <w:r>
+              <w:t>M-A-M</w:t>
+            </w:r>
+          </w:p>
+        </w:tc>
+        <w:tc>
+          <w:tcPr>
+            <w:tcW w:w="1058" w:type="dxa"/>
+          </w:tcPr>
+          <w:p/>
+        </w:tc>
+        <w:tc>
+          <w:tcPr>
+            <w:tcW w:w="1058" w:type="dxa"/>
+          </w:tcPr>
+          <w:p/>
+        </w:tc>
+        <w:tc>
+          <w:tcPr>
+            <w:tcW w:w="1530" w:type="dxa"/>
+          </w:tcPr>
+          <w:p/>
+        </w:tc>
+        <w:tc>
+          <w:tcPr>
+            <w:tcW w:w="1080" w:type="dxa"/>
+          </w:tcPr>
+          <w:p/>
+        </w:tc>
+        <w:tc>
+          <w:tcPr>
+            <w:tcW w:w="1642" w:type="dxa"/>
+          </w:tcPr>
+          <w:p/>
+        </w:tc>
+        <w:tc>
+          <w:tcPr>
+            <w:tcW w:w="1328" w:type="dxa"/>
+          </w:tcPr>
+          <w:p/>
+        </w:tc>
+        <w:tc>
+          <w:tcPr>
+            <w:tcW w:w="1350" w:type="dxa"/>
+          </w:tcPr>
+          <w:p/>
+        </w:tc>
+      </w:tr>
+      <w:tr>
+        <w:tc>
+          <w:tcPr>
+            <w:tcW w:w="1575" w:type="dxa"/>
+            <w:vMerge/>
+          </w:tcPr>
+          <w:p/>
+        </w:tc>
+        <w:tc>
+          <w:tcPr>
+            <w:tcW w:w="1502" w:type="dxa"/>
+          </w:tcPr>
+          <w:p>
+            <w:r>
+              <w:t xml:space="preserve">O-N-D </w:t>
+            </w:r>
+          </w:p>
+        </w:tc>
+        <w:tc>
+          <w:tcPr>
+            <w:tcW w:w="1058" w:type="dxa"/>
+          </w:tcPr>
+          <w:p/>
+        </w:tc>
+        <w:tc>
+          <w:tcPr>
+            <w:tcW w:w="1058" w:type="dxa"/>
+          </w:tcPr>
+          <w:p/>
+        </w:tc>
+        <w:tc>
+          <w:tcPr>
+            <w:tcW w:w="1530" w:type="dxa"/>
+          </w:tcPr>
+          <w:p/>
+        </w:tc>
+        <w:tc>
+          <w:tcPr>
+            <w:tcW w:w="1080" w:type="dxa"/>
+          </w:tcPr>
+          <w:p/>
+        </w:tc>
+        <w:tc>
+          <w:tcPr>
+            <w:tcW w:w="1642" w:type="dxa"/>
+          </w:tcPr>
+          <w:p/>
+        </w:tc>
+        <w:tc>
+          <w:tcPr>
+            <w:tcW w:w="1328" w:type="dxa"/>
+          </w:tcPr>
+          <w:p/>
+        </w:tc>
+        <w:tc>
+          <w:tcPr>
+            <w:tcW w:w="1350" w:type="dxa"/>
+          </w:tcPr>
+          <w:p/>
+        </w:tc>
+      </w:tr>
+      <w:tr>
+        <w:tc>
+          <w:tcPr>
+            <w:tcW w:w="1575" w:type="dxa"/>
+          </w:tcPr>
+          <w:p/>
+        </w:tc>
+        <w:tc>
+          <w:tcPr>
+            <w:tcW w:w="1502" w:type="dxa"/>
+          </w:tcPr>
+          <w:p/>
+        </w:tc>
+        <w:tc>
+          <w:tcPr>
+            <w:tcW w:w="1058" w:type="dxa"/>
+          </w:tcPr>
+          <w:p/>
+        </w:tc>
+        <w:tc>
+          <w:tcPr>
+            <w:tcW w:w="1058" w:type="dxa"/>
+          </w:tcPr>
+          <w:p/>
+        </w:tc>
+        <w:tc>
+          <w:tcPr>
+            <w:tcW w:w="1530" w:type="dxa"/>
+          </w:tcPr>
+          <w:p/>
+        </w:tc>
+        <w:tc>
+          <w:tcPr>
+            <w:tcW w:w="1080" w:type="dxa"/>
+          </w:tcPr>
+          <w:p/>
+        </w:tc>
+        <w:tc>
+          <w:tcPr>
+            <w:tcW w:w="1642" w:type="dxa"/>
+          </w:tcPr>
+          <w:p/>
+        </w:tc>
+        <w:tc>
+          <w:tcPr>
+            <w:tcW w:w="1328" w:type="dxa"/>
+          </w:tcPr>
+          <w:p/>
+        </w:tc>
+        <w:tc>
+          <w:tcPr>
+            <w:tcW w:w="1350" w:type="dxa"/>
           </w:tcPr>
           <w:p/>
         </w:tc>
       </w:tr>
     </w:tbl>
-    <w:p/>
+    <w:p>
+      <w:pPr>
+        <w:rPr>
+          <w:vertAlign w:val="superscript"/>
+        </w:rPr>
+      </w:pPr>
+      <w:r>
+        <w:t xml:space="preserve">Notes: </w:t>
+      </w:r>
+      <w:r>
+        <w:rPr>
+          <w:vertAlign w:val="superscript"/>
+        </w:rPr>
+        <w:t xml:space="preserve">1 </w:t>
+      </w:r>
+      <w:r>
+        <w:t>Mutually inclusive</w:t>
+      </w:r>
+      <w:r>
+        <w:t xml:space="preserve">. </w:t>
+      </w:r>
+      <w:r>
+        <w:rPr>
+          <w:vertAlign w:val="superscript"/>
+        </w:rPr>
+        <w:t xml:space="preserve">2 </w:t>
+      </w:r>
+    </w:p>
     <w:sectPr>
       <w:pgSz w:w="16838" w:h="11906" w:orient="landscape"/>
       <w:pgMar w:top="1440" w:right="1440" w:bottom="1440" w:left="1440" w:header="706" w:footer="706" w:gutter="0"/>
@@ -868,6 +2081,119 @@
     </w:lvl>
   </w:abstractNum>
   <w:abstractNum w:abstractNumId="2" w15:restartNumberingAfterBreak="0">
+    <w:nsid w:val="63272CD6"/>
+    <w:multiLevelType w:val="hybridMultilevel"/>
+    <w:tmpl w:val="2A66DB0E"/>
+    <w:lvl w:ilvl="0" w:tplc="5F022D6E">
+      <w:start w:val="15"/>
+      <w:numFmt w:val="bullet"/>
+      <w:lvlText w:val=""/>
+      <w:lvlJc w:val="left"/>
+      <w:pPr>
+        <w:ind w:left="720" w:hanging="360"/>
+      </w:pPr>
+      <w:rPr>
+        <w:rFonts w:ascii="Wingdings" w:eastAsiaTheme="minorHAnsi" w:hAnsi="Wingdings" w:cstheme="minorBidi" w:hint="default"/>
+      </w:rPr>
+    </w:lvl>
+    <w:lvl w:ilvl="1" w:tplc="08090003" w:tentative="1">
+      <w:start w:val="1"/>
+      <w:numFmt w:val="bullet"/>
+      <w:lvlText w:val="o"/>
+      <w:lvlJc w:val="left"/>
+      <w:pPr>
+        <w:ind w:left="1440" w:hanging="360"/>
+      </w:pPr>
+      <w:rPr>
+        <w:rFonts w:ascii="Courier New" w:hAnsi="Courier New" w:cs="Courier New" w:hint="default"/>
+      </w:rPr>
+    </w:lvl>
+    <w:lvl w:ilvl="2" w:tplc="08090005" w:tentative="1">
+      <w:start w:val="1"/>
+      <w:numFmt w:val="bullet"/>
+      <w:lvlText w:val=""/>
+      <w:lvlJc w:val="left"/>
+      <w:pPr>
+        <w:ind w:left="2160" w:hanging="360"/>
+      </w:pPr>
+      <w:rPr>
+        <w:rFonts w:ascii="Wingdings" w:hAnsi="Wingdings" w:hint="default"/>
+      </w:rPr>
+    </w:lvl>
+    <w:lvl w:ilvl="3" w:tplc="08090001" w:tentative="1">
+      <w:start w:val="1"/>
+      <w:numFmt w:val="bullet"/>
+      <w:lvlText w:val=""/>
+      <w:lvlJc w:val="left"/>
+      <w:pPr>
+        <w:ind w:left="2880" w:hanging="360"/>
+      </w:pPr>
+      <w:rPr>
+        <w:rFonts w:ascii="Symbol" w:hAnsi="Symbol" w:hint="default"/>
+      </w:rPr>
+    </w:lvl>
+    <w:lvl w:ilvl="4" w:tplc="08090003" w:tentative="1">
+      <w:start w:val="1"/>
+      <w:numFmt w:val="bullet"/>
+      <w:lvlText w:val="o"/>
+      <w:lvlJc w:val="left"/>
+      <w:pPr>
+        <w:ind w:left="3600" w:hanging="360"/>
+      </w:pPr>
+      <w:rPr>
+        <w:rFonts w:ascii="Courier New" w:hAnsi="Courier New" w:cs="Courier New" w:hint="default"/>
+      </w:rPr>
+    </w:lvl>
+    <w:lvl w:ilvl="5" w:tplc="08090005" w:tentative="1">
+      <w:start w:val="1"/>
+      <w:numFmt w:val="bullet"/>
+      <w:lvlText w:val=""/>
+      <w:lvlJc w:val="left"/>
+      <w:pPr>
+        <w:ind w:left="4320" w:hanging="360"/>
+      </w:pPr>
+      <w:rPr>
+        <w:rFonts w:ascii="Wingdings" w:hAnsi="Wingdings" w:hint="default"/>
+      </w:rPr>
+    </w:lvl>
+    <w:lvl w:ilvl="6" w:tplc="08090001" w:tentative="1">
+      <w:start w:val="1"/>
+      <w:numFmt w:val="bullet"/>
+      <w:lvlText w:val=""/>
+      <w:lvlJc w:val="left"/>
+      <w:pPr>
+        <w:ind w:left="5040" w:hanging="360"/>
+      </w:pPr>
+      <w:rPr>
+        <w:rFonts w:ascii="Symbol" w:hAnsi="Symbol" w:hint="default"/>
+      </w:rPr>
+    </w:lvl>
+    <w:lvl w:ilvl="7" w:tplc="08090003" w:tentative="1">
+      <w:start w:val="1"/>
+      <w:numFmt w:val="bullet"/>
+      <w:lvlText w:val="o"/>
+      <w:lvlJc w:val="left"/>
+      <w:pPr>
+        <w:ind w:left="5760" w:hanging="360"/>
+      </w:pPr>
+      <w:rPr>
+        <w:rFonts w:ascii="Courier New" w:hAnsi="Courier New" w:cs="Courier New" w:hint="default"/>
+      </w:rPr>
+    </w:lvl>
+    <w:lvl w:ilvl="8" w:tplc="08090005" w:tentative="1">
+      <w:start w:val="1"/>
+      <w:numFmt w:val="bullet"/>
+      <w:lvlText w:val=""/>
+      <w:lvlJc w:val="left"/>
+      <w:pPr>
+        <w:ind w:left="6480" w:hanging="360"/>
+      </w:pPr>
+      <w:rPr>
+        <w:rFonts w:ascii="Wingdings" w:hAnsi="Wingdings" w:hint="default"/>
+      </w:rPr>
+    </w:lvl>
+  </w:abstractNum>
+  <w:abstractNum w:abstractNumId="3" w15:restartNumberingAfterBreak="0">
     <w:nsid w:val="7350172D"/>
     <w:multiLevelType w:val="hybridMultilevel"/>
     <w:tmpl w:val="94F2B5B0"/>
@@ -980,7 +2306,7 @@
       </w:rPr>
     </w:lvl>
   </w:abstractNum>
-  <w:abstractNum w:abstractNumId="3" w15:restartNumberingAfterBreak="0">
+  <w:abstractNum w:abstractNumId="4" w15:restartNumberingAfterBreak="0">
     <w:nsid w:val="7627186F"/>
     <w:multiLevelType w:val="hybridMultilevel"/>
     <w:tmpl w:val="F40AA862"/>
@@ -1100,10 +2426,13 @@
     <w:abstractNumId w:val="0"/>
   </w:num>
   <w:num w:numId="3" w16cid:durableId="1034113046">
-    <w:abstractNumId w:val="2"/>
+    <w:abstractNumId w:val="3"/>
   </w:num>
   <w:num w:numId="4" w16cid:durableId="1986814834">
-    <w:abstractNumId w:val="3"/>
+    <w:abstractNumId w:val="4"/>
+  </w:num>
+  <w:num w:numId="5" w16cid:durableId="428505901">
+    <w:abstractNumId w:val="2"/>
   </w:num>
 </w:numbering>
 </file>
@@ -2055,6 +3384,16 @@
       </w:tblBorders>
     </w:tblPr>
   </w:style>
+  <w:style w:type="character" w:styleId="PlaceholderText">
+    <w:name w:val="Placeholder Text"/>
+    <w:basedOn w:val="DefaultParagraphFont"/>
+    <w:uiPriority w:val="99"/>
+    <w:semiHidden/>
+    <w:rsid w:val="00307380"/>
+    <w:rPr>
+      <w:color w:val="666666"/>
+    </w:rPr>
+  </w:style>
 </w:styles>
 </file>
 

--- a/projects/KE_Kapiti_Eddy_July/KE_Kapiti_output_eddy/R_scripts/Climate.modelling.tables.docx
+++ b/projects/KE_Kapiti_Eddy_July/KE_Kapiti_output_eddy/R_scripts/Climate.modelling.tables.docx
@@ -3,483 +3,1618 @@
 <w:document xmlns:wpc="http://schemas.microsoft.com/office/word/2010/wordprocessingCanvas" xmlns:cx="http://schemas.microsoft.com/office/drawing/2014/chartex" xmlns:cx1="http://schemas.microsoft.com/office/drawing/2015/9/8/chartex" xmlns:cx2="http://schemas.microsoft.com/office/drawing/2015/10/21/chartex" xmlns:cx3="http://schemas.microsoft.com/office/drawing/2016/5/9/chartex" xmlns:cx4="http://schemas.microsoft.com/office/drawing/2016/5/10/chartex" xmlns:cx5="http://schemas.microsoft.com/office/drawing/2016/5/11/chartex" xmlns:cx6="http://schemas.microsoft.com/office/drawing/2016/5/12/chartex" xmlns:cx7="http://schemas.microsoft.com/office/drawing/2016/5/13/chartex" xmlns:cx8="http://schemas.microsoft.com/office/drawing/2016/5/14/chartex" xmlns:mc="http://schemas.openxmlformats.org/markup-compatibility/2006" xmlns:aink="http://schemas.microsoft.com/office/drawing/2016/ink" xmlns:am3d="http://schemas.microsoft.com/office/drawing/2017/model3d" xmlns:o="urn:schemas-microsoft-com:office:office" xmlns:oel="http://schemas.microsoft.com/office/2019/extlst" xmlns:r="http://schemas.openxmlformats.org/officeDocument/2006/relationships" xmlns:m="http://schemas.openxmlformats.org/officeDocument/2006/math" xmlns:v="urn:schemas-microsoft-com:vml" xmlns:wp14="http://schemas.microsoft.com/office/word/2010/wordprocessingDrawing" xmlns:wp="http://schemas.openxmlformats.org/drawingml/2006/wordprocessingDrawing" xmlns:w10="urn:schemas-microsoft-com:office:word" xmlns:w="http://schemas.openxmlformats.org/wordprocessingml/2006/main" xmlns:w14="http://schemas.microsoft.com/office/word/2010/wordml" xmlns:w15="http://schemas.microsoft.com/office/word/2012/wordml" xmlns:w16cex="http://schemas.microsoft.com/office/word/2018/wordml/cex" xmlns:w16cid="http://schemas.microsoft.com/office/word/2016/wordml/cid" xmlns:w16="http://schemas.microsoft.com/office/word/2018/wordml" xmlns:w16du="http://schemas.microsoft.com/office/word/2023/wordml/word16du" xmlns:w16sdtdh="http://schemas.microsoft.com/office/word/2020/wordml/sdtdatahash" xmlns:w16sdtfl="http://schemas.microsoft.com/office/word/2024/wordml/sdtformatlock" xmlns:w16se="http://schemas.microsoft.com/office/word/2015/wordml/symex" xmlns:wpg="http://schemas.microsoft.com/office/word/2010/wordprocessingGroup" xmlns:wpi="http://schemas.microsoft.com/office/word/2010/wordprocessingInk" xmlns:wne="http://schemas.microsoft.com/office/word/2006/wordml" xmlns:wps="http://schemas.microsoft.com/office/word/2010/wordprocessingShape" mc:Ignorable="w14 w15 w16se w16cid w16 w16cex w16sdtdh w16sdtfl w16du wp14">
   <w:body>
     <w:p>
+      <w:pPr>
+        <w:rPr>
+          <w:rFonts w:ascii="Arial" w:hAnsi="Arial" w:cs="Arial"/>
+        </w:rPr>
+      </w:pPr>
       <w:r>
+        <w:rPr>
+          <w:rFonts w:ascii="Arial" w:hAnsi="Arial" w:cs="Arial"/>
+        </w:rPr>
         <w:t>Methods description</w:t>
       </w:r>
     </w:p>
-    <w:p/>
     <w:p>
+      <w:pPr>
+        <w:rPr>
+          <w:rFonts w:ascii="Arial" w:hAnsi="Arial" w:cs="Arial"/>
+        </w:rPr>
+      </w:pPr>
+    </w:p>
+    <w:p>
+      <w:pPr>
+        <w:rPr>
+          <w:rFonts w:ascii="Arial" w:hAnsi="Arial" w:cs="Arial"/>
+        </w:rPr>
+      </w:pPr>
       <w:r>
+        <w:rPr>
+          <w:rFonts w:ascii="Arial" w:hAnsi="Arial" w:cs="Arial"/>
+        </w:rPr>
         <w:t>Data generating process was run to simulate annual rainfall regimes. This took the observational data as a baseline (Table) and simulated future rainfall based on the frequency and severity of rain events in coordination with projected data based on an ensemble of GCMs (</w:t>
       </w:r>
       <w:proofErr w:type="spellStart"/>
       <w:r>
+        <w:rPr>
+          <w:rFonts w:ascii="Arial" w:hAnsi="Arial" w:cs="Arial"/>
+        </w:rPr>
         <w:t>Ayuki</w:t>
       </w:r>
       <w:proofErr w:type="spellEnd"/>
       <w:r>
-        <w:t xml:space="preserve"> et al. )</w:t>
+        <w:rPr>
+          <w:rFonts w:ascii="Arial" w:hAnsi="Arial" w:cs="Arial"/>
+        </w:rPr>
+        <w:t xml:space="preserve"> </w:t>
       </w:r>
+      <w:proofErr w:type="gramStart"/>
       <w:r>
+        <w:rPr>
+          <w:rFonts w:ascii="Arial" w:hAnsi="Arial" w:cs="Arial"/>
+        </w:rPr>
+        <w:t>et al. )</w:t>
+      </w:r>
+      <w:proofErr w:type="gramEnd"/>
+      <w:r>
+        <w:rPr>
+          <w:rFonts w:ascii="Arial" w:hAnsi="Arial" w:cs="Arial"/>
+        </w:rPr>
         <w:t xml:space="preserve">. According to this framework, extreme or anomalous rainfall events include days </w:t>
       </w:r>
       <w:proofErr w:type="spellStart"/>
       <w:r>
+        <w:rPr>
+          <w:rFonts w:ascii="Arial" w:hAnsi="Arial" w:cs="Arial"/>
+        </w:rPr>
         <w:t>wth</w:t>
       </w:r>
       <w:proofErr w:type="spellEnd"/>
       <w:r>
+        <w:rPr>
+          <w:rFonts w:ascii="Arial" w:hAnsi="Arial" w:cs="Arial"/>
+        </w:rPr>
         <w:t xml:space="preserve"> &gt; 20 mm and &gt; 95</w:t>
       </w:r>
       <w:r>
         <w:rPr>
+          <w:rFonts w:ascii="Arial" w:hAnsi="Arial" w:cs="Arial"/>
           <w:vertAlign w:val="superscript"/>
         </w:rPr>
         <w:t>th</w:t>
       </w:r>
       <w:r>
-        <w:t xml:space="preserve"> percentile (among all ‘wet’ days – days with &gt; 0 rainfall). In the data generating process, we first specified as a random number generator the quantity of days per category randomly throughout the O-N-D and M-A-M seasons, and then specified the rainfall on those days based on the observed means and standard deviations (Table – Period average column). To represent scenarios, we modified these based on the near and far future projections for the same parameters provided by </w:t>
+        <w:rPr>
+          <w:rFonts w:ascii="Arial" w:hAnsi="Arial" w:cs="Arial"/>
+        </w:rPr>
+        <w:t xml:space="preserve"> percentile (among all ‘wet’ days – days with &gt; 0 rainfall). In the data generating process, we first specified as a random number generator the quantity of days per category randomly throughout the O-N-D and M-A-M </w:t>
+      </w:r>
+      <w:proofErr w:type="gramStart"/>
+      <w:r>
+        <w:rPr>
+          <w:rFonts w:ascii="Arial" w:hAnsi="Arial" w:cs="Arial"/>
+        </w:rPr>
+        <w:t>seasons, and</w:t>
+      </w:r>
+      <w:proofErr w:type="gramEnd"/>
+      <w:r>
+        <w:rPr>
+          <w:rFonts w:ascii="Arial" w:hAnsi="Arial" w:cs="Arial"/>
+        </w:rPr>
+        <w:t xml:space="preserve"> then specified the rainfall on those days based on the observed means and standard deviations (Table – Period average column). To represent scenarios, we modified these based on the near and far future projections for the same parameters provided by </w:t>
       </w:r>
       <w:proofErr w:type="spellStart"/>
       <w:r>
+        <w:rPr>
+          <w:rFonts w:ascii="Arial" w:hAnsi="Arial" w:cs="Arial"/>
+        </w:rPr>
         <w:t>Ayuki</w:t>
       </w:r>
       <w:proofErr w:type="spellEnd"/>
       <w:r>
-        <w:t xml:space="preserve"> et al. (), summarized in rows _ to _ of Table . </w:t>
+        <w:rPr>
+          <w:rFonts w:ascii="Arial" w:hAnsi="Arial" w:cs="Arial"/>
+        </w:rPr>
+        <w:t xml:space="preserve"> et al. (), summarized in rows _ to _ of </w:t>
+      </w:r>
+      <w:proofErr w:type="gramStart"/>
+      <w:r>
+        <w:rPr>
+          <w:rFonts w:ascii="Arial" w:hAnsi="Arial" w:cs="Arial"/>
+        </w:rPr>
+        <w:t>Table .</w:t>
+      </w:r>
+      <w:proofErr w:type="gramEnd"/>
+      <w:r>
+        <w:rPr>
+          <w:rFonts w:ascii="Arial" w:hAnsi="Arial" w:cs="Arial"/>
+        </w:rPr>
+        <w:t xml:space="preserve"> </w:t>
       </w:r>
     </w:p>
-    <w:p/>
-    <w:p/>
-    <w:p/>
-    <w:p/>
-    <w:p/>
-    <w:p/>
-    <w:p/>
-    <w:p/>
-    <w:p/>
-    <w:p/>
-    <w:p/>
-    <w:p/>
-    <w:p/>
     <w:p>
+      <w:pPr>
+        <w:rPr>
+          <w:rFonts w:ascii="Arial" w:hAnsi="Arial" w:cs="Arial"/>
+        </w:rPr>
+      </w:pPr>
+    </w:p>
+    <w:p>
+      <w:pPr>
+        <w:rPr>
+          <w:rFonts w:ascii="Arial" w:hAnsi="Arial" w:cs="Arial"/>
+        </w:rPr>
+      </w:pPr>
+    </w:p>
+    <w:p>
+      <w:pPr>
+        <w:rPr>
+          <w:rFonts w:ascii="Arial" w:hAnsi="Arial" w:cs="Arial"/>
+        </w:rPr>
+      </w:pPr>
+    </w:p>
+    <w:p>
+      <w:pPr>
+        <w:rPr>
+          <w:rFonts w:ascii="Arial" w:hAnsi="Arial" w:cs="Arial"/>
+        </w:rPr>
+      </w:pPr>
+    </w:p>
+    <w:p>
+      <w:pPr>
+        <w:rPr>
+          <w:rFonts w:ascii="Arial" w:hAnsi="Arial" w:cs="Arial"/>
+        </w:rPr>
+      </w:pPr>
+    </w:p>
+    <w:p>
+      <w:pPr>
+        <w:rPr>
+          <w:rFonts w:ascii="Arial" w:hAnsi="Arial" w:cs="Arial"/>
+        </w:rPr>
+      </w:pPr>
+    </w:p>
+    <w:p>
+      <w:pPr>
+        <w:rPr>
+          <w:rFonts w:ascii="Arial" w:hAnsi="Arial" w:cs="Arial"/>
+        </w:rPr>
+      </w:pPr>
+    </w:p>
+    <w:p>
+      <w:pPr>
+        <w:rPr>
+          <w:rFonts w:ascii="Arial" w:hAnsi="Arial" w:cs="Arial"/>
+        </w:rPr>
+      </w:pPr>
+    </w:p>
+    <w:p>
+      <w:pPr>
+        <w:rPr>
+          <w:rFonts w:ascii="Arial" w:hAnsi="Arial" w:cs="Arial"/>
+        </w:rPr>
+      </w:pPr>
+    </w:p>
+    <w:p>
+      <w:pPr>
+        <w:rPr>
+          <w:rFonts w:ascii="Arial" w:hAnsi="Arial" w:cs="Arial"/>
+        </w:rPr>
+      </w:pPr>
+    </w:p>
+    <w:p>
+      <w:pPr>
+        <w:rPr>
+          <w:rFonts w:ascii="Arial" w:hAnsi="Arial" w:cs="Arial"/>
+        </w:rPr>
+      </w:pPr>
+    </w:p>
+    <w:p>
+      <w:pPr>
+        <w:rPr>
+          <w:rFonts w:ascii="Arial" w:hAnsi="Arial" w:cs="Arial"/>
+        </w:rPr>
+      </w:pPr>
+    </w:p>
+    <w:p>
+      <w:pPr>
+        <w:rPr>
+          <w:rFonts w:ascii="Arial" w:hAnsi="Arial" w:cs="Arial"/>
+        </w:rPr>
+      </w:pPr>
+    </w:p>
+    <w:p>
+      <w:pPr>
+        <w:rPr>
+          <w:rFonts w:ascii="Arial" w:hAnsi="Arial" w:cs="Arial"/>
+          <w:b/>
+          <w:bCs/>
+        </w:rPr>
+      </w:pPr>
+      <w:proofErr w:type="gramStart"/>
       <w:r>
+        <w:rPr>
+          <w:rFonts w:ascii="Arial" w:hAnsi="Arial" w:cs="Arial"/>
+          <w:b/>
+          <w:bCs/>
+        </w:rPr>
         <w:lastRenderedPageBreak/>
-        <w:t xml:space="preserve">Table : </w:t>
+        <w:t>Table :</w:t>
+      </w:r>
+      <w:proofErr w:type="gramEnd"/>
+      <w:r>
+        <w:rPr>
+          <w:rFonts w:ascii="Arial" w:hAnsi="Arial" w:cs="Arial"/>
+          <w:b/>
+          <w:bCs/>
+        </w:rPr>
+        <w:t xml:space="preserve"> </w:t>
+      </w:r>
+      <w:r>
+        <w:rPr>
+          <w:rFonts w:ascii="Arial" w:hAnsi="Arial" w:cs="Arial"/>
+          <w:b/>
+          <w:bCs/>
+        </w:rPr>
+        <w:t xml:space="preserve"> </w:t>
+      </w:r>
+      <w:r>
+        <w:rPr>
+          <w:rFonts w:ascii="Arial" w:hAnsi="Arial" w:cs="Arial"/>
+        </w:rPr>
+        <w:t xml:space="preserve">Comparison </w:t>
+      </w:r>
+      <w:proofErr w:type="gramStart"/>
+      <w:r>
+        <w:rPr>
+          <w:rFonts w:ascii="Arial" w:hAnsi="Arial" w:cs="Arial"/>
+        </w:rPr>
+        <w:t>of  rainfall</w:t>
+      </w:r>
+      <w:proofErr w:type="gramEnd"/>
+      <w:r>
+        <w:rPr>
+          <w:rFonts w:ascii="Arial" w:hAnsi="Arial" w:cs="Arial"/>
+        </w:rPr>
+        <w:t xml:space="preserve"> statistics for ‘baseline’ observed (July 2018 – December 2024) with near and far future projected under various climate scenarios.</w:t>
+      </w:r>
+      <w:r>
+        <w:rPr>
+          <w:rFonts w:ascii="Arial" w:hAnsi="Arial" w:cs="Arial"/>
+          <w:b/>
+          <w:bCs/>
+        </w:rPr>
+        <w:t xml:space="preserve"> </w:t>
       </w:r>
     </w:p>
     <w:tbl>
       <w:tblPr>
         <w:tblStyle w:val="TableGrid"/>
         <w:tblW w:w="0" w:type="auto"/>
+        <w:tblLayout w:type="fixed"/>
         <w:tblLook w:val="04A0" w:firstRow="1" w:lastRow="0" w:firstColumn="1" w:lastColumn="0" w:noHBand="0" w:noVBand="1"/>
       </w:tblPr>
       <w:tblGrid>
-        <w:gridCol w:w="1575"/>
-        <w:gridCol w:w="1502"/>
-        <w:gridCol w:w="1058"/>
-        <w:gridCol w:w="1058"/>
-        <w:gridCol w:w="1530"/>
-        <w:gridCol w:w="1080"/>
-        <w:gridCol w:w="1642"/>
-        <w:gridCol w:w="1328"/>
-        <w:gridCol w:w="1350"/>
+        <w:gridCol w:w="1523"/>
+        <w:gridCol w:w="719"/>
+        <w:gridCol w:w="690"/>
+        <w:gridCol w:w="1004"/>
+        <w:gridCol w:w="766"/>
+        <w:gridCol w:w="1335"/>
+        <w:gridCol w:w="762"/>
+        <w:gridCol w:w="1319"/>
+        <w:gridCol w:w="718"/>
+        <w:gridCol w:w="690"/>
+        <w:gridCol w:w="1000"/>
+        <w:gridCol w:w="690"/>
+        <w:gridCol w:w="1112"/>
+        <w:gridCol w:w="690"/>
+        <w:gridCol w:w="930"/>
       </w:tblGrid>
       <w:tr>
         <w:tc>
           <w:tcPr>
-            <w:tcW w:w="1575" w:type="dxa"/>
+            <w:tcW w:w="1523" w:type="dxa"/>
             <w:vMerge w:val="restart"/>
           </w:tcPr>
           <w:p>
             <w:pPr>
               <w:rPr>
+                <w:rFonts w:ascii="Arial" w:hAnsi="Arial" w:cs="Arial"/>
                 <w:b/>
                 <w:bCs/>
               </w:rPr>
             </w:pPr>
             <w:r>
               <w:rPr>
+                <w:rFonts w:ascii="Arial" w:hAnsi="Arial" w:cs="Arial"/>
                 <w:b/>
                 <w:bCs/>
               </w:rPr>
-              <w:t>Year/period</w:t>
-            </w:r>
-            <w:r>
-              <w:rPr>
+              <w:t>Year/period/</w:t>
+            </w:r>
+          </w:p>
+          <w:p>
+            <w:pPr>
+              <w:rPr>
+                <w:rFonts w:ascii="Arial" w:hAnsi="Arial" w:cs="Arial"/>
                 <w:b/>
                 <w:bCs/>
               </w:rPr>
-              <w:t>/</w:t>
-            </w:r>
-          </w:p>
-          <w:p>
-            <w:pPr>
-              <w:rPr>
+            </w:pPr>
+            <w:r>
+              <w:rPr>
+                <w:rFonts w:ascii="Arial" w:hAnsi="Arial" w:cs="Arial"/>
                 <w:b/>
                 <w:bCs/>
               </w:rPr>
-            </w:pPr>
-            <w:r>
-              <w:rPr>
+              <w:t>scenario</w:t>
+            </w:r>
+          </w:p>
+        </w:tc>
+        <w:tc>
+          <w:tcPr>
+            <w:tcW w:w="6595" w:type="dxa"/>
+            <w:gridSpan w:val="7"/>
+          </w:tcPr>
+          <w:p>
+            <w:pPr>
+              <w:jc w:val="center"/>
+              <w:rPr>
+                <w:rFonts w:ascii="Arial" w:hAnsi="Arial" w:cs="Arial"/>
                 <w:b/>
                 <w:bCs/>
               </w:rPr>
-              <w:t>scenario</w:t>
-            </w:r>
-          </w:p>
-        </w:tc>
-        <w:tc>
-          <w:tcPr>
-            <w:tcW w:w="1502" w:type="dxa"/>
-            <w:vMerge w:val="restart"/>
-          </w:tcPr>
-          <w:p>
-            <w:pPr>
-              <w:rPr>
+            </w:pPr>
+            <w:r>
+              <w:rPr>
+                <w:rFonts w:ascii="Arial" w:hAnsi="Arial" w:cs="Arial"/>
                 <w:b/>
                 <w:bCs/>
               </w:rPr>
-            </w:pPr>
-            <w:r>
-              <w:rPr>
+              <w:t>March–April–May ‘long rains’</w:t>
+            </w:r>
+          </w:p>
+        </w:tc>
+        <w:tc>
+          <w:tcPr>
+            <w:tcW w:w="5830" w:type="dxa"/>
+            <w:gridSpan w:val="7"/>
+          </w:tcPr>
+          <w:p>
+            <w:pPr>
+              <w:jc w:val="center"/>
+              <w:rPr>
+                <w:rFonts w:ascii="Arial" w:hAnsi="Arial" w:cs="Arial"/>
                 <w:b/>
                 <w:bCs/>
               </w:rPr>
-              <w:t>Season</w:t>
-            </w:r>
-          </w:p>
-        </w:tc>
-        <w:tc>
-          <w:tcPr>
-            <w:tcW w:w="1058" w:type="dxa"/>
-            <w:vMerge w:val="restart"/>
-          </w:tcPr>
-          <w:p>
-            <w:pPr>
-              <w:jc w:val="center"/>
-              <w:rPr>
+            </w:pPr>
+            <w:r>
+              <w:rPr>
+                <w:rFonts w:ascii="Arial" w:hAnsi="Arial" w:cs="Arial"/>
                 <w:b/>
                 <w:bCs/>
               </w:rPr>
-            </w:pPr>
-            <w:r>
-              <w:rPr>
+              <w:t>October</w:t>
+            </w:r>
+            <w:r>
+              <w:rPr>
+                <w:rFonts w:ascii="Arial" w:hAnsi="Arial" w:cs="Arial"/>
                 <w:b/>
                 <w:bCs/>
               </w:rPr>
-              <w:t xml:space="preserve">Total rainfall </w:t>
-            </w:r>
-            <w:r>
-              <w:t>(mm)</w:t>
-            </w:r>
-          </w:p>
-        </w:tc>
-        <w:tc>
-          <w:tcPr>
-            <w:tcW w:w="2588" w:type="dxa"/>
-            <w:gridSpan w:val="2"/>
-          </w:tcPr>
-          <w:p>
-            <w:pPr>
-              <w:jc w:val="center"/>
-              <w:rPr>
+              <w:t>–</w:t>
+            </w:r>
+            <w:r>
+              <w:rPr>
+                <w:rFonts w:ascii="Arial" w:hAnsi="Arial" w:cs="Arial"/>
                 <w:b/>
                 <w:bCs/>
               </w:rPr>
-            </w:pPr>
-            <w:r>
-              <w:rPr>
+              <w:t>November-December</w:t>
+            </w:r>
+            <w:r>
+              <w:rPr>
+                <w:rFonts w:ascii="Arial" w:hAnsi="Arial" w:cs="Arial"/>
                 <w:b/>
                 <w:bCs/>
               </w:rPr>
-              <w:t>Wet days*</w:t>
-            </w:r>
-          </w:p>
-        </w:tc>
-        <w:tc>
-          <w:tcPr>
-            <w:tcW w:w="2722" w:type="dxa"/>
-            <w:gridSpan w:val="2"/>
-          </w:tcPr>
-          <w:p>
-            <w:pPr>
-              <w:jc w:val="center"/>
-              <w:rPr>
+              <w:t xml:space="preserve"> ‘</w:t>
+            </w:r>
+            <w:r>
+              <w:rPr>
+                <w:rFonts w:ascii="Arial" w:hAnsi="Arial" w:cs="Arial"/>
                 <w:b/>
                 <w:bCs/>
               </w:rPr>
-            </w:pPr>
-            <w:r>
-              <w:rPr>
+              <w:t xml:space="preserve">short </w:t>
+            </w:r>
+            <w:r>
+              <w:rPr>
+                <w:rFonts w:ascii="Arial" w:hAnsi="Arial" w:cs="Arial"/>
                 <w:b/>
                 <w:bCs/>
               </w:rPr>
-              <w:t>&gt;20</w:t>
-            </w:r>
-            <w:r>
-              <w:rPr>
+              <w:t>rains’</w:t>
+            </w:r>
+          </w:p>
+        </w:tc>
+      </w:tr>
+      <w:tr>
+        <w:tc>
+          <w:tcPr>
+            <w:tcW w:w="1523" w:type="dxa"/>
+            <w:vMerge/>
+          </w:tcPr>
+          <w:p>
+            <w:pPr>
+              <w:rPr>
+                <w:rFonts w:ascii="Arial" w:hAnsi="Arial" w:cs="Arial"/>
                 <w:b/>
                 <w:bCs/>
               </w:rPr>
-              <w:t xml:space="preserve"> </w:t>
-            </w:r>
-            <w:r>
-              <w:rPr>
+            </w:pPr>
+          </w:p>
+        </w:tc>
+        <w:tc>
+          <w:tcPr>
+            <w:tcW w:w="719" w:type="dxa"/>
+            <w:vMerge w:val="restart"/>
+          </w:tcPr>
+          <w:p>
+            <w:pPr>
+              <w:jc w:val="center"/>
+              <w:rPr>
+                <w:rFonts w:ascii="Arial" w:hAnsi="Arial" w:cs="Arial"/>
                 <w:b/>
                 <w:bCs/>
               </w:rPr>
-              <w:t>mm*</w:t>
-            </w:r>
-          </w:p>
-        </w:tc>
-        <w:tc>
-          <w:tcPr>
-            <w:tcW w:w="2678" w:type="dxa"/>
-            <w:gridSpan w:val="2"/>
-          </w:tcPr>
-          <w:p>
-            <w:pPr>
-              <w:jc w:val="center"/>
-              <w:rPr>
+            </w:pPr>
+            <w:r>
+              <w:rPr>
+                <w:rFonts w:ascii="Arial" w:hAnsi="Arial" w:cs="Arial"/>
                 <w:b/>
                 <w:bCs/>
               </w:rPr>
-            </w:pPr>
-            <w:r>
-              <w:rPr>
+              <w:t xml:space="preserve">Total </w:t>
+            </w:r>
+          </w:p>
+          <w:p>
+            <w:pPr>
+              <w:jc w:val="center"/>
+              <w:rPr>
+                <w:rFonts w:ascii="Arial" w:hAnsi="Arial" w:cs="Arial"/>
                 <w:b/>
                 <w:bCs/>
               </w:rPr>
-              <w:t>&gt;95</w:t>
-            </w:r>
-            <w:r>
-              <w:rPr>
+            </w:pPr>
+            <w:r>
+              <w:rPr>
+                <w:rFonts w:ascii="Arial" w:hAnsi="Arial" w:cs="Arial"/>
+                <w:b/>
+                <w:bCs/>
+              </w:rPr>
+              <w:t>rain</w:t>
+            </w:r>
+          </w:p>
+        </w:tc>
+        <w:tc>
+          <w:tcPr>
+            <w:tcW w:w="1694" w:type="dxa"/>
+            <w:gridSpan w:val="2"/>
+          </w:tcPr>
+          <w:p>
+            <w:pPr>
+              <w:jc w:val="center"/>
+              <w:rPr>
+                <w:rFonts w:ascii="Arial" w:hAnsi="Arial" w:cs="Arial"/>
                 <w:b/>
                 <w:bCs/>
                 <w:vertAlign w:val="superscript"/>
               </w:rPr>
-              <w:t>th</w:t>
-            </w:r>
-            <w:r>
-              <w:rPr>
+            </w:pPr>
+            <w:r>
+              <w:rPr>
+                <w:rFonts w:ascii="Arial" w:hAnsi="Arial" w:cs="Arial"/>
                 <w:b/>
                 <w:bCs/>
               </w:rPr>
-              <w:t xml:space="preserve"> percentile </w:t>
-            </w:r>
-            <w:r>
-              <w:rPr>
+              <w:t xml:space="preserve">Wet </w:t>
+            </w:r>
+            <w:proofErr w:type="spellStart"/>
+            <w:r>
+              <w:rPr>
+                <w:rFonts w:ascii="Arial" w:hAnsi="Arial" w:cs="Arial"/>
                 <w:b/>
                 <w:bCs/>
               </w:rPr>
-              <w:t>(‘R95p’)</w:t>
-            </w:r>
-            <w:r>
-              <w:rPr>
+              <w:t>days</w:t>
+            </w:r>
+            <w:r>
+              <w:rPr>
+                <w:rFonts w:ascii="Arial" w:hAnsi="Arial" w:cs="Arial"/>
                 <w:b/>
                 <w:bCs/>
-              </w:rPr>
-              <w:t>*</w:t>
-            </w:r>
+                <w:vertAlign w:val="superscript"/>
+              </w:rPr>
+              <w:t>a</w:t>
+            </w:r>
+            <w:proofErr w:type="spellEnd"/>
+          </w:p>
+        </w:tc>
+        <w:tc>
+          <w:tcPr>
+            <w:tcW w:w="2101" w:type="dxa"/>
+            <w:gridSpan w:val="2"/>
+          </w:tcPr>
+          <w:p>
+            <w:pPr>
+              <w:jc w:val="center"/>
+              <w:rPr>
+                <w:rFonts w:ascii="Arial" w:hAnsi="Arial" w:cs="Arial"/>
+                <w:b/>
+                <w:bCs/>
+                <w:vertAlign w:val="superscript"/>
+              </w:rPr>
+            </w:pPr>
+            <w:r>
+              <w:rPr>
+                <w:rFonts w:ascii="Arial" w:hAnsi="Arial" w:cs="Arial"/>
+                <w:b/>
+                <w:bCs/>
+              </w:rPr>
+              <w:t xml:space="preserve">&gt;20 </w:t>
+            </w:r>
+            <w:proofErr w:type="spellStart"/>
+            <w:r>
+              <w:rPr>
+                <w:rFonts w:ascii="Arial" w:hAnsi="Arial" w:cs="Arial"/>
+                <w:b/>
+                <w:bCs/>
+              </w:rPr>
+              <w:t>mm</w:t>
+            </w:r>
+            <w:r>
+              <w:rPr>
+                <w:rFonts w:ascii="Arial" w:hAnsi="Arial" w:cs="Arial"/>
+                <w:b/>
+                <w:bCs/>
+                <w:vertAlign w:val="superscript"/>
+              </w:rPr>
+              <w:t>a</w:t>
+            </w:r>
+            <w:proofErr w:type="spellEnd"/>
+          </w:p>
+        </w:tc>
+        <w:tc>
+          <w:tcPr>
+            <w:tcW w:w="2081" w:type="dxa"/>
+            <w:gridSpan w:val="2"/>
+          </w:tcPr>
+          <w:p>
+            <w:pPr>
+              <w:jc w:val="center"/>
+              <w:rPr>
+                <w:rFonts w:ascii="Arial" w:hAnsi="Arial" w:cs="Arial"/>
+                <w:b/>
+                <w:bCs/>
+              </w:rPr>
+            </w:pPr>
+            <w:r>
+              <w:rPr>
+                <w:rFonts w:ascii="Arial" w:hAnsi="Arial" w:cs="Arial"/>
+                <w:b/>
+                <w:bCs/>
+              </w:rPr>
+              <w:t>&gt;95</w:t>
+            </w:r>
+            <w:r>
+              <w:rPr>
+                <w:rFonts w:ascii="Arial" w:hAnsi="Arial" w:cs="Arial"/>
+                <w:b/>
+                <w:bCs/>
+                <w:vertAlign w:val="superscript"/>
+              </w:rPr>
+              <w:t>th</w:t>
+            </w:r>
+            <w:r>
+              <w:rPr>
+                <w:rFonts w:ascii="Arial" w:hAnsi="Arial" w:cs="Arial"/>
+                <w:b/>
+                <w:bCs/>
+              </w:rPr>
+              <w:t xml:space="preserve"> </w:t>
+            </w:r>
+            <w:proofErr w:type="spellStart"/>
+            <w:r>
+              <w:rPr>
+                <w:rFonts w:ascii="Arial" w:hAnsi="Arial" w:cs="Arial"/>
+                <w:b/>
+                <w:bCs/>
+              </w:rPr>
+              <w:t>percentile</w:t>
+            </w:r>
+            <w:r>
+              <w:rPr>
+                <w:rFonts w:ascii="Arial" w:hAnsi="Arial" w:cs="Arial"/>
+                <w:b/>
+                <w:bCs/>
+                <w:vertAlign w:val="superscript"/>
+              </w:rPr>
+              <w:t>a</w:t>
+            </w:r>
+            <w:proofErr w:type="spellEnd"/>
+          </w:p>
+        </w:tc>
+        <w:tc>
+          <w:tcPr>
+            <w:tcW w:w="718" w:type="dxa"/>
+            <w:vMerge w:val="restart"/>
+          </w:tcPr>
+          <w:p>
+            <w:pPr>
+              <w:jc w:val="center"/>
+              <w:rPr>
+                <w:rFonts w:ascii="Arial" w:hAnsi="Arial" w:cs="Arial"/>
+                <w:b/>
+                <w:bCs/>
+              </w:rPr>
+            </w:pPr>
+            <w:r>
+              <w:rPr>
+                <w:rFonts w:ascii="Arial" w:hAnsi="Arial" w:cs="Arial"/>
+                <w:b/>
+                <w:bCs/>
+              </w:rPr>
+              <w:t xml:space="preserve">Total </w:t>
+            </w:r>
+          </w:p>
+          <w:p>
+            <w:pPr>
+              <w:jc w:val="center"/>
+              <w:rPr>
+                <w:rFonts w:ascii="Arial" w:hAnsi="Arial" w:cs="Arial"/>
+                <w:b/>
+                <w:bCs/>
+              </w:rPr>
+            </w:pPr>
+            <w:r>
+              <w:rPr>
+                <w:rFonts w:ascii="Arial" w:hAnsi="Arial" w:cs="Arial"/>
+                <w:b/>
+                <w:bCs/>
+              </w:rPr>
+              <w:t>rain</w:t>
+            </w:r>
+          </w:p>
+        </w:tc>
+        <w:tc>
+          <w:tcPr>
+            <w:tcW w:w="1690" w:type="dxa"/>
+            <w:gridSpan w:val="2"/>
+          </w:tcPr>
+          <w:p>
+            <w:pPr>
+              <w:jc w:val="center"/>
+              <w:rPr>
+                <w:rFonts w:ascii="Arial" w:hAnsi="Arial" w:cs="Arial"/>
+                <w:b/>
+                <w:bCs/>
+                <w:vertAlign w:val="superscript"/>
+              </w:rPr>
+            </w:pPr>
+            <w:r>
+              <w:rPr>
+                <w:rFonts w:ascii="Arial" w:hAnsi="Arial" w:cs="Arial"/>
+                <w:b/>
+                <w:bCs/>
+              </w:rPr>
+              <w:t xml:space="preserve">Wet </w:t>
+            </w:r>
+            <w:proofErr w:type="spellStart"/>
+            <w:r>
+              <w:rPr>
+                <w:rFonts w:ascii="Arial" w:hAnsi="Arial" w:cs="Arial"/>
+                <w:b/>
+                <w:bCs/>
+              </w:rPr>
+              <w:t>days</w:t>
+            </w:r>
+            <w:r>
+              <w:rPr>
+                <w:rFonts w:ascii="Arial" w:hAnsi="Arial" w:cs="Arial"/>
+                <w:b/>
+                <w:bCs/>
+                <w:vertAlign w:val="superscript"/>
+              </w:rPr>
+              <w:t>a</w:t>
+            </w:r>
+            <w:proofErr w:type="spellEnd"/>
+          </w:p>
+        </w:tc>
+        <w:tc>
+          <w:tcPr>
+            <w:tcW w:w="1802" w:type="dxa"/>
+            <w:gridSpan w:val="2"/>
+          </w:tcPr>
+          <w:p>
+            <w:pPr>
+              <w:jc w:val="center"/>
+              <w:rPr>
+                <w:rFonts w:ascii="Arial" w:hAnsi="Arial" w:cs="Arial"/>
+                <w:b/>
+                <w:bCs/>
+                <w:vertAlign w:val="superscript"/>
+              </w:rPr>
+            </w:pPr>
+            <w:r>
+              <w:rPr>
+                <w:rFonts w:ascii="Arial" w:hAnsi="Arial" w:cs="Arial"/>
+                <w:b/>
+                <w:bCs/>
+              </w:rPr>
+              <w:t xml:space="preserve">&gt;20 </w:t>
+            </w:r>
+            <w:proofErr w:type="spellStart"/>
+            <w:r>
+              <w:rPr>
+                <w:rFonts w:ascii="Arial" w:hAnsi="Arial" w:cs="Arial"/>
+                <w:b/>
+                <w:bCs/>
+              </w:rPr>
+              <w:t>mm</w:t>
+            </w:r>
+            <w:r>
+              <w:rPr>
+                <w:rFonts w:ascii="Arial" w:hAnsi="Arial" w:cs="Arial"/>
+                <w:b/>
+                <w:bCs/>
+                <w:vertAlign w:val="superscript"/>
+              </w:rPr>
+              <w:t>a</w:t>
+            </w:r>
+            <w:proofErr w:type="spellEnd"/>
+          </w:p>
+        </w:tc>
+        <w:tc>
+          <w:tcPr>
+            <w:tcW w:w="1620" w:type="dxa"/>
+            <w:gridSpan w:val="2"/>
+          </w:tcPr>
+          <w:p>
+            <w:pPr>
+              <w:jc w:val="center"/>
+              <w:rPr>
+                <w:rFonts w:ascii="Arial" w:hAnsi="Arial" w:cs="Arial"/>
+                <w:b/>
+                <w:bCs/>
+              </w:rPr>
+            </w:pPr>
+            <w:r>
+              <w:rPr>
+                <w:rFonts w:ascii="Arial" w:hAnsi="Arial" w:cs="Arial"/>
+                <w:b/>
+                <w:bCs/>
+              </w:rPr>
+              <w:t>&gt;95</w:t>
+            </w:r>
+            <w:r>
+              <w:rPr>
+                <w:rFonts w:ascii="Arial" w:hAnsi="Arial" w:cs="Arial"/>
+                <w:b/>
+                <w:bCs/>
+                <w:vertAlign w:val="superscript"/>
+              </w:rPr>
+              <w:t>th</w:t>
+            </w:r>
+            <w:r>
+              <w:rPr>
+                <w:rFonts w:ascii="Arial" w:hAnsi="Arial" w:cs="Arial"/>
+                <w:b/>
+                <w:bCs/>
+              </w:rPr>
+              <w:t xml:space="preserve"> </w:t>
+            </w:r>
+            <w:proofErr w:type="spellStart"/>
+            <w:r>
+              <w:rPr>
+                <w:rFonts w:ascii="Arial" w:hAnsi="Arial" w:cs="Arial"/>
+                <w:b/>
+                <w:bCs/>
+              </w:rPr>
+              <w:t>percentile</w:t>
+            </w:r>
+            <w:r>
+              <w:rPr>
+                <w:rFonts w:ascii="Arial" w:hAnsi="Arial" w:cs="Arial"/>
+                <w:b/>
+                <w:bCs/>
+                <w:vertAlign w:val="superscript"/>
+              </w:rPr>
+              <w:t>a</w:t>
+            </w:r>
+            <w:proofErr w:type="spellEnd"/>
           </w:p>
         </w:tc>
       </w:tr>
       <w:tr>
-        <w:tc>
-          <w:tcPr>
-            <w:tcW w:w="1575" w:type="dxa"/>
+        <w:trPr>
+          <w:trHeight w:val="423"/>
+        </w:trPr>
+        <w:tc>
+          <w:tcPr>
+            <w:tcW w:w="1523" w:type="dxa"/>
             <w:vMerge/>
           </w:tcPr>
-          <w:p/>
-        </w:tc>
-        <w:tc>
-          <w:tcPr>
-            <w:tcW w:w="1502" w:type="dxa"/>
+          <w:p>
+            <w:pPr>
+              <w:rPr>
+                <w:rFonts w:ascii="Arial" w:hAnsi="Arial" w:cs="Arial"/>
+              </w:rPr>
+            </w:pPr>
+          </w:p>
+        </w:tc>
+        <w:tc>
+          <w:tcPr>
+            <w:tcW w:w="719" w:type="dxa"/>
             <w:vMerge/>
           </w:tcPr>
-          <w:p/>
-        </w:tc>
-        <w:tc>
-          <w:tcPr>
-            <w:tcW w:w="1058" w:type="dxa"/>
+          <w:p>
+            <w:pPr>
+              <w:rPr>
+                <w:rFonts w:ascii="Arial" w:hAnsi="Arial" w:cs="Arial"/>
+              </w:rPr>
+            </w:pPr>
+          </w:p>
+        </w:tc>
+        <w:tc>
+          <w:tcPr>
+            <w:tcW w:w="690" w:type="dxa"/>
+          </w:tcPr>
+          <w:p>
+            <w:pPr>
+              <w:jc w:val="center"/>
+              <w:rPr>
+                <w:rFonts w:ascii="Arial" w:hAnsi="Arial" w:cs="Arial"/>
+              </w:rPr>
+            </w:pPr>
+            <w:r>
+              <w:rPr>
+                <w:rFonts w:ascii="Arial" w:hAnsi="Arial" w:cs="Arial"/>
+              </w:rPr>
+              <w:t>days</w:t>
+            </w:r>
+          </w:p>
+        </w:tc>
+        <w:tc>
+          <w:tcPr>
+            <w:tcW w:w="1004" w:type="dxa"/>
+          </w:tcPr>
+          <w:p>
+            <w:pPr>
+              <w:jc w:val="center"/>
+              <w:rPr>
+                <w:rFonts w:ascii="Arial" w:hAnsi="Arial" w:cs="Arial"/>
+                <w:vertAlign w:val="superscript"/>
+              </w:rPr>
+            </w:pPr>
+            <w:proofErr w:type="spellStart"/>
+            <w:r>
+              <w:rPr>
+                <w:rFonts w:ascii="Arial" w:hAnsi="Arial" w:cs="Arial"/>
+              </w:rPr>
+              <w:t>R</w:t>
+            </w:r>
+            <w:r>
+              <w:rPr>
+                <w:rFonts w:ascii="Arial" w:hAnsi="Arial" w:cs="Arial"/>
+              </w:rPr>
+              <w:t>ain</w:t>
+            </w:r>
+            <w:r>
+              <w:rPr>
+                <w:rFonts w:ascii="Arial" w:hAnsi="Arial" w:cs="Arial"/>
+                <w:vertAlign w:val="superscript"/>
+              </w:rPr>
+              <w:t>b</w:t>
+            </w:r>
+            <w:proofErr w:type="spellEnd"/>
+          </w:p>
+        </w:tc>
+        <w:tc>
+          <w:tcPr>
+            <w:tcW w:w="766" w:type="dxa"/>
+          </w:tcPr>
+          <w:p>
+            <w:pPr>
+              <w:jc w:val="center"/>
+              <w:rPr>
+                <w:rFonts w:ascii="Arial" w:hAnsi="Arial" w:cs="Arial"/>
+              </w:rPr>
+            </w:pPr>
+            <w:r>
+              <w:rPr>
+                <w:rFonts w:ascii="Arial" w:hAnsi="Arial" w:cs="Arial"/>
+              </w:rPr>
+              <w:t>days</w:t>
+            </w:r>
+          </w:p>
+        </w:tc>
+        <w:tc>
+          <w:tcPr>
+            <w:tcW w:w="1335" w:type="dxa"/>
+          </w:tcPr>
+          <w:p>
+            <w:pPr>
+              <w:jc w:val="center"/>
+              <w:rPr>
+                <w:rFonts w:ascii="Arial" w:hAnsi="Arial" w:cs="Arial"/>
+                <w:vertAlign w:val="superscript"/>
+              </w:rPr>
+            </w:pPr>
+            <w:proofErr w:type="spellStart"/>
+            <w:r>
+              <w:rPr>
+                <w:rFonts w:ascii="Arial" w:hAnsi="Arial" w:cs="Arial"/>
+              </w:rPr>
+              <w:t>R</w:t>
+            </w:r>
+            <w:r>
+              <w:rPr>
+                <w:rFonts w:ascii="Arial" w:hAnsi="Arial" w:cs="Arial"/>
+              </w:rPr>
+              <w:t>ain</w:t>
+            </w:r>
+            <w:r>
+              <w:rPr>
+                <w:rFonts w:ascii="Arial" w:hAnsi="Arial" w:cs="Arial"/>
+                <w:vertAlign w:val="superscript"/>
+              </w:rPr>
+              <w:t>b</w:t>
+            </w:r>
+            <w:proofErr w:type="spellEnd"/>
+          </w:p>
+        </w:tc>
+        <w:tc>
+          <w:tcPr>
+            <w:tcW w:w="762" w:type="dxa"/>
+          </w:tcPr>
+          <w:p>
+            <w:pPr>
+              <w:jc w:val="center"/>
+              <w:rPr>
+                <w:rFonts w:ascii="Arial" w:hAnsi="Arial" w:cs="Arial"/>
+              </w:rPr>
+            </w:pPr>
+            <w:r>
+              <w:rPr>
+                <w:rFonts w:ascii="Arial" w:hAnsi="Arial" w:cs="Arial"/>
+              </w:rPr>
+              <w:t>days</w:t>
+            </w:r>
+          </w:p>
+        </w:tc>
+        <w:tc>
+          <w:tcPr>
+            <w:tcW w:w="1319" w:type="dxa"/>
+          </w:tcPr>
+          <w:p>
+            <w:pPr>
+              <w:jc w:val="center"/>
+              <w:rPr>
+                <w:rFonts w:ascii="Arial" w:hAnsi="Arial" w:cs="Arial"/>
+                <w:vertAlign w:val="superscript"/>
+              </w:rPr>
+            </w:pPr>
+            <w:r>
+              <w:rPr>
+                <w:rFonts w:ascii="Arial" w:hAnsi="Arial" w:cs="Arial"/>
+              </w:rPr>
+              <w:t>R</w:t>
+            </w:r>
+            <w:r>
+              <w:rPr>
+                <w:rFonts w:ascii="Arial" w:hAnsi="Arial" w:cs="Arial"/>
+              </w:rPr>
+              <w:t>ain</w:t>
+            </w:r>
+            <w:r>
+              <w:rPr>
+                <w:rFonts w:ascii="Arial" w:hAnsi="Arial" w:cs="Arial"/>
+                <w:vertAlign w:val="superscript"/>
+              </w:rPr>
+              <w:t>2</w:t>
+            </w:r>
+          </w:p>
+        </w:tc>
+        <w:tc>
+          <w:tcPr>
+            <w:tcW w:w="718" w:type="dxa"/>
             <w:vMerge/>
           </w:tcPr>
-          <w:p/>
-        </w:tc>
-        <w:tc>
-          <w:tcPr>
-            <w:tcW w:w="1058" w:type="dxa"/>
-          </w:tcPr>
-          <w:p>
-            <w:r>
-              <w:t>#</w:t>
-            </w:r>
-            <w:r>
-              <w:t xml:space="preserve"> days</w:t>
-            </w:r>
-          </w:p>
-        </w:tc>
-        <w:tc>
-          <w:tcPr>
-            <w:tcW w:w="1530" w:type="dxa"/>
-          </w:tcPr>
-          <w:p>
-            <w:r>
-              <w:t>Rain</w:t>
-            </w:r>
-            <w:r>
-              <w:t xml:space="preserve"> </w:t>
-            </w:r>
-            <w:r>
-              <w:t>(mm</w:t>
-            </w:r>
-            <w:r>
-              <w:t xml:space="preserve"> d</w:t>
-            </w:r>
-            <w:r>
-              <w:rPr>
+          <w:p>
+            <w:pPr>
+              <w:jc w:val="center"/>
+              <w:rPr>
+                <w:rFonts w:ascii="Arial" w:hAnsi="Arial" w:cs="Arial"/>
+              </w:rPr>
+            </w:pPr>
+          </w:p>
+        </w:tc>
+        <w:tc>
+          <w:tcPr>
+            <w:tcW w:w="690" w:type="dxa"/>
+          </w:tcPr>
+          <w:p>
+            <w:pPr>
+              <w:jc w:val="center"/>
+              <w:rPr>
+                <w:rFonts w:ascii="Arial" w:hAnsi="Arial" w:cs="Arial"/>
+              </w:rPr>
+            </w:pPr>
+            <w:r>
+              <w:rPr>
+                <w:rFonts w:ascii="Arial" w:hAnsi="Arial" w:cs="Arial"/>
+              </w:rPr>
+              <w:t>days</w:t>
+            </w:r>
+          </w:p>
+        </w:tc>
+        <w:tc>
+          <w:tcPr>
+            <w:tcW w:w="1000" w:type="dxa"/>
+          </w:tcPr>
+          <w:p>
+            <w:pPr>
+              <w:jc w:val="center"/>
+              <w:rPr>
+                <w:rFonts w:ascii="Arial" w:hAnsi="Arial" w:cs="Arial"/>
                 <w:vertAlign w:val="superscript"/>
               </w:rPr>
-              <w:t>-1</w:t>
-            </w:r>
-            <w:r>
-              <w:t>)</w:t>
-            </w:r>
-          </w:p>
-          <w:p>
-            <w:r>
-              <w:t xml:space="preserve">(mean +/ </w:t>
-            </w:r>
+            </w:pPr>
             <w:proofErr w:type="spellStart"/>
             <w:r>
-              <w:t>sd</w:t>
+              <w:rPr>
+                <w:rFonts w:ascii="Arial" w:hAnsi="Arial" w:cs="Arial"/>
+              </w:rPr>
+              <w:t>R</w:t>
+            </w:r>
+            <w:r>
+              <w:rPr>
+                <w:rFonts w:ascii="Arial" w:hAnsi="Arial" w:cs="Arial"/>
+              </w:rPr>
+              <w:t>ain</w:t>
+            </w:r>
+            <w:r>
+              <w:rPr>
+                <w:rFonts w:ascii="Arial" w:hAnsi="Arial" w:cs="Arial"/>
+                <w:vertAlign w:val="superscript"/>
+              </w:rPr>
+              <w:t>b</w:t>
             </w:r>
             <w:proofErr w:type="spellEnd"/>
-            <w:r>
-              <w:t>)</w:t>
-            </w:r>
-          </w:p>
-        </w:tc>
-        <w:tc>
-          <w:tcPr>
-            <w:tcW w:w="1080" w:type="dxa"/>
-          </w:tcPr>
-          <w:p>
-            <w:r>
-              <w:t>#</w:t>
-            </w:r>
-            <w:r>
-              <w:t xml:space="preserve"> days</w:t>
-            </w:r>
-          </w:p>
-        </w:tc>
-        <w:tc>
-          <w:tcPr>
-            <w:tcW w:w="1642" w:type="dxa"/>
-          </w:tcPr>
-          <w:p>
-            <w:r>
-              <w:t>Rain</w:t>
-            </w:r>
-            <w:r>
-              <w:t xml:space="preserve"> </w:t>
-            </w:r>
-            <w:r>
-              <w:t>(mm d</w:t>
-            </w:r>
-            <w:r>
-              <w:rPr>
+          </w:p>
+        </w:tc>
+        <w:tc>
+          <w:tcPr>
+            <w:tcW w:w="690" w:type="dxa"/>
+          </w:tcPr>
+          <w:p>
+            <w:pPr>
+              <w:jc w:val="center"/>
+              <w:rPr>
+                <w:rFonts w:ascii="Arial" w:hAnsi="Arial" w:cs="Arial"/>
+              </w:rPr>
+            </w:pPr>
+            <w:r>
+              <w:rPr>
+                <w:rFonts w:ascii="Arial" w:hAnsi="Arial" w:cs="Arial"/>
+              </w:rPr>
+              <w:t>days</w:t>
+            </w:r>
+          </w:p>
+        </w:tc>
+        <w:tc>
+          <w:tcPr>
+            <w:tcW w:w="1112" w:type="dxa"/>
+          </w:tcPr>
+          <w:p>
+            <w:pPr>
+              <w:jc w:val="center"/>
+              <w:rPr>
+                <w:rFonts w:ascii="Arial" w:hAnsi="Arial" w:cs="Arial"/>
                 <w:vertAlign w:val="superscript"/>
               </w:rPr>
-              <w:t>-1</w:t>
-            </w:r>
-            <w:r>
-              <w:t>)</w:t>
-            </w:r>
-          </w:p>
-          <w:p>
-            <w:r>
-              <w:t xml:space="preserve">(mean +/ </w:t>
-            </w:r>
+            </w:pPr>
             <w:proofErr w:type="spellStart"/>
             <w:r>
-              <w:t>sd</w:t>
+              <w:rPr>
+                <w:rFonts w:ascii="Arial" w:hAnsi="Arial" w:cs="Arial"/>
+              </w:rPr>
+              <w:t>R</w:t>
+            </w:r>
+            <w:r>
+              <w:rPr>
+                <w:rFonts w:ascii="Arial" w:hAnsi="Arial" w:cs="Arial"/>
+              </w:rPr>
+              <w:t>ain</w:t>
+            </w:r>
+            <w:r>
+              <w:rPr>
+                <w:rFonts w:ascii="Arial" w:hAnsi="Arial" w:cs="Arial"/>
+                <w:vertAlign w:val="superscript"/>
+              </w:rPr>
+              <w:t>b</w:t>
             </w:r>
             <w:proofErr w:type="spellEnd"/>
-            <w:r>
-              <w:t>)</w:t>
-            </w:r>
-          </w:p>
-        </w:tc>
-        <w:tc>
-          <w:tcPr>
-            <w:tcW w:w="1328" w:type="dxa"/>
-          </w:tcPr>
-          <w:p>
-            <w:r>
-              <w:t>Days &gt; 95</w:t>
-            </w:r>
-            <w:r>
-              <w:rPr>
+          </w:p>
+        </w:tc>
+        <w:tc>
+          <w:tcPr>
+            <w:tcW w:w="690" w:type="dxa"/>
+          </w:tcPr>
+          <w:p>
+            <w:pPr>
+              <w:jc w:val="center"/>
+              <w:rPr>
+                <w:rFonts w:ascii="Arial" w:hAnsi="Arial" w:cs="Arial"/>
+              </w:rPr>
+            </w:pPr>
+            <w:r>
+              <w:rPr>
+                <w:rFonts w:ascii="Arial" w:hAnsi="Arial" w:cs="Arial"/>
+              </w:rPr>
+              <w:t>days</w:t>
+            </w:r>
+          </w:p>
+        </w:tc>
+        <w:tc>
+          <w:tcPr>
+            <w:tcW w:w="930" w:type="dxa"/>
+          </w:tcPr>
+          <w:p>
+            <w:pPr>
+              <w:jc w:val="center"/>
+              <w:rPr>
+                <w:rFonts w:ascii="Arial" w:hAnsi="Arial" w:cs="Arial"/>
                 <w:vertAlign w:val="superscript"/>
               </w:rPr>
-              <w:t>th</w:t>
-            </w:r>
-            <w:r>
-              <w:t xml:space="preserve"> percentile</w:t>
-            </w:r>
-          </w:p>
-          <w:p/>
-        </w:tc>
-        <w:tc>
-          <w:tcPr>
-            <w:tcW w:w="1350" w:type="dxa"/>
-          </w:tcPr>
-          <w:p>
-            <w:r>
-              <w:t>Total rain</w:t>
-            </w:r>
-          </w:p>
-          <w:p>
-            <w:r>
-              <w:t>(mm)</w:t>
-            </w:r>
+            </w:pPr>
+            <w:proofErr w:type="spellStart"/>
+            <w:r>
+              <w:rPr>
+                <w:rFonts w:ascii="Arial" w:hAnsi="Arial" w:cs="Arial"/>
+              </w:rPr>
+              <w:t>R</w:t>
+            </w:r>
+            <w:r>
+              <w:rPr>
+                <w:rFonts w:ascii="Arial" w:hAnsi="Arial" w:cs="Arial"/>
+              </w:rPr>
+              <w:t>ain</w:t>
+            </w:r>
+            <w:r>
+              <w:rPr>
+                <w:rFonts w:ascii="Arial" w:hAnsi="Arial" w:cs="Arial"/>
+                <w:vertAlign w:val="superscript"/>
+              </w:rPr>
+              <w:t>b</w:t>
+            </w:r>
+            <w:proofErr w:type="spellEnd"/>
           </w:p>
         </w:tc>
       </w:tr>
       <w:tr>
         <w:tc>
           <w:tcPr>
-            <w:tcW w:w="1575" w:type="dxa"/>
-          </w:tcPr>
-          <w:p/>
-        </w:tc>
-        <w:tc>
-          <w:tcPr>
-            <w:tcW w:w="1502" w:type="dxa"/>
-          </w:tcPr>
-          <w:p/>
-        </w:tc>
-        <w:tc>
-          <w:tcPr>
-            <w:tcW w:w="9046" w:type="dxa"/>
-            <w:gridSpan w:val="7"/>
-          </w:tcPr>
-          <w:p>
-            <w:pPr>
-              <w:jc w:val="center"/>
-              <w:rPr>
+            <w:tcW w:w="1523" w:type="dxa"/>
+            <w:vMerge/>
+          </w:tcPr>
+          <w:p>
+            <w:pPr>
+              <w:rPr>
+                <w:rFonts w:ascii="Arial" w:hAnsi="Arial" w:cs="Arial"/>
+              </w:rPr>
+            </w:pPr>
+          </w:p>
+        </w:tc>
+        <w:tc>
+          <w:tcPr>
+            <w:tcW w:w="719" w:type="dxa"/>
+          </w:tcPr>
+          <w:p>
+            <w:pPr>
+              <w:rPr>
+                <w:rFonts w:ascii="Arial" w:hAnsi="Arial" w:cs="Arial"/>
+              </w:rPr>
+            </w:pPr>
+            <w:r>
+              <w:rPr>
+                <w:rFonts w:ascii="Arial" w:hAnsi="Arial" w:cs="Arial"/>
+              </w:rPr>
+              <w:t>mm</w:t>
+            </w:r>
+          </w:p>
+        </w:tc>
+        <w:tc>
+          <w:tcPr>
+            <w:tcW w:w="690" w:type="dxa"/>
+          </w:tcPr>
+          <w:p>
+            <w:pPr>
+              <w:jc w:val="center"/>
+              <w:rPr>
+                <w:rFonts w:ascii="Arial" w:hAnsi="Arial" w:cs="Arial"/>
+              </w:rPr>
+            </w:pPr>
+            <w:r>
+              <w:rPr>
+                <w:rFonts w:ascii="Arial" w:hAnsi="Arial" w:cs="Arial"/>
+              </w:rPr>
+              <w:t>#</w:t>
+            </w:r>
+          </w:p>
+        </w:tc>
+        <w:tc>
+          <w:tcPr>
+            <w:tcW w:w="1004" w:type="dxa"/>
+          </w:tcPr>
+          <w:p>
+            <w:pPr>
+              <w:jc w:val="center"/>
+              <w:rPr>
+                <w:rFonts w:ascii="Arial" w:hAnsi="Arial" w:cs="Arial"/>
+              </w:rPr>
+            </w:pPr>
+            <w:r>
+              <w:rPr>
+                <w:rFonts w:ascii="Arial" w:hAnsi="Arial" w:cs="Arial"/>
+              </w:rPr>
+              <w:t>mm d</w:t>
+            </w:r>
+            <w:r>
+              <w:rPr>
+                <w:rFonts w:ascii="Arial" w:hAnsi="Arial" w:cs="Arial"/>
+                <w:vertAlign w:val="superscript"/>
+              </w:rPr>
+              <w:t>-1</w:t>
+            </w:r>
+          </w:p>
+          <w:p>
+            <w:pPr>
+              <w:jc w:val="center"/>
+              <w:rPr>
+                <w:rFonts w:ascii="Arial" w:hAnsi="Arial" w:cs="Arial"/>
+              </w:rPr>
+            </w:pPr>
+          </w:p>
+        </w:tc>
+        <w:tc>
+          <w:tcPr>
+            <w:tcW w:w="766" w:type="dxa"/>
+          </w:tcPr>
+          <w:p>
+            <w:pPr>
+              <w:jc w:val="center"/>
+              <w:rPr>
+                <w:rFonts w:ascii="Arial" w:hAnsi="Arial" w:cs="Arial"/>
+              </w:rPr>
+            </w:pPr>
+            <w:r>
+              <w:rPr>
+                <w:rFonts w:ascii="Arial" w:hAnsi="Arial" w:cs="Arial"/>
+              </w:rPr>
+              <w:t>#</w:t>
+            </w:r>
+          </w:p>
+        </w:tc>
+        <w:tc>
+          <w:tcPr>
+            <w:tcW w:w="1335" w:type="dxa"/>
+          </w:tcPr>
+          <w:p>
+            <w:pPr>
+              <w:jc w:val="center"/>
+              <w:rPr>
+                <w:rFonts w:ascii="Arial" w:hAnsi="Arial" w:cs="Arial"/>
+              </w:rPr>
+            </w:pPr>
+            <w:r>
+              <w:rPr>
+                <w:rFonts w:ascii="Arial" w:hAnsi="Arial" w:cs="Arial"/>
+              </w:rPr>
+              <w:t>mm d</w:t>
+            </w:r>
+            <w:r>
+              <w:rPr>
+                <w:rFonts w:ascii="Arial" w:hAnsi="Arial" w:cs="Arial"/>
+                <w:vertAlign w:val="superscript"/>
+              </w:rPr>
+              <w:t>-1</w:t>
+            </w:r>
+          </w:p>
+          <w:p>
+            <w:pPr>
+              <w:jc w:val="center"/>
+              <w:rPr>
+                <w:rFonts w:ascii="Arial" w:hAnsi="Arial" w:cs="Arial"/>
+              </w:rPr>
+            </w:pPr>
+          </w:p>
+        </w:tc>
+        <w:tc>
+          <w:tcPr>
+            <w:tcW w:w="762" w:type="dxa"/>
+          </w:tcPr>
+          <w:p>
+            <w:pPr>
+              <w:jc w:val="center"/>
+              <w:rPr>
+                <w:rFonts w:ascii="Arial" w:hAnsi="Arial" w:cs="Arial"/>
+              </w:rPr>
+            </w:pPr>
+            <w:r>
+              <w:rPr>
+                <w:rFonts w:ascii="Arial" w:hAnsi="Arial" w:cs="Arial"/>
+              </w:rPr>
+              <w:t>#</w:t>
+            </w:r>
+          </w:p>
+        </w:tc>
+        <w:tc>
+          <w:tcPr>
+            <w:tcW w:w="1319" w:type="dxa"/>
+          </w:tcPr>
+          <w:p>
+            <w:pPr>
+              <w:jc w:val="center"/>
+              <w:rPr>
+                <w:rFonts w:ascii="Arial" w:hAnsi="Arial" w:cs="Arial"/>
+              </w:rPr>
+            </w:pPr>
+            <w:r>
+              <w:rPr>
+                <w:rFonts w:ascii="Arial" w:hAnsi="Arial" w:cs="Arial"/>
+              </w:rPr>
+              <w:t>mm d</w:t>
+            </w:r>
+            <w:r>
+              <w:rPr>
+                <w:rFonts w:ascii="Arial" w:hAnsi="Arial" w:cs="Arial"/>
+                <w:vertAlign w:val="superscript"/>
+              </w:rPr>
+              <w:t>-1</w:t>
+            </w:r>
+          </w:p>
+          <w:p>
+            <w:pPr>
+              <w:jc w:val="center"/>
+              <w:rPr>
+                <w:rFonts w:ascii="Arial" w:hAnsi="Arial" w:cs="Arial"/>
+              </w:rPr>
+            </w:pPr>
+          </w:p>
+        </w:tc>
+        <w:tc>
+          <w:tcPr>
+            <w:tcW w:w="718" w:type="dxa"/>
+          </w:tcPr>
+          <w:p>
+            <w:pPr>
+              <w:jc w:val="center"/>
+              <w:rPr>
+                <w:rFonts w:ascii="Arial" w:hAnsi="Arial" w:cs="Arial"/>
+              </w:rPr>
+            </w:pPr>
+            <w:r>
+              <w:rPr>
+                <w:rFonts w:ascii="Arial" w:hAnsi="Arial" w:cs="Arial"/>
+              </w:rPr>
+              <w:t>mm</w:t>
+            </w:r>
+          </w:p>
+        </w:tc>
+        <w:tc>
+          <w:tcPr>
+            <w:tcW w:w="690" w:type="dxa"/>
+          </w:tcPr>
+          <w:p>
+            <w:pPr>
+              <w:jc w:val="center"/>
+              <w:rPr>
+                <w:rFonts w:ascii="Arial" w:hAnsi="Arial" w:cs="Arial"/>
+              </w:rPr>
+            </w:pPr>
+            <w:r>
+              <w:rPr>
+                <w:rFonts w:ascii="Arial" w:hAnsi="Arial" w:cs="Arial"/>
+              </w:rPr>
+              <w:t>#</w:t>
+            </w:r>
+          </w:p>
+        </w:tc>
+        <w:tc>
+          <w:tcPr>
+            <w:tcW w:w="1000" w:type="dxa"/>
+          </w:tcPr>
+          <w:p>
+            <w:pPr>
+              <w:jc w:val="center"/>
+              <w:rPr>
+                <w:rFonts w:ascii="Arial" w:hAnsi="Arial" w:cs="Arial"/>
+              </w:rPr>
+            </w:pPr>
+            <w:r>
+              <w:rPr>
+                <w:rFonts w:ascii="Arial" w:hAnsi="Arial" w:cs="Arial"/>
+              </w:rPr>
+              <w:t>mm d</w:t>
+            </w:r>
+            <w:r>
+              <w:rPr>
+                <w:rFonts w:ascii="Arial" w:hAnsi="Arial" w:cs="Arial"/>
+                <w:vertAlign w:val="superscript"/>
+              </w:rPr>
+              <w:t>-1</w:t>
+            </w:r>
+          </w:p>
+          <w:p>
+            <w:pPr>
+              <w:jc w:val="center"/>
+              <w:rPr>
+                <w:rFonts w:ascii="Arial" w:hAnsi="Arial" w:cs="Arial"/>
+              </w:rPr>
+            </w:pPr>
+          </w:p>
+        </w:tc>
+        <w:tc>
+          <w:tcPr>
+            <w:tcW w:w="690" w:type="dxa"/>
+          </w:tcPr>
+          <w:p>
+            <w:pPr>
+              <w:jc w:val="center"/>
+              <w:rPr>
+                <w:rFonts w:ascii="Arial" w:hAnsi="Arial" w:cs="Arial"/>
+              </w:rPr>
+            </w:pPr>
+            <w:r>
+              <w:rPr>
+                <w:rFonts w:ascii="Arial" w:hAnsi="Arial" w:cs="Arial"/>
+              </w:rPr>
+              <w:t>#</w:t>
+            </w:r>
+          </w:p>
+        </w:tc>
+        <w:tc>
+          <w:tcPr>
+            <w:tcW w:w="1112" w:type="dxa"/>
+          </w:tcPr>
+          <w:p>
+            <w:pPr>
+              <w:jc w:val="center"/>
+              <w:rPr>
+                <w:rFonts w:ascii="Arial" w:hAnsi="Arial" w:cs="Arial"/>
+              </w:rPr>
+            </w:pPr>
+            <w:r>
+              <w:rPr>
+                <w:rFonts w:ascii="Arial" w:hAnsi="Arial" w:cs="Arial"/>
+              </w:rPr>
+              <w:t>mm d</w:t>
+            </w:r>
+            <w:r>
+              <w:rPr>
+                <w:rFonts w:ascii="Arial" w:hAnsi="Arial" w:cs="Arial"/>
+                <w:vertAlign w:val="superscript"/>
+              </w:rPr>
+              <w:t>-1</w:t>
+            </w:r>
+          </w:p>
+          <w:p>
+            <w:pPr>
+              <w:jc w:val="center"/>
+              <w:rPr>
+                <w:rFonts w:ascii="Arial" w:hAnsi="Arial" w:cs="Arial"/>
+              </w:rPr>
+            </w:pPr>
+          </w:p>
+        </w:tc>
+        <w:tc>
+          <w:tcPr>
+            <w:tcW w:w="690" w:type="dxa"/>
+          </w:tcPr>
+          <w:p>
+            <w:pPr>
+              <w:jc w:val="center"/>
+              <w:rPr>
+                <w:rFonts w:ascii="Arial" w:hAnsi="Arial" w:cs="Arial"/>
+              </w:rPr>
+            </w:pPr>
+            <w:r>
+              <w:rPr>
+                <w:rFonts w:ascii="Arial" w:hAnsi="Arial" w:cs="Arial"/>
+              </w:rPr>
+              <w:t>#</w:t>
+            </w:r>
+          </w:p>
+        </w:tc>
+        <w:tc>
+          <w:tcPr>
+            <w:tcW w:w="930" w:type="dxa"/>
+          </w:tcPr>
+          <w:p>
+            <w:pPr>
+              <w:jc w:val="center"/>
+              <w:rPr>
+                <w:rFonts w:ascii="Arial" w:hAnsi="Arial" w:cs="Arial"/>
+              </w:rPr>
+            </w:pPr>
+            <w:r>
+              <w:rPr>
+                <w:rFonts w:ascii="Arial" w:hAnsi="Arial" w:cs="Arial"/>
+              </w:rPr>
+              <w:t>mm d</w:t>
+            </w:r>
+            <w:r>
+              <w:rPr>
+                <w:rFonts w:ascii="Arial" w:hAnsi="Arial" w:cs="Arial"/>
+                <w:vertAlign w:val="superscript"/>
+              </w:rPr>
+              <w:t>-1</w:t>
+            </w:r>
+          </w:p>
+          <w:p>
+            <w:pPr>
+              <w:jc w:val="center"/>
+              <w:rPr>
+                <w:rFonts w:ascii="Arial" w:hAnsi="Arial" w:cs="Arial"/>
+              </w:rPr>
+            </w:pPr>
+          </w:p>
+        </w:tc>
+      </w:tr>
+      <w:tr>
+        <w:tc>
+          <w:tcPr>
+            <w:tcW w:w="1523" w:type="dxa"/>
+          </w:tcPr>
+          <w:p>
+            <w:pPr>
+              <w:rPr>
+                <w:rFonts w:ascii="Arial" w:hAnsi="Arial" w:cs="Arial"/>
+              </w:rPr>
+            </w:pPr>
+          </w:p>
+        </w:tc>
+        <w:tc>
+          <w:tcPr>
+            <w:tcW w:w="12425" w:type="dxa"/>
+            <w:gridSpan w:val="14"/>
+          </w:tcPr>
+          <w:p>
+            <w:pPr>
+              <w:jc w:val="center"/>
+              <w:rPr>
+                <w:rFonts w:ascii="Arial" w:hAnsi="Arial" w:cs="Arial"/>
                 <w:b/>
                 <w:bCs/>
               </w:rPr>
             </w:pPr>
             <w:r>
               <w:rPr>
+                <w:rFonts w:ascii="Arial" w:hAnsi="Arial" w:cs="Arial"/>
                 <w:b/>
                 <w:bCs/>
               </w:rPr>
-              <w:t>Observed (2018 – 2025)</w:t>
+              <w:t xml:space="preserve">Observed: </w:t>
+            </w:r>
+            <w:r>
+              <w:rPr>
+                <w:rFonts w:ascii="Arial" w:hAnsi="Arial" w:cs="Arial"/>
+              </w:rPr>
+              <w:t>July 2018 – December 2025)</w:t>
             </w:r>
           </w:p>
         </w:tc>
@@ -487,1360 +1622,4121 @@
       <w:tr>
         <w:tc>
           <w:tcPr>
-            <w:tcW w:w="1575" w:type="dxa"/>
-          </w:tcPr>
-          <w:p>
-            <w:r>
+            <w:tcW w:w="1523" w:type="dxa"/>
+          </w:tcPr>
+          <w:p>
+            <w:pPr>
+              <w:rPr>
+                <w:rFonts w:ascii="Arial" w:hAnsi="Arial" w:cs="Arial"/>
+                <w:sz w:val="20"/>
+                <w:szCs w:val="20"/>
+              </w:rPr>
+            </w:pPr>
+            <w:r>
+              <w:rPr>
+                <w:rFonts w:ascii="Arial" w:hAnsi="Arial" w:cs="Arial"/>
+                <w:sz w:val="20"/>
+                <w:szCs w:val="20"/>
+              </w:rPr>
               <w:t>2018</w:t>
             </w:r>
           </w:p>
         </w:tc>
         <w:tc>
           <w:tcPr>
-            <w:tcW w:w="1502" w:type="dxa"/>
-          </w:tcPr>
-          <w:p>
-            <w:r>
-              <w:t>M-A-M</w:t>
-            </w:r>
-          </w:p>
-        </w:tc>
-        <w:tc>
-          <w:tcPr>
-            <w:tcW w:w="1058" w:type="dxa"/>
-          </w:tcPr>
-          <w:p/>
-        </w:tc>
-        <w:tc>
-          <w:tcPr>
-            <w:tcW w:w="1058" w:type="dxa"/>
-          </w:tcPr>
-          <w:p/>
-        </w:tc>
-        <w:tc>
-          <w:tcPr>
-            <w:tcW w:w="1530" w:type="dxa"/>
-          </w:tcPr>
-          <w:p/>
-        </w:tc>
-        <w:tc>
-          <w:tcPr>
-            <w:tcW w:w="1080" w:type="dxa"/>
-          </w:tcPr>
-          <w:p/>
-        </w:tc>
-        <w:tc>
-          <w:tcPr>
-            <w:tcW w:w="1642" w:type="dxa"/>
-          </w:tcPr>
-          <w:p/>
-        </w:tc>
-        <w:tc>
-          <w:tcPr>
-            <w:tcW w:w="1328" w:type="dxa"/>
-          </w:tcPr>
-          <w:p/>
-        </w:tc>
-        <w:tc>
-          <w:tcPr>
-            <w:tcW w:w="1350" w:type="dxa"/>
-          </w:tcPr>
-          <w:p/>
+            <w:tcW w:w="719" w:type="dxa"/>
+          </w:tcPr>
+          <w:p>
+            <w:pPr>
+              <w:jc w:val="center"/>
+              <w:rPr>
+                <w:rFonts w:ascii="Arial" w:hAnsi="Arial" w:cs="Arial"/>
+                <w:sz w:val="20"/>
+                <w:szCs w:val="20"/>
+              </w:rPr>
+            </w:pPr>
+            <w:r>
+              <w:rPr>
+                <w:rFonts w:ascii="Arial" w:hAnsi="Arial" w:cs="Arial"/>
+                <w:sz w:val="20"/>
+                <w:szCs w:val="20"/>
+              </w:rPr>
+              <w:t>-</w:t>
+            </w:r>
+          </w:p>
+        </w:tc>
+        <w:tc>
+          <w:tcPr>
+            <w:tcW w:w="690" w:type="dxa"/>
+          </w:tcPr>
+          <w:p>
+            <w:pPr>
+              <w:jc w:val="center"/>
+              <w:rPr>
+                <w:rFonts w:ascii="Arial" w:hAnsi="Arial" w:cs="Arial"/>
+                <w:sz w:val="20"/>
+                <w:szCs w:val="20"/>
+              </w:rPr>
+            </w:pPr>
+            <w:r>
+              <w:rPr>
+                <w:rFonts w:ascii="Arial" w:hAnsi="Arial" w:cs="Arial"/>
+                <w:sz w:val="20"/>
+                <w:szCs w:val="20"/>
+              </w:rPr>
+              <w:t>-</w:t>
+            </w:r>
+          </w:p>
+        </w:tc>
+        <w:tc>
+          <w:tcPr>
+            <w:tcW w:w="1004" w:type="dxa"/>
+          </w:tcPr>
+          <w:p>
+            <w:pPr>
+              <w:jc w:val="center"/>
+              <w:rPr>
+                <w:rFonts w:ascii="Arial" w:hAnsi="Arial" w:cs="Arial"/>
+                <w:sz w:val="20"/>
+                <w:szCs w:val="20"/>
+              </w:rPr>
+            </w:pPr>
+            <w:r>
+              <w:rPr>
+                <w:rFonts w:ascii="Arial" w:hAnsi="Arial" w:cs="Arial"/>
+                <w:sz w:val="20"/>
+                <w:szCs w:val="20"/>
+              </w:rPr>
+              <w:t>-</w:t>
+            </w:r>
+          </w:p>
+        </w:tc>
+        <w:tc>
+          <w:tcPr>
+            <w:tcW w:w="766" w:type="dxa"/>
+          </w:tcPr>
+          <w:p>
+            <w:pPr>
+              <w:jc w:val="center"/>
+              <w:rPr>
+                <w:rFonts w:ascii="Arial" w:hAnsi="Arial" w:cs="Arial"/>
+                <w:sz w:val="20"/>
+                <w:szCs w:val="20"/>
+              </w:rPr>
+            </w:pPr>
+            <w:r>
+              <w:rPr>
+                <w:rFonts w:ascii="Arial" w:hAnsi="Arial" w:cs="Arial"/>
+                <w:sz w:val="20"/>
+                <w:szCs w:val="20"/>
+              </w:rPr>
+              <w:t>-</w:t>
+            </w:r>
+          </w:p>
+        </w:tc>
+        <w:tc>
+          <w:tcPr>
+            <w:tcW w:w="1335" w:type="dxa"/>
+          </w:tcPr>
+          <w:p>
+            <w:pPr>
+              <w:jc w:val="center"/>
+              <w:rPr>
+                <w:rFonts w:ascii="Arial" w:hAnsi="Arial" w:cs="Arial"/>
+                <w:sz w:val="20"/>
+                <w:szCs w:val="20"/>
+              </w:rPr>
+            </w:pPr>
+            <w:r>
+              <w:rPr>
+                <w:rFonts w:ascii="Arial" w:hAnsi="Arial" w:cs="Arial"/>
+                <w:sz w:val="20"/>
+                <w:szCs w:val="20"/>
+              </w:rPr>
+              <w:t>-</w:t>
+            </w:r>
+          </w:p>
+        </w:tc>
+        <w:tc>
+          <w:tcPr>
+            <w:tcW w:w="762" w:type="dxa"/>
+          </w:tcPr>
+          <w:p>
+            <w:pPr>
+              <w:jc w:val="center"/>
+              <w:rPr>
+                <w:rFonts w:ascii="Arial" w:hAnsi="Arial" w:cs="Arial"/>
+                <w:sz w:val="20"/>
+                <w:szCs w:val="20"/>
+              </w:rPr>
+            </w:pPr>
+            <w:r>
+              <w:rPr>
+                <w:rFonts w:ascii="Arial" w:hAnsi="Arial" w:cs="Arial"/>
+                <w:sz w:val="20"/>
+                <w:szCs w:val="20"/>
+              </w:rPr>
+              <w:t>-</w:t>
+            </w:r>
+          </w:p>
+        </w:tc>
+        <w:tc>
+          <w:tcPr>
+            <w:tcW w:w="1319" w:type="dxa"/>
+          </w:tcPr>
+          <w:p>
+            <w:pPr>
+              <w:jc w:val="center"/>
+              <w:rPr>
+                <w:rFonts w:ascii="Arial" w:hAnsi="Arial" w:cs="Arial"/>
+                <w:sz w:val="20"/>
+                <w:szCs w:val="20"/>
+              </w:rPr>
+            </w:pPr>
+            <w:r>
+              <w:rPr>
+                <w:rFonts w:ascii="Arial" w:hAnsi="Arial" w:cs="Arial"/>
+                <w:sz w:val="20"/>
+                <w:szCs w:val="20"/>
+              </w:rPr>
+              <w:t>-</w:t>
+            </w:r>
+          </w:p>
+        </w:tc>
+        <w:tc>
+          <w:tcPr>
+            <w:tcW w:w="718" w:type="dxa"/>
+            <w:vAlign w:val="bottom"/>
+          </w:tcPr>
+          <w:p>
+            <w:pPr>
+              <w:jc w:val="center"/>
+              <w:rPr>
+                <w:rFonts w:ascii="Arial" w:hAnsi="Arial" w:cs="Arial"/>
+                <w:sz w:val="20"/>
+                <w:szCs w:val="20"/>
+              </w:rPr>
+            </w:pPr>
+            <w:r>
+              <w:rPr>
+                <w:rFonts w:ascii="Arial" w:hAnsi="Arial" w:cs="Arial"/>
+                <w:color w:val="000000"/>
+                <w:sz w:val="20"/>
+                <w:szCs w:val="20"/>
+              </w:rPr>
+              <w:t>283</w:t>
+            </w:r>
+          </w:p>
+        </w:tc>
+        <w:tc>
+          <w:tcPr>
+            <w:tcW w:w="690" w:type="dxa"/>
+            <w:vAlign w:val="bottom"/>
+          </w:tcPr>
+          <w:p>
+            <w:pPr>
+              <w:jc w:val="center"/>
+              <w:rPr>
+                <w:rFonts w:ascii="Arial" w:hAnsi="Arial" w:cs="Arial"/>
+                <w:sz w:val="20"/>
+                <w:szCs w:val="20"/>
+              </w:rPr>
+            </w:pPr>
+            <w:r>
+              <w:rPr>
+                <w:rFonts w:ascii="Arial" w:hAnsi="Arial" w:cs="Arial"/>
+                <w:color w:val="000000"/>
+                <w:sz w:val="20"/>
+                <w:szCs w:val="20"/>
+              </w:rPr>
+              <w:t>33</w:t>
+            </w:r>
+          </w:p>
+        </w:tc>
+        <w:tc>
+          <w:tcPr>
+            <w:tcW w:w="1000" w:type="dxa"/>
+            <w:vAlign w:val="bottom"/>
+          </w:tcPr>
+          <w:p>
+            <w:pPr>
+              <w:jc w:val="center"/>
+              <w:rPr>
+                <w:rFonts w:ascii="Arial" w:hAnsi="Arial" w:cs="Arial"/>
+                <w:sz w:val="20"/>
+                <w:szCs w:val="20"/>
+              </w:rPr>
+            </w:pPr>
+            <w:r>
+              <w:rPr>
+                <w:rFonts w:ascii="Arial" w:hAnsi="Arial" w:cs="Arial"/>
+                <w:color w:val="000000"/>
+                <w:sz w:val="20"/>
+                <w:szCs w:val="20"/>
+              </w:rPr>
+              <w:t>8.6±9.8</w:t>
+            </w:r>
+          </w:p>
+        </w:tc>
+        <w:tc>
+          <w:tcPr>
+            <w:tcW w:w="690" w:type="dxa"/>
+            <w:vAlign w:val="bottom"/>
+          </w:tcPr>
+          <w:p>
+            <w:pPr>
+              <w:jc w:val="center"/>
+              <w:rPr>
+                <w:rFonts w:ascii="Arial" w:hAnsi="Arial" w:cs="Arial"/>
+                <w:sz w:val="20"/>
+                <w:szCs w:val="20"/>
+              </w:rPr>
+            </w:pPr>
+            <w:r>
+              <w:rPr>
+                <w:rFonts w:ascii="Arial" w:hAnsi="Arial" w:cs="Arial"/>
+                <w:color w:val="000000"/>
+                <w:sz w:val="20"/>
+                <w:szCs w:val="20"/>
+              </w:rPr>
+              <w:t>6</w:t>
+            </w:r>
+          </w:p>
+        </w:tc>
+        <w:tc>
+          <w:tcPr>
+            <w:tcW w:w="1112" w:type="dxa"/>
+            <w:vAlign w:val="bottom"/>
+          </w:tcPr>
+          <w:p>
+            <w:pPr>
+              <w:jc w:val="center"/>
+              <w:rPr>
+                <w:rFonts w:ascii="Arial" w:hAnsi="Arial" w:cs="Arial"/>
+                <w:sz w:val="20"/>
+                <w:szCs w:val="20"/>
+              </w:rPr>
+            </w:pPr>
+            <w:r>
+              <w:rPr>
+                <w:rFonts w:ascii="Arial" w:hAnsi="Arial" w:cs="Arial"/>
+                <w:color w:val="000000"/>
+                <w:sz w:val="20"/>
+                <w:szCs w:val="20"/>
+              </w:rPr>
+              <w:t>25.3±4.9</w:t>
+            </w:r>
+          </w:p>
+        </w:tc>
+        <w:tc>
+          <w:tcPr>
+            <w:tcW w:w="690" w:type="dxa"/>
+            <w:vAlign w:val="bottom"/>
+          </w:tcPr>
+          <w:p>
+            <w:pPr>
+              <w:jc w:val="center"/>
+              <w:rPr>
+                <w:rFonts w:ascii="Arial" w:hAnsi="Arial" w:cs="Arial"/>
+                <w:sz w:val="20"/>
+                <w:szCs w:val="20"/>
+              </w:rPr>
+            </w:pPr>
+            <w:r>
+              <w:rPr>
+                <w:rFonts w:ascii="Arial" w:hAnsi="Arial" w:cs="Arial"/>
+                <w:color w:val="000000"/>
+                <w:sz w:val="20"/>
+                <w:szCs w:val="20"/>
+              </w:rPr>
+              <w:t>2</w:t>
+            </w:r>
+          </w:p>
+        </w:tc>
+        <w:tc>
+          <w:tcPr>
+            <w:tcW w:w="930" w:type="dxa"/>
+            <w:vAlign w:val="bottom"/>
+          </w:tcPr>
+          <w:p>
+            <w:pPr>
+              <w:jc w:val="center"/>
+              <w:rPr>
+                <w:rFonts w:ascii="Arial" w:hAnsi="Arial" w:cs="Arial"/>
+                <w:sz w:val="20"/>
+                <w:szCs w:val="20"/>
+              </w:rPr>
+            </w:pPr>
+          </w:p>
         </w:tc>
       </w:tr>
       <w:tr>
         <w:tc>
           <w:tcPr>
-            <w:tcW w:w="1575" w:type="dxa"/>
-            <w:vMerge w:val="restart"/>
-          </w:tcPr>
-          <w:p>
-            <w:r>
+            <w:tcW w:w="1523" w:type="dxa"/>
+          </w:tcPr>
+          <w:p>
+            <w:pPr>
+              <w:rPr>
+                <w:rFonts w:ascii="Arial" w:hAnsi="Arial" w:cs="Arial"/>
+                <w:sz w:val="20"/>
+                <w:szCs w:val="20"/>
+              </w:rPr>
+            </w:pPr>
+            <w:r>
+              <w:rPr>
+                <w:rFonts w:ascii="Arial" w:hAnsi="Arial" w:cs="Arial"/>
+                <w:sz w:val="20"/>
+                <w:szCs w:val="20"/>
+              </w:rPr>
               <w:t>2019</w:t>
             </w:r>
           </w:p>
         </w:tc>
         <w:tc>
           <w:tcPr>
-            <w:tcW w:w="1502" w:type="dxa"/>
-          </w:tcPr>
-          <w:p>
-            <w:r>
-              <w:t>M-A-M</w:t>
-            </w:r>
-          </w:p>
-        </w:tc>
-        <w:tc>
-          <w:tcPr>
-            <w:tcW w:w="1058" w:type="dxa"/>
-          </w:tcPr>
-          <w:p/>
-        </w:tc>
-        <w:tc>
-          <w:tcPr>
-            <w:tcW w:w="1058" w:type="dxa"/>
-          </w:tcPr>
-          <w:p>
-            <w:r>
+            <w:tcW w:w="719" w:type="dxa"/>
+            <w:vAlign w:val="bottom"/>
+          </w:tcPr>
+          <w:p>
+            <w:pPr>
+              <w:jc w:val="center"/>
+              <w:rPr>
+                <w:rFonts w:ascii="Arial" w:hAnsi="Arial" w:cs="Arial"/>
+                <w:sz w:val="20"/>
+                <w:szCs w:val="20"/>
+              </w:rPr>
+            </w:pPr>
+            <w:r>
+              <w:rPr>
+                <w:rFonts w:ascii="Arial" w:hAnsi="Arial" w:cs="Arial"/>
+                <w:color w:val="000000"/>
+                <w:sz w:val="20"/>
+                <w:szCs w:val="20"/>
+              </w:rPr>
+              <w:t>151</w:t>
+            </w:r>
+          </w:p>
+        </w:tc>
+        <w:tc>
+          <w:tcPr>
+            <w:tcW w:w="690" w:type="dxa"/>
+            <w:vAlign w:val="bottom"/>
+          </w:tcPr>
+          <w:p>
+            <w:pPr>
+              <w:jc w:val="center"/>
+              <w:rPr>
+                <w:rFonts w:ascii="Arial" w:hAnsi="Arial" w:cs="Arial"/>
+                <w:sz w:val="20"/>
+                <w:szCs w:val="20"/>
+              </w:rPr>
+            </w:pPr>
+            <w:r>
+              <w:rPr>
+                <w:rFonts w:ascii="Arial" w:hAnsi="Arial" w:cs="Arial"/>
+                <w:color w:val="000000"/>
+                <w:sz w:val="20"/>
+                <w:szCs w:val="20"/>
+              </w:rPr>
               <w:t>29</w:t>
             </w:r>
           </w:p>
         </w:tc>
         <w:tc>
           <w:tcPr>
-            <w:tcW w:w="1530" w:type="dxa"/>
-          </w:tcPr>
-          <w:p>
-            <w:r>
-              <w:t xml:space="preserve">5.2 </w:t>
-            </w:r>
-            <w:r>
-              <w:rPr>
-                <w:sz w:val="24"/>
-                <w:szCs w:val="24"/>
-              </w:rPr>
-              <w:t>±</w:t>
-            </w:r>
-            <w:r>
-              <w:rPr>
-                <w:sz w:val="24"/>
-                <w:szCs w:val="24"/>
-              </w:rPr>
-              <w:t xml:space="preserve"> </w:t>
-            </w:r>
-            <w:r>
-              <w:t xml:space="preserve">7.0 </w:t>
-            </w:r>
-          </w:p>
-        </w:tc>
-        <w:tc>
-          <w:tcPr>
-            <w:tcW w:w="1080" w:type="dxa"/>
-          </w:tcPr>
-          <w:p/>
-        </w:tc>
-        <w:tc>
-          <w:tcPr>
-            <w:tcW w:w="1642" w:type="dxa"/>
-          </w:tcPr>
-          <w:p/>
-        </w:tc>
-        <w:tc>
-          <w:tcPr>
-            <w:tcW w:w="1328" w:type="dxa"/>
-          </w:tcPr>
-          <w:p/>
-        </w:tc>
-        <w:tc>
-          <w:tcPr>
-            <w:tcW w:w="1350" w:type="dxa"/>
-          </w:tcPr>
-          <w:p/>
+            <w:tcW w:w="1004" w:type="dxa"/>
+            <w:vAlign w:val="bottom"/>
+          </w:tcPr>
+          <w:p>
+            <w:pPr>
+              <w:jc w:val="center"/>
+              <w:rPr>
+                <w:rFonts w:ascii="Arial" w:hAnsi="Arial" w:cs="Arial"/>
+                <w:sz w:val="20"/>
+                <w:szCs w:val="20"/>
+              </w:rPr>
+            </w:pPr>
+            <w:r>
+              <w:rPr>
+                <w:rFonts w:ascii="Arial" w:hAnsi="Arial" w:cs="Arial"/>
+                <w:color w:val="000000"/>
+                <w:sz w:val="20"/>
+                <w:szCs w:val="20"/>
+              </w:rPr>
+              <w:t>5.2±7</w:t>
+            </w:r>
+          </w:p>
+        </w:tc>
+        <w:tc>
+          <w:tcPr>
+            <w:tcW w:w="766" w:type="dxa"/>
+            <w:vAlign w:val="bottom"/>
+          </w:tcPr>
+          <w:p>
+            <w:pPr>
+              <w:jc w:val="center"/>
+              <w:rPr>
+                <w:rFonts w:ascii="Arial" w:hAnsi="Arial" w:cs="Arial"/>
+                <w:sz w:val="20"/>
+                <w:szCs w:val="20"/>
+              </w:rPr>
+            </w:pPr>
+            <w:r>
+              <w:rPr>
+                <w:rFonts w:ascii="Arial" w:hAnsi="Arial" w:cs="Arial"/>
+                <w:color w:val="000000"/>
+                <w:sz w:val="20"/>
+                <w:szCs w:val="20"/>
+              </w:rPr>
+              <w:t>2</w:t>
+            </w:r>
+          </w:p>
+        </w:tc>
+        <w:tc>
+          <w:tcPr>
+            <w:tcW w:w="1335" w:type="dxa"/>
+            <w:vAlign w:val="bottom"/>
+          </w:tcPr>
+          <w:p>
+            <w:pPr>
+              <w:jc w:val="center"/>
+              <w:rPr>
+                <w:rFonts w:ascii="Arial" w:hAnsi="Arial" w:cs="Arial"/>
+                <w:sz w:val="20"/>
+                <w:szCs w:val="20"/>
+              </w:rPr>
+            </w:pPr>
+            <w:r>
+              <w:rPr>
+                <w:rFonts w:ascii="Arial" w:hAnsi="Arial" w:cs="Arial"/>
+                <w:color w:val="000000"/>
+                <w:sz w:val="20"/>
+                <w:szCs w:val="20"/>
+              </w:rPr>
+              <w:t>25.4±5</w:t>
+            </w:r>
+          </w:p>
+        </w:tc>
+        <w:tc>
+          <w:tcPr>
+            <w:tcW w:w="762" w:type="dxa"/>
+            <w:vAlign w:val="bottom"/>
+          </w:tcPr>
+          <w:p>
+            <w:pPr>
+              <w:jc w:val="center"/>
+              <w:rPr>
+                <w:rFonts w:ascii="Arial" w:hAnsi="Arial" w:cs="Arial"/>
+                <w:sz w:val="20"/>
+                <w:szCs w:val="20"/>
+              </w:rPr>
+            </w:pPr>
+            <w:r>
+              <w:rPr>
+                <w:rFonts w:ascii="Arial" w:hAnsi="Arial" w:cs="Arial"/>
+                <w:color w:val="000000"/>
+                <w:sz w:val="20"/>
+                <w:szCs w:val="20"/>
+              </w:rPr>
+              <w:t>1</w:t>
+            </w:r>
+          </w:p>
+        </w:tc>
+        <w:tc>
+          <w:tcPr>
+            <w:tcW w:w="1319" w:type="dxa"/>
+            <w:vAlign w:val="bottom"/>
+          </w:tcPr>
+          <w:p>
+            <w:pPr>
+              <w:jc w:val="center"/>
+              <w:rPr>
+                <w:rFonts w:ascii="Arial" w:hAnsi="Arial" w:cs="Arial"/>
+                <w:sz w:val="20"/>
+                <w:szCs w:val="20"/>
+              </w:rPr>
+            </w:pPr>
+          </w:p>
+        </w:tc>
+        <w:tc>
+          <w:tcPr>
+            <w:tcW w:w="718" w:type="dxa"/>
+            <w:vAlign w:val="bottom"/>
+          </w:tcPr>
+          <w:p>
+            <w:pPr>
+              <w:jc w:val="center"/>
+              <w:rPr>
+                <w:rFonts w:ascii="Arial" w:hAnsi="Arial" w:cs="Arial"/>
+                <w:sz w:val="20"/>
+                <w:szCs w:val="20"/>
+              </w:rPr>
+            </w:pPr>
+            <w:r>
+              <w:rPr>
+                <w:rFonts w:ascii="Arial" w:hAnsi="Arial" w:cs="Arial"/>
+                <w:color w:val="000000"/>
+                <w:sz w:val="20"/>
+                <w:szCs w:val="20"/>
+              </w:rPr>
+              <w:t>226</w:t>
+            </w:r>
+          </w:p>
+        </w:tc>
+        <w:tc>
+          <w:tcPr>
+            <w:tcW w:w="690" w:type="dxa"/>
+            <w:vAlign w:val="bottom"/>
+          </w:tcPr>
+          <w:p>
+            <w:pPr>
+              <w:jc w:val="center"/>
+              <w:rPr>
+                <w:rFonts w:ascii="Arial" w:hAnsi="Arial" w:cs="Arial"/>
+                <w:sz w:val="20"/>
+                <w:szCs w:val="20"/>
+              </w:rPr>
+            </w:pPr>
+            <w:r>
+              <w:rPr>
+                <w:rFonts w:ascii="Arial" w:hAnsi="Arial" w:cs="Arial"/>
+                <w:color w:val="000000"/>
+                <w:sz w:val="20"/>
+                <w:szCs w:val="20"/>
+              </w:rPr>
+              <w:t>29</w:t>
+            </w:r>
+          </w:p>
+        </w:tc>
+        <w:tc>
+          <w:tcPr>
+            <w:tcW w:w="1000" w:type="dxa"/>
+            <w:vAlign w:val="bottom"/>
+          </w:tcPr>
+          <w:p>
+            <w:pPr>
+              <w:jc w:val="center"/>
+              <w:rPr>
+                <w:rFonts w:ascii="Arial" w:hAnsi="Arial" w:cs="Arial"/>
+                <w:sz w:val="20"/>
+                <w:szCs w:val="20"/>
+              </w:rPr>
+            </w:pPr>
+            <w:r>
+              <w:rPr>
+                <w:rFonts w:ascii="Arial" w:hAnsi="Arial" w:cs="Arial"/>
+                <w:color w:val="000000"/>
+                <w:sz w:val="20"/>
+                <w:szCs w:val="20"/>
+              </w:rPr>
+              <w:t>7.8±12.3</w:t>
+            </w:r>
+          </w:p>
+        </w:tc>
+        <w:tc>
+          <w:tcPr>
+            <w:tcW w:w="690" w:type="dxa"/>
+            <w:vAlign w:val="bottom"/>
+          </w:tcPr>
+          <w:p>
+            <w:pPr>
+              <w:jc w:val="center"/>
+              <w:rPr>
+                <w:rFonts w:ascii="Arial" w:hAnsi="Arial" w:cs="Arial"/>
+                <w:sz w:val="20"/>
+                <w:szCs w:val="20"/>
+              </w:rPr>
+            </w:pPr>
+            <w:r>
+              <w:rPr>
+                <w:rFonts w:ascii="Arial" w:hAnsi="Arial" w:cs="Arial"/>
+                <w:color w:val="000000"/>
+                <w:sz w:val="20"/>
+                <w:szCs w:val="20"/>
+              </w:rPr>
+              <w:t>3</w:t>
+            </w:r>
+          </w:p>
+        </w:tc>
+        <w:tc>
+          <w:tcPr>
+            <w:tcW w:w="1112" w:type="dxa"/>
+            <w:vAlign w:val="bottom"/>
+          </w:tcPr>
+          <w:p>
+            <w:pPr>
+              <w:jc w:val="center"/>
+              <w:rPr>
+                <w:rFonts w:ascii="Arial" w:hAnsi="Arial" w:cs="Arial"/>
+                <w:sz w:val="20"/>
+                <w:szCs w:val="20"/>
+              </w:rPr>
+            </w:pPr>
+            <w:r>
+              <w:rPr>
+                <w:rFonts w:ascii="Arial" w:hAnsi="Arial" w:cs="Arial"/>
+                <w:color w:val="000000"/>
+                <w:sz w:val="20"/>
+                <w:szCs w:val="20"/>
+              </w:rPr>
+              <w:t>38.9±15.2</w:t>
+            </w:r>
+          </w:p>
+        </w:tc>
+        <w:tc>
+          <w:tcPr>
+            <w:tcW w:w="690" w:type="dxa"/>
+            <w:vAlign w:val="bottom"/>
+          </w:tcPr>
+          <w:p>
+            <w:pPr>
+              <w:jc w:val="center"/>
+              <w:rPr>
+                <w:rFonts w:ascii="Arial" w:hAnsi="Arial" w:cs="Arial"/>
+                <w:sz w:val="20"/>
+                <w:szCs w:val="20"/>
+              </w:rPr>
+            </w:pPr>
+            <w:r>
+              <w:rPr>
+                <w:rFonts w:ascii="Arial" w:hAnsi="Arial" w:cs="Arial"/>
+                <w:color w:val="000000"/>
+                <w:sz w:val="20"/>
+                <w:szCs w:val="20"/>
+              </w:rPr>
+              <w:t>2</w:t>
+            </w:r>
+          </w:p>
+        </w:tc>
+        <w:tc>
+          <w:tcPr>
+            <w:tcW w:w="930" w:type="dxa"/>
+            <w:vAlign w:val="bottom"/>
+          </w:tcPr>
+          <w:p>
+            <w:pPr>
+              <w:jc w:val="center"/>
+              <w:rPr>
+                <w:rFonts w:ascii="Arial" w:hAnsi="Arial" w:cs="Arial"/>
+                <w:sz w:val="20"/>
+                <w:szCs w:val="20"/>
+              </w:rPr>
+            </w:pPr>
+          </w:p>
         </w:tc>
       </w:tr>
       <w:tr>
         <w:tc>
           <w:tcPr>
-            <w:tcW w:w="1575" w:type="dxa"/>
-            <w:vMerge/>
-          </w:tcPr>
-          <w:p/>
-        </w:tc>
-        <w:tc>
-          <w:tcPr>
-            <w:tcW w:w="1502" w:type="dxa"/>
-          </w:tcPr>
-          <w:p>
-            <w:r>
-              <w:t xml:space="preserve">O-N-D </w:t>
-            </w:r>
-          </w:p>
-        </w:tc>
-        <w:tc>
-          <w:tcPr>
-            <w:tcW w:w="1058" w:type="dxa"/>
-          </w:tcPr>
-          <w:p/>
-        </w:tc>
-        <w:tc>
-          <w:tcPr>
-            <w:tcW w:w="1058" w:type="dxa"/>
-          </w:tcPr>
-          <w:p>
-            <w:r>
-              <w:t>29</w:t>
-            </w:r>
-          </w:p>
-        </w:tc>
-        <w:tc>
-          <w:tcPr>
-            <w:tcW w:w="1530" w:type="dxa"/>
-          </w:tcPr>
-          <w:p/>
-        </w:tc>
-        <w:tc>
-          <w:tcPr>
-            <w:tcW w:w="1080" w:type="dxa"/>
-          </w:tcPr>
-          <w:p/>
-        </w:tc>
-        <w:tc>
-          <w:tcPr>
-            <w:tcW w:w="1642" w:type="dxa"/>
-          </w:tcPr>
-          <w:p/>
-        </w:tc>
-        <w:tc>
-          <w:tcPr>
-            <w:tcW w:w="1328" w:type="dxa"/>
-          </w:tcPr>
-          <w:p/>
-        </w:tc>
-        <w:tc>
-          <w:tcPr>
-            <w:tcW w:w="1350" w:type="dxa"/>
-          </w:tcPr>
-          <w:p/>
+            <w:tcW w:w="1523" w:type="dxa"/>
+          </w:tcPr>
+          <w:p>
+            <w:pPr>
+              <w:rPr>
+                <w:rFonts w:ascii="Arial" w:hAnsi="Arial" w:cs="Arial"/>
+                <w:sz w:val="20"/>
+                <w:szCs w:val="20"/>
+              </w:rPr>
+            </w:pPr>
+            <w:r>
+              <w:rPr>
+                <w:rFonts w:ascii="Arial" w:hAnsi="Arial" w:cs="Arial"/>
+                <w:sz w:val="20"/>
+                <w:szCs w:val="20"/>
+              </w:rPr>
+              <w:t>2020</w:t>
+            </w:r>
+          </w:p>
+        </w:tc>
+        <w:tc>
+          <w:tcPr>
+            <w:tcW w:w="719" w:type="dxa"/>
+            <w:vAlign w:val="bottom"/>
+          </w:tcPr>
+          <w:p>
+            <w:pPr>
+              <w:jc w:val="center"/>
+              <w:rPr>
+                <w:rFonts w:ascii="Arial" w:hAnsi="Arial" w:cs="Arial"/>
+                <w:sz w:val="20"/>
+                <w:szCs w:val="20"/>
+              </w:rPr>
+            </w:pPr>
+            <w:r>
+              <w:rPr>
+                <w:rFonts w:ascii="Arial" w:hAnsi="Arial" w:cs="Arial"/>
+                <w:color w:val="000000"/>
+                <w:sz w:val="20"/>
+                <w:szCs w:val="20"/>
+              </w:rPr>
+              <w:t>246</w:t>
+            </w:r>
+          </w:p>
+        </w:tc>
+        <w:tc>
+          <w:tcPr>
+            <w:tcW w:w="690" w:type="dxa"/>
+            <w:vAlign w:val="bottom"/>
+          </w:tcPr>
+          <w:p>
+            <w:pPr>
+              <w:jc w:val="center"/>
+              <w:rPr>
+                <w:rFonts w:ascii="Arial" w:hAnsi="Arial" w:cs="Arial"/>
+                <w:sz w:val="20"/>
+                <w:szCs w:val="20"/>
+              </w:rPr>
+            </w:pPr>
+            <w:r>
+              <w:rPr>
+                <w:rFonts w:ascii="Arial" w:hAnsi="Arial" w:cs="Arial"/>
+                <w:color w:val="000000"/>
+                <w:sz w:val="20"/>
+                <w:szCs w:val="20"/>
+              </w:rPr>
+              <w:t>37</w:t>
+            </w:r>
+          </w:p>
+        </w:tc>
+        <w:tc>
+          <w:tcPr>
+            <w:tcW w:w="1004" w:type="dxa"/>
+            <w:vAlign w:val="bottom"/>
+          </w:tcPr>
+          <w:p>
+            <w:pPr>
+              <w:jc w:val="center"/>
+              <w:rPr>
+                <w:rFonts w:ascii="Arial" w:hAnsi="Arial" w:cs="Arial"/>
+                <w:sz w:val="20"/>
+                <w:szCs w:val="20"/>
+              </w:rPr>
+            </w:pPr>
+            <w:r>
+              <w:rPr>
+                <w:rFonts w:ascii="Arial" w:hAnsi="Arial" w:cs="Arial"/>
+                <w:color w:val="000000"/>
+                <w:sz w:val="20"/>
+                <w:szCs w:val="20"/>
+              </w:rPr>
+              <w:t>6.6±31.6</w:t>
+            </w:r>
+          </w:p>
+        </w:tc>
+        <w:tc>
+          <w:tcPr>
+            <w:tcW w:w="766" w:type="dxa"/>
+            <w:vAlign w:val="bottom"/>
+          </w:tcPr>
+          <w:p>
+            <w:pPr>
+              <w:jc w:val="center"/>
+              <w:rPr>
+                <w:rFonts w:ascii="Arial" w:hAnsi="Arial" w:cs="Arial"/>
+                <w:sz w:val="20"/>
+                <w:szCs w:val="20"/>
+              </w:rPr>
+            </w:pPr>
+            <w:r>
+              <w:rPr>
+                <w:rFonts w:ascii="Arial" w:hAnsi="Arial" w:cs="Arial"/>
+                <w:color w:val="000000"/>
+                <w:sz w:val="20"/>
+                <w:szCs w:val="20"/>
+              </w:rPr>
+              <w:t>2</w:t>
+            </w:r>
+          </w:p>
+        </w:tc>
+        <w:tc>
+          <w:tcPr>
+            <w:tcW w:w="1335" w:type="dxa"/>
+            <w:vAlign w:val="bottom"/>
+          </w:tcPr>
+          <w:p>
+            <w:pPr>
+              <w:jc w:val="center"/>
+              <w:rPr>
+                <w:rFonts w:ascii="Arial" w:hAnsi="Arial" w:cs="Arial"/>
+                <w:sz w:val="20"/>
+                <w:szCs w:val="20"/>
+              </w:rPr>
+            </w:pPr>
+            <w:r>
+              <w:rPr>
+                <w:rFonts w:ascii="Arial" w:hAnsi="Arial" w:cs="Arial"/>
+                <w:color w:val="000000"/>
+                <w:sz w:val="20"/>
+                <w:szCs w:val="20"/>
+              </w:rPr>
+              <w:t>107.2±119.8</w:t>
+            </w:r>
+          </w:p>
+        </w:tc>
+        <w:tc>
+          <w:tcPr>
+            <w:tcW w:w="762" w:type="dxa"/>
+            <w:vAlign w:val="bottom"/>
+          </w:tcPr>
+          <w:p>
+            <w:pPr>
+              <w:jc w:val="center"/>
+              <w:rPr>
+                <w:rFonts w:ascii="Arial" w:hAnsi="Arial" w:cs="Arial"/>
+                <w:sz w:val="20"/>
+                <w:szCs w:val="20"/>
+              </w:rPr>
+            </w:pPr>
+            <w:r>
+              <w:rPr>
+                <w:rFonts w:ascii="Arial" w:hAnsi="Arial" w:cs="Arial"/>
+                <w:color w:val="000000"/>
+                <w:sz w:val="20"/>
+                <w:szCs w:val="20"/>
+              </w:rPr>
+              <w:t>1</w:t>
+            </w:r>
+          </w:p>
+        </w:tc>
+        <w:tc>
+          <w:tcPr>
+            <w:tcW w:w="1319" w:type="dxa"/>
+            <w:vAlign w:val="bottom"/>
+          </w:tcPr>
+          <w:p>
+            <w:pPr>
+              <w:jc w:val="center"/>
+              <w:rPr>
+                <w:rFonts w:ascii="Arial" w:hAnsi="Arial" w:cs="Arial"/>
+                <w:sz w:val="20"/>
+                <w:szCs w:val="20"/>
+              </w:rPr>
+            </w:pPr>
+          </w:p>
+        </w:tc>
+        <w:tc>
+          <w:tcPr>
+            <w:tcW w:w="718" w:type="dxa"/>
+            <w:vAlign w:val="bottom"/>
+          </w:tcPr>
+          <w:p>
+            <w:pPr>
+              <w:jc w:val="center"/>
+              <w:rPr>
+                <w:rFonts w:ascii="Arial" w:hAnsi="Arial" w:cs="Arial"/>
+                <w:sz w:val="20"/>
+                <w:szCs w:val="20"/>
+              </w:rPr>
+            </w:pPr>
+            <w:r>
+              <w:rPr>
+                <w:rFonts w:ascii="Arial" w:hAnsi="Arial" w:cs="Arial"/>
+                <w:color w:val="000000"/>
+                <w:sz w:val="20"/>
+                <w:szCs w:val="20"/>
+              </w:rPr>
+              <w:t>60</w:t>
+            </w:r>
+          </w:p>
+        </w:tc>
+        <w:tc>
+          <w:tcPr>
+            <w:tcW w:w="690" w:type="dxa"/>
+            <w:vAlign w:val="bottom"/>
+          </w:tcPr>
+          <w:p>
+            <w:pPr>
+              <w:jc w:val="center"/>
+              <w:rPr>
+                <w:rFonts w:ascii="Arial" w:hAnsi="Arial" w:cs="Arial"/>
+                <w:sz w:val="20"/>
+                <w:szCs w:val="20"/>
+              </w:rPr>
+            </w:pPr>
+            <w:r>
+              <w:rPr>
+                <w:rFonts w:ascii="Arial" w:hAnsi="Arial" w:cs="Arial"/>
+                <w:color w:val="000000"/>
+                <w:sz w:val="20"/>
+                <w:szCs w:val="20"/>
+              </w:rPr>
+              <w:t>65</w:t>
+            </w:r>
+          </w:p>
+        </w:tc>
+        <w:tc>
+          <w:tcPr>
+            <w:tcW w:w="1000" w:type="dxa"/>
+            <w:vAlign w:val="bottom"/>
+          </w:tcPr>
+          <w:p>
+            <w:pPr>
+              <w:jc w:val="center"/>
+              <w:rPr>
+                <w:rFonts w:ascii="Arial" w:hAnsi="Arial" w:cs="Arial"/>
+                <w:sz w:val="20"/>
+                <w:szCs w:val="20"/>
+              </w:rPr>
+            </w:pPr>
+            <w:r>
+              <w:rPr>
+                <w:rFonts w:ascii="Arial" w:hAnsi="Arial" w:cs="Arial"/>
+                <w:color w:val="000000"/>
+                <w:sz w:val="20"/>
+                <w:szCs w:val="20"/>
+              </w:rPr>
+              <w:t>0.9±1.9</w:t>
+            </w:r>
+          </w:p>
+        </w:tc>
+        <w:tc>
+          <w:tcPr>
+            <w:tcW w:w="690" w:type="dxa"/>
+            <w:vAlign w:val="bottom"/>
+          </w:tcPr>
+          <w:p>
+            <w:pPr>
+              <w:jc w:val="center"/>
+              <w:rPr>
+                <w:rFonts w:ascii="Arial" w:hAnsi="Arial" w:cs="Arial"/>
+                <w:sz w:val="20"/>
+                <w:szCs w:val="20"/>
+              </w:rPr>
+            </w:pPr>
+            <w:r>
+              <w:rPr>
+                <w:rFonts w:ascii="Arial" w:hAnsi="Arial" w:cs="Arial"/>
+                <w:color w:val="000000"/>
+                <w:sz w:val="20"/>
+                <w:szCs w:val="20"/>
+              </w:rPr>
+              <w:t>0</w:t>
+            </w:r>
+          </w:p>
+        </w:tc>
+        <w:tc>
+          <w:tcPr>
+            <w:tcW w:w="1112" w:type="dxa"/>
+            <w:vAlign w:val="bottom"/>
+          </w:tcPr>
+          <w:p>
+            <w:pPr>
+              <w:jc w:val="center"/>
+              <w:rPr>
+                <w:rFonts w:ascii="Arial" w:hAnsi="Arial" w:cs="Arial"/>
+                <w:sz w:val="20"/>
+                <w:szCs w:val="20"/>
+              </w:rPr>
+            </w:pPr>
+            <w:r>
+              <w:rPr>
+                <w:rFonts w:ascii="Arial" w:hAnsi="Arial" w:cs="Arial"/>
+                <w:sz w:val="20"/>
+                <w:szCs w:val="20"/>
+              </w:rPr>
+              <w:t>0</w:t>
+            </w:r>
+          </w:p>
+        </w:tc>
+        <w:tc>
+          <w:tcPr>
+            <w:tcW w:w="690" w:type="dxa"/>
+            <w:vAlign w:val="bottom"/>
+          </w:tcPr>
+          <w:p>
+            <w:pPr>
+              <w:jc w:val="center"/>
+              <w:rPr>
+                <w:rFonts w:ascii="Arial" w:hAnsi="Arial" w:cs="Arial"/>
+                <w:sz w:val="20"/>
+                <w:szCs w:val="20"/>
+              </w:rPr>
+            </w:pPr>
+            <w:r>
+              <w:rPr>
+                <w:rFonts w:ascii="Arial" w:hAnsi="Arial" w:cs="Arial"/>
+                <w:color w:val="000000"/>
+                <w:sz w:val="20"/>
+                <w:szCs w:val="20"/>
+              </w:rPr>
+              <w:t>0</w:t>
+            </w:r>
+          </w:p>
+        </w:tc>
+        <w:tc>
+          <w:tcPr>
+            <w:tcW w:w="930" w:type="dxa"/>
+            <w:vAlign w:val="bottom"/>
+          </w:tcPr>
+          <w:p>
+            <w:pPr>
+              <w:jc w:val="center"/>
+              <w:rPr>
+                <w:rFonts w:ascii="Arial" w:hAnsi="Arial" w:cs="Arial"/>
+                <w:sz w:val="20"/>
+                <w:szCs w:val="20"/>
+              </w:rPr>
+            </w:pPr>
+          </w:p>
         </w:tc>
       </w:tr>
       <w:tr>
         <w:tc>
           <w:tcPr>
-            <w:tcW w:w="1575" w:type="dxa"/>
-            <w:vMerge w:val="restart"/>
-          </w:tcPr>
-          <w:p>
-            <w:r>
-              <w:t>2020</w:t>
-            </w:r>
-          </w:p>
-        </w:tc>
-        <w:tc>
-          <w:tcPr>
-            <w:tcW w:w="1502" w:type="dxa"/>
-          </w:tcPr>
-          <w:p>
-            <w:r>
-              <w:t>M-A-M</w:t>
-            </w:r>
-          </w:p>
-        </w:tc>
-        <w:tc>
-          <w:tcPr>
-            <w:tcW w:w="1058" w:type="dxa"/>
-          </w:tcPr>
-          <w:p/>
-        </w:tc>
-        <w:tc>
-          <w:tcPr>
-            <w:tcW w:w="1058" w:type="dxa"/>
-          </w:tcPr>
-          <w:p/>
-        </w:tc>
-        <w:tc>
-          <w:tcPr>
-            <w:tcW w:w="1530" w:type="dxa"/>
-          </w:tcPr>
-          <w:p/>
-        </w:tc>
-        <w:tc>
-          <w:tcPr>
-            <w:tcW w:w="1080" w:type="dxa"/>
-          </w:tcPr>
-          <w:p/>
-        </w:tc>
-        <w:tc>
-          <w:tcPr>
-            <w:tcW w:w="1642" w:type="dxa"/>
-          </w:tcPr>
-          <w:p/>
-        </w:tc>
-        <w:tc>
-          <w:tcPr>
-            <w:tcW w:w="1328" w:type="dxa"/>
-          </w:tcPr>
-          <w:p/>
-        </w:tc>
-        <w:tc>
-          <w:tcPr>
-            <w:tcW w:w="1350" w:type="dxa"/>
-          </w:tcPr>
-          <w:p/>
+            <w:tcW w:w="1523" w:type="dxa"/>
+          </w:tcPr>
+          <w:p>
+            <w:pPr>
+              <w:rPr>
+                <w:rFonts w:ascii="Arial" w:hAnsi="Arial" w:cs="Arial"/>
+                <w:sz w:val="20"/>
+                <w:szCs w:val="20"/>
+              </w:rPr>
+            </w:pPr>
+            <w:r>
+              <w:rPr>
+                <w:rFonts w:ascii="Arial" w:hAnsi="Arial" w:cs="Arial"/>
+                <w:sz w:val="20"/>
+                <w:szCs w:val="20"/>
+              </w:rPr>
+              <w:t>2021</w:t>
+            </w:r>
+          </w:p>
+        </w:tc>
+        <w:tc>
+          <w:tcPr>
+            <w:tcW w:w="719" w:type="dxa"/>
+            <w:vAlign w:val="bottom"/>
+          </w:tcPr>
+          <w:p>
+            <w:pPr>
+              <w:jc w:val="center"/>
+              <w:rPr>
+                <w:rFonts w:ascii="Arial" w:hAnsi="Arial" w:cs="Arial"/>
+                <w:sz w:val="20"/>
+                <w:szCs w:val="20"/>
+              </w:rPr>
+            </w:pPr>
+            <w:r>
+              <w:rPr>
+                <w:rFonts w:ascii="Arial" w:hAnsi="Arial" w:cs="Arial"/>
+                <w:color w:val="000000"/>
+                <w:sz w:val="20"/>
+                <w:szCs w:val="20"/>
+              </w:rPr>
+              <w:t>84</w:t>
+            </w:r>
+          </w:p>
+        </w:tc>
+        <w:tc>
+          <w:tcPr>
+            <w:tcW w:w="690" w:type="dxa"/>
+            <w:vAlign w:val="bottom"/>
+          </w:tcPr>
+          <w:p>
+            <w:pPr>
+              <w:jc w:val="center"/>
+              <w:rPr>
+                <w:rFonts w:ascii="Arial" w:hAnsi="Arial" w:cs="Arial"/>
+                <w:sz w:val="20"/>
+                <w:szCs w:val="20"/>
+              </w:rPr>
+            </w:pPr>
+            <w:r>
+              <w:rPr>
+                <w:rFonts w:ascii="Arial" w:hAnsi="Arial" w:cs="Arial"/>
+                <w:color w:val="000000"/>
+                <w:sz w:val="20"/>
+                <w:szCs w:val="20"/>
+              </w:rPr>
+              <w:t>36</w:t>
+            </w:r>
+          </w:p>
+        </w:tc>
+        <w:tc>
+          <w:tcPr>
+            <w:tcW w:w="1004" w:type="dxa"/>
+            <w:vAlign w:val="bottom"/>
+          </w:tcPr>
+          <w:p>
+            <w:pPr>
+              <w:jc w:val="center"/>
+              <w:rPr>
+                <w:rFonts w:ascii="Arial" w:hAnsi="Arial" w:cs="Arial"/>
+                <w:sz w:val="20"/>
+                <w:szCs w:val="20"/>
+              </w:rPr>
+            </w:pPr>
+            <w:r>
+              <w:rPr>
+                <w:rFonts w:ascii="Arial" w:hAnsi="Arial" w:cs="Arial"/>
+                <w:color w:val="000000"/>
+                <w:sz w:val="20"/>
+                <w:szCs w:val="20"/>
+              </w:rPr>
+              <w:t>2.3±3.9</w:t>
+            </w:r>
+          </w:p>
+        </w:tc>
+        <w:tc>
+          <w:tcPr>
+            <w:tcW w:w="766" w:type="dxa"/>
+            <w:vAlign w:val="bottom"/>
+          </w:tcPr>
+          <w:p>
+            <w:pPr>
+              <w:jc w:val="center"/>
+              <w:rPr>
+                <w:rFonts w:ascii="Arial" w:hAnsi="Arial" w:cs="Arial"/>
+                <w:sz w:val="20"/>
+                <w:szCs w:val="20"/>
+              </w:rPr>
+            </w:pPr>
+            <w:r>
+              <w:rPr>
+                <w:rFonts w:ascii="Arial" w:hAnsi="Arial" w:cs="Arial"/>
+                <w:color w:val="000000"/>
+                <w:sz w:val="20"/>
+                <w:szCs w:val="20"/>
+              </w:rPr>
+              <w:t>0</w:t>
+            </w:r>
+          </w:p>
+        </w:tc>
+        <w:tc>
+          <w:tcPr>
+            <w:tcW w:w="1335" w:type="dxa"/>
+            <w:vAlign w:val="bottom"/>
+          </w:tcPr>
+          <w:p>
+            <w:pPr>
+              <w:jc w:val="center"/>
+              <w:rPr>
+                <w:rFonts w:ascii="Arial" w:hAnsi="Arial" w:cs="Arial"/>
+                <w:sz w:val="20"/>
+                <w:szCs w:val="20"/>
+              </w:rPr>
+            </w:pPr>
+            <w:r>
+              <w:rPr>
+                <w:rFonts w:ascii="Arial" w:hAnsi="Arial" w:cs="Arial"/>
+                <w:sz w:val="20"/>
+                <w:szCs w:val="20"/>
+              </w:rPr>
+              <w:t>0</w:t>
+            </w:r>
+          </w:p>
+        </w:tc>
+        <w:tc>
+          <w:tcPr>
+            <w:tcW w:w="762" w:type="dxa"/>
+            <w:vAlign w:val="bottom"/>
+          </w:tcPr>
+          <w:p>
+            <w:pPr>
+              <w:jc w:val="center"/>
+              <w:rPr>
+                <w:rFonts w:ascii="Arial" w:hAnsi="Arial" w:cs="Arial"/>
+                <w:sz w:val="20"/>
+                <w:szCs w:val="20"/>
+              </w:rPr>
+            </w:pPr>
+            <w:r>
+              <w:rPr>
+                <w:rFonts w:ascii="Arial" w:hAnsi="Arial" w:cs="Arial"/>
+                <w:color w:val="000000"/>
+                <w:sz w:val="20"/>
+                <w:szCs w:val="20"/>
+              </w:rPr>
+              <w:t>0</w:t>
+            </w:r>
+          </w:p>
+        </w:tc>
+        <w:tc>
+          <w:tcPr>
+            <w:tcW w:w="1319" w:type="dxa"/>
+            <w:vAlign w:val="bottom"/>
+          </w:tcPr>
+          <w:p>
+            <w:pPr>
+              <w:jc w:val="center"/>
+              <w:rPr>
+                <w:rFonts w:ascii="Arial" w:hAnsi="Arial" w:cs="Arial"/>
+                <w:sz w:val="20"/>
+                <w:szCs w:val="20"/>
+              </w:rPr>
+            </w:pPr>
+          </w:p>
+        </w:tc>
+        <w:tc>
+          <w:tcPr>
+            <w:tcW w:w="718" w:type="dxa"/>
+            <w:vAlign w:val="bottom"/>
+          </w:tcPr>
+          <w:p>
+            <w:pPr>
+              <w:jc w:val="center"/>
+              <w:rPr>
+                <w:rFonts w:ascii="Arial" w:hAnsi="Arial" w:cs="Arial"/>
+                <w:sz w:val="20"/>
+                <w:szCs w:val="20"/>
+              </w:rPr>
+            </w:pPr>
+            <w:r>
+              <w:rPr>
+                <w:rFonts w:ascii="Arial" w:hAnsi="Arial" w:cs="Arial"/>
+                <w:color w:val="000000"/>
+                <w:sz w:val="20"/>
+                <w:szCs w:val="20"/>
+              </w:rPr>
+              <w:t>53</w:t>
+            </w:r>
+          </w:p>
+        </w:tc>
+        <w:tc>
+          <w:tcPr>
+            <w:tcW w:w="690" w:type="dxa"/>
+            <w:vAlign w:val="bottom"/>
+          </w:tcPr>
+          <w:p>
+            <w:pPr>
+              <w:jc w:val="center"/>
+              <w:rPr>
+                <w:rFonts w:ascii="Arial" w:hAnsi="Arial" w:cs="Arial"/>
+                <w:sz w:val="20"/>
+                <w:szCs w:val="20"/>
+              </w:rPr>
+            </w:pPr>
+            <w:r>
+              <w:rPr>
+                <w:rFonts w:ascii="Arial" w:hAnsi="Arial" w:cs="Arial"/>
+                <w:color w:val="000000"/>
+                <w:sz w:val="20"/>
+                <w:szCs w:val="20"/>
+              </w:rPr>
+              <w:t>15</w:t>
+            </w:r>
+          </w:p>
+        </w:tc>
+        <w:tc>
+          <w:tcPr>
+            <w:tcW w:w="1000" w:type="dxa"/>
+            <w:vAlign w:val="bottom"/>
+          </w:tcPr>
+          <w:p>
+            <w:pPr>
+              <w:jc w:val="center"/>
+              <w:rPr>
+                <w:rFonts w:ascii="Arial" w:hAnsi="Arial" w:cs="Arial"/>
+                <w:sz w:val="20"/>
+                <w:szCs w:val="20"/>
+              </w:rPr>
+            </w:pPr>
+            <w:r>
+              <w:rPr>
+                <w:rFonts w:ascii="Arial" w:hAnsi="Arial" w:cs="Arial"/>
+                <w:color w:val="000000"/>
+                <w:sz w:val="20"/>
+                <w:szCs w:val="20"/>
+              </w:rPr>
+              <w:t>3.5±4.1</w:t>
+            </w:r>
+          </w:p>
+        </w:tc>
+        <w:tc>
+          <w:tcPr>
+            <w:tcW w:w="690" w:type="dxa"/>
+            <w:vAlign w:val="bottom"/>
+          </w:tcPr>
+          <w:p>
+            <w:pPr>
+              <w:jc w:val="center"/>
+              <w:rPr>
+                <w:rFonts w:ascii="Arial" w:hAnsi="Arial" w:cs="Arial"/>
+                <w:sz w:val="20"/>
+                <w:szCs w:val="20"/>
+              </w:rPr>
+            </w:pPr>
+            <w:r>
+              <w:rPr>
+                <w:rFonts w:ascii="Arial" w:hAnsi="Arial" w:cs="Arial"/>
+                <w:color w:val="000000"/>
+                <w:sz w:val="20"/>
+                <w:szCs w:val="20"/>
+              </w:rPr>
+              <w:t>0</w:t>
+            </w:r>
+          </w:p>
+        </w:tc>
+        <w:tc>
+          <w:tcPr>
+            <w:tcW w:w="1112" w:type="dxa"/>
+            <w:vAlign w:val="bottom"/>
+          </w:tcPr>
+          <w:p>
+            <w:pPr>
+              <w:jc w:val="center"/>
+              <w:rPr>
+                <w:rFonts w:ascii="Arial" w:hAnsi="Arial" w:cs="Arial"/>
+                <w:sz w:val="20"/>
+                <w:szCs w:val="20"/>
+              </w:rPr>
+            </w:pPr>
+            <w:r>
+              <w:rPr>
+                <w:rFonts w:ascii="Arial" w:hAnsi="Arial" w:cs="Arial"/>
+                <w:sz w:val="20"/>
+                <w:szCs w:val="20"/>
+              </w:rPr>
+              <w:t>0</w:t>
+            </w:r>
+          </w:p>
+        </w:tc>
+        <w:tc>
+          <w:tcPr>
+            <w:tcW w:w="690" w:type="dxa"/>
+            <w:vAlign w:val="bottom"/>
+          </w:tcPr>
+          <w:p>
+            <w:pPr>
+              <w:jc w:val="center"/>
+              <w:rPr>
+                <w:rFonts w:ascii="Arial" w:hAnsi="Arial" w:cs="Arial"/>
+                <w:sz w:val="20"/>
+                <w:szCs w:val="20"/>
+              </w:rPr>
+            </w:pPr>
+            <w:r>
+              <w:rPr>
+                <w:rFonts w:ascii="Arial" w:hAnsi="Arial" w:cs="Arial"/>
+                <w:color w:val="000000"/>
+                <w:sz w:val="20"/>
+                <w:szCs w:val="20"/>
+              </w:rPr>
+              <w:t>0</w:t>
+            </w:r>
+          </w:p>
+        </w:tc>
+        <w:tc>
+          <w:tcPr>
+            <w:tcW w:w="930" w:type="dxa"/>
+            <w:vAlign w:val="bottom"/>
+          </w:tcPr>
+          <w:p>
+            <w:pPr>
+              <w:jc w:val="center"/>
+              <w:rPr>
+                <w:rFonts w:ascii="Arial" w:hAnsi="Arial" w:cs="Arial"/>
+                <w:sz w:val="20"/>
+                <w:szCs w:val="20"/>
+              </w:rPr>
+            </w:pPr>
+          </w:p>
         </w:tc>
       </w:tr>
       <w:tr>
         <w:tc>
           <w:tcPr>
-            <w:tcW w:w="1575" w:type="dxa"/>
-            <w:vMerge/>
-          </w:tcPr>
-          <w:p/>
-        </w:tc>
-        <w:tc>
-          <w:tcPr>
-            <w:tcW w:w="1502" w:type="dxa"/>
-          </w:tcPr>
-          <w:p>
-            <w:r>
-              <w:t xml:space="preserve">O-N-D </w:t>
-            </w:r>
-          </w:p>
-        </w:tc>
-        <w:tc>
-          <w:tcPr>
-            <w:tcW w:w="1058" w:type="dxa"/>
-          </w:tcPr>
-          <w:p/>
-        </w:tc>
-        <w:tc>
-          <w:tcPr>
-            <w:tcW w:w="1058" w:type="dxa"/>
-          </w:tcPr>
-          <w:p/>
-        </w:tc>
-        <w:tc>
-          <w:tcPr>
-            <w:tcW w:w="1530" w:type="dxa"/>
-          </w:tcPr>
-          <w:p/>
-        </w:tc>
-        <w:tc>
-          <w:tcPr>
-            <w:tcW w:w="1080" w:type="dxa"/>
-          </w:tcPr>
-          <w:p/>
-        </w:tc>
-        <w:tc>
-          <w:tcPr>
-            <w:tcW w:w="1642" w:type="dxa"/>
-          </w:tcPr>
-          <w:p/>
-        </w:tc>
-        <w:tc>
-          <w:tcPr>
-            <w:tcW w:w="1328" w:type="dxa"/>
-          </w:tcPr>
-          <w:p/>
-        </w:tc>
-        <w:tc>
-          <w:tcPr>
-            <w:tcW w:w="1350" w:type="dxa"/>
-          </w:tcPr>
-          <w:p/>
+            <w:tcW w:w="1523" w:type="dxa"/>
+          </w:tcPr>
+          <w:p>
+            <w:pPr>
+              <w:rPr>
+                <w:rFonts w:ascii="Arial" w:hAnsi="Arial" w:cs="Arial"/>
+                <w:sz w:val="20"/>
+                <w:szCs w:val="20"/>
+              </w:rPr>
+            </w:pPr>
+            <w:r>
+              <w:rPr>
+                <w:rFonts w:ascii="Arial" w:hAnsi="Arial" w:cs="Arial"/>
+                <w:sz w:val="20"/>
+                <w:szCs w:val="20"/>
+              </w:rPr>
+              <w:t>2022</w:t>
+            </w:r>
+          </w:p>
+        </w:tc>
+        <w:tc>
+          <w:tcPr>
+            <w:tcW w:w="719" w:type="dxa"/>
+            <w:vAlign w:val="bottom"/>
+          </w:tcPr>
+          <w:p>
+            <w:pPr>
+              <w:jc w:val="center"/>
+              <w:rPr>
+                <w:rFonts w:ascii="Arial" w:hAnsi="Arial" w:cs="Arial"/>
+                <w:sz w:val="20"/>
+                <w:szCs w:val="20"/>
+              </w:rPr>
+            </w:pPr>
+            <w:r>
+              <w:rPr>
+                <w:rFonts w:ascii="Arial" w:hAnsi="Arial" w:cs="Arial"/>
+                <w:color w:val="000000"/>
+                <w:sz w:val="20"/>
+                <w:szCs w:val="20"/>
+              </w:rPr>
+              <w:t>88</w:t>
+            </w:r>
+          </w:p>
+        </w:tc>
+        <w:tc>
+          <w:tcPr>
+            <w:tcW w:w="690" w:type="dxa"/>
+            <w:vAlign w:val="bottom"/>
+          </w:tcPr>
+          <w:p>
+            <w:pPr>
+              <w:jc w:val="center"/>
+              <w:rPr>
+                <w:rFonts w:ascii="Arial" w:hAnsi="Arial" w:cs="Arial"/>
+                <w:sz w:val="20"/>
+                <w:szCs w:val="20"/>
+              </w:rPr>
+            </w:pPr>
+            <w:r>
+              <w:rPr>
+                <w:rFonts w:ascii="Arial" w:hAnsi="Arial" w:cs="Arial"/>
+                <w:color w:val="000000"/>
+                <w:sz w:val="20"/>
+                <w:szCs w:val="20"/>
+              </w:rPr>
+              <w:t>13</w:t>
+            </w:r>
+          </w:p>
+        </w:tc>
+        <w:tc>
+          <w:tcPr>
+            <w:tcW w:w="1004" w:type="dxa"/>
+            <w:vAlign w:val="bottom"/>
+          </w:tcPr>
+          <w:p>
+            <w:pPr>
+              <w:jc w:val="center"/>
+              <w:rPr>
+                <w:rFonts w:ascii="Arial" w:hAnsi="Arial" w:cs="Arial"/>
+                <w:sz w:val="20"/>
+                <w:szCs w:val="20"/>
+              </w:rPr>
+            </w:pPr>
+            <w:r>
+              <w:rPr>
+                <w:rFonts w:ascii="Arial" w:hAnsi="Arial" w:cs="Arial"/>
+                <w:color w:val="000000"/>
+                <w:sz w:val="20"/>
+                <w:szCs w:val="20"/>
+              </w:rPr>
+              <w:t>6.8±12.5</w:t>
+            </w:r>
+          </w:p>
+        </w:tc>
+        <w:tc>
+          <w:tcPr>
+            <w:tcW w:w="766" w:type="dxa"/>
+            <w:vAlign w:val="bottom"/>
+          </w:tcPr>
+          <w:p>
+            <w:pPr>
+              <w:jc w:val="center"/>
+              <w:rPr>
+                <w:rFonts w:ascii="Arial" w:hAnsi="Arial" w:cs="Arial"/>
+                <w:sz w:val="20"/>
+                <w:szCs w:val="20"/>
+              </w:rPr>
+            </w:pPr>
+            <w:r>
+              <w:rPr>
+                <w:rFonts w:ascii="Arial" w:hAnsi="Arial" w:cs="Arial"/>
+                <w:color w:val="000000"/>
+                <w:sz w:val="20"/>
+                <w:szCs w:val="20"/>
+              </w:rPr>
+              <w:t>1</w:t>
+            </w:r>
+          </w:p>
+        </w:tc>
+        <w:tc>
+          <w:tcPr>
+            <w:tcW w:w="1335" w:type="dxa"/>
+            <w:vAlign w:val="bottom"/>
+          </w:tcPr>
+          <w:p>
+            <w:pPr>
+              <w:jc w:val="center"/>
+              <w:rPr>
+                <w:rFonts w:ascii="Arial" w:hAnsi="Arial" w:cs="Arial"/>
+                <w:sz w:val="20"/>
+                <w:szCs w:val="20"/>
+              </w:rPr>
+            </w:pPr>
+            <w:r>
+              <w:rPr>
+                <w:rFonts w:ascii="Arial" w:hAnsi="Arial" w:cs="Arial"/>
+                <w:sz w:val="20"/>
+                <w:szCs w:val="20"/>
+              </w:rPr>
+              <w:t>0</w:t>
+            </w:r>
+          </w:p>
+        </w:tc>
+        <w:tc>
+          <w:tcPr>
+            <w:tcW w:w="762" w:type="dxa"/>
+            <w:vAlign w:val="bottom"/>
+          </w:tcPr>
+          <w:p>
+            <w:pPr>
+              <w:jc w:val="center"/>
+              <w:rPr>
+                <w:rFonts w:ascii="Arial" w:hAnsi="Arial" w:cs="Arial"/>
+                <w:sz w:val="20"/>
+                <w:szCs w:val="20"/>
+              </w:rPr>
+            </w:pPr>
+            <w:r>
+              <w:rPr>
+                <w:rFonts w:ascii="Arial" w:hAnsi="Arial" w:cs="Arial"/>
+                <w:color w:val="000000"/>
+                <w:sz w:val="20"/>
+                <w:szCs w:val="20"/>
+              </w:rPr>
+              <w:t>1</w:t>
+            </w:r>
+          </w:p>
+        </w:tc>
+        <w:tc>
+          <w:tcPr>
+            <w:tcW w:w="1319" w:type="dxa"/>
+            <w:vAlign w:val="bottom"/>
+          </w:tcPr>
+          <w:p>
+            <w:pPr>
+              <w:jc w:val="center"/>
+              <w:rPr>
+                <w:rFonts w:ascii="Arial" w:hAnsi="Arial" w:cs="Arial"/>
+                <w:sz w:val="20"/>
+                <w:szCs w:val="20"/>
+              </w:rPr>
+            </w:pPr>
+          </w:p>
+        </w:tc>
+        <w:tc>
+          <w:tcPr>
+            <w:tcW w:w="718" w:type="dxa"/>
+            <w:vAlign w:val="bottom"/>
+          </w:tcPr>
+          <w:p>
+            <w:pPr>
+              <w:jc w:val="center"/>
+              <w:rPr>
+                <w:rFonts w:ascii="Arial" w:hAnsi="Arial" w:cs="Arial"/>
+                <w:sz w:val="20"/>
+                <w:szCs w:val="20"/>
+              </w:rPr>
+            </w:pPr>
+            <w:r>
+              <w:rPr>
+                <w:rFonts w:ascii="Arial" w:hAnsi="Arial" w:cs="Arial"/>
+                <w:color w:val="000000"/>
+                <w:sz w:val="20"/>
+                <w:szCs w:val="20"/>
+              </w:rPr>
+              <w:t>79</w:t>
+            </w:r>
+          </w:p>
+        </w:tc>
+        <w:tc>
+          <w:tcPr>
+            <w:tcW w:w="690" w:type="dxa"/>
+            <w:vAlign w:val="bottom"/>
+          </w:tcPr>
+          <w:p>
+            <w:pPr>
+              <w:jc w:val="center"/>
+              <w:rPr>
+                <w:rFonts w:ascii="Arial" w:hAnsi="Arial" w:cs="Arial"/>
+                <w:sz w:val="20"/>
+                <w:szCs w:val="20"/>
+              </w:rPr>
+            </w:pPr>
+            <w:r>
+              <w:rPr>
+                <w:rFonts w:ascii="Arial" w:hAnsi="Arial" w:cs="Arial"/>
+                <w:color w:val="000000"/>
+                <w:sz w:val="20"/>
+                <w:szCs w:val="20"/>
+              </w:rPr>
+              <w:t>20</w:t>
+            </w:r>
+          </w:p>
+        </w:tc>
+        <w:tc>
+          <w:tcPr>
+            <w:tcW w:w="1000" w:type="dxa"/>
+            <w:vAlign w:val="bottom"/>
+          </w:tcPr>
+          <w:p>
+            <w:pPr>
+              <w:jc w:val="center"/>
+              <w:rPr>
+                <w:rFonts w:ascii="Arial" w:hAnsi="Arial" w:cs="Arial"/>
+                <w:sz w:val="20"/>
+                <w:szCs w:val="20"/>
+              </w:rPr>
+            </w:pPr>
+            <w:r>
+              <w:rPr>
+                <w:rFonts w:ascii="Arial" w:hAnsi="Arial" w:cs="Arial"/>
+                <w:color w:val="000000"/>
+                <w:sz w:val="20"/>
+                <w:szCs w:val="20"/>
+              </w:rPr>
+              <w:t>4±5.3</w:t>
+            </w:r>
+          </w:p>
+        </w:tc>
+        <w:tc>
+          <w:tcPr>
+            <w:tcW w:w="690" w:type="dxa"/>
+            <w:vAlign w:val="bottom"/>
+          </w:tcPr>
+          <w:p>
+            <w:pPr>
+              <w:jc w:val="center"/>
+              <w:rPr>
+                <w:rFonts w:ascii="Arial" w:hAnsi="Arial" w:cs="Arial"/>
+                <w:sz w:val="20"/>
+                <w:szCs w:val="20"/>
+              </w:rPr>
+            </w:pPr>
+            <w:r>
+              <w:rPr>
+                <w:rFonts w:ascii="Arial" w:hAnsi="Arial" w:cs="Arial"/>
+                <w:color w:val="000000"/>
+                <w:sz w:val="20"/>
+                <w:szCs w:val="20"/>
+              </w:rPr>
+              <w:t>0</w:t>
+            </w:r>
+          </w:p>
+        </w:tc>
+        <w:tc>
+          <w:tcPr>
+            <w:tcW w:w="1112" w:type="dxa"/>
+            <w:vAlign w:val="bottom"/>
+          </w:tcPr>
+          <w:p>
+            <w:pPr>
+              <w:jc w:val="center"/>
+              <w:rPr>
+                <w:rFonts w:ascii="Arial" w:hAnsi="Arial" w:cs="Arial"/>
+                <w:sz w:val="20"/>
+                <w:szCs w:val="20"/>
+              </w:rPr>
+            </w:pPr>
+            <w:r>
+              <w:rPr>
+                <w:rFonts w:ascii="Arial" w:hAnsi="Arial" w:cs="Arial"/>
+                <w:sz w:val="20"/>
+                <w:szCs w:val="20"/>
+              </w:rPr>
+              <w:t>0</w:t>
+            </w:r>
+          </w:p>
+        </w:tc>
+        <w:tc>
+          <w:tcPr>
+            <w:tcW w:w="690" w:type="dxa"/>
+            <w:vAlign w:val="bottom"/>
+          </w:tcPr>
+          <w:p>
+            <w:pPr>
+              <w:jc w:val="center"/>
+              <w:rPr>
+                <w:rFonts w:ascii="Arial" w:hAnsi="Arial" w:cs="Arial"/>
+                <w:sz w:val="20"/>
+                <w:szCs w:val="20"/>
+              </w:rPr>
+            </w:pPr>
+            <w:r>
+              <w:rPr>
+                <w:rFonts w:ascii="Arial" w:hAnsi="Arial" w:cs="Arial"/>
+                <w:color w:val="000000"/>
+                <w:sz w:val="20"/>
+                <w:szCs w:val="20"/>
+              </w:rPr>
+              <w:t>0</w:t>
+            </w:r>
+          </w:p>
+        </w:tc>
+        <w:tc>
+          <w:tcPr>
+            <w:tcW w:w="930" w:type="dxa"/>
+            <w:vAlign w:val="bottom"/>
+          </w:tcPr>
+          <w:p>
+            <w:pPr>
+              <w:jc w:val="center"/>
+              <w:rPr>
+                <w:rFonts w:ascii="Arial" w:hAnsi="Arial" w:cs="Arial"/>
+                <w:sz w:val="20"/>
+                <w:szCs w:val="20"/>
+              </w:rPr>
+            </w:pPr>
+          </w:p>
         </w:tc>
       </w:tr>
       <w:tr>
         <w:tc>
           <w:tcPr>
-            <w:tcW w:w="1575" w:type="dxa"/>
-          </w:tcPr>
-          <w:p>
-            <w:r>
-              <w:t>2021</w:t>
-            </w:r>
-          </w:p>
-        </w:tc>
-        <w:tc>
-          <w:tcPr>
-            <w:tcW w:w="1502" w:type="dxa"/>
-          </w:tcPr>
-          <w:p>
-            <w:r>
-              <w:t>M-A-M</w:t>
-            </w:r>
-          </w:p>
-        </w:tc>
-        <w:tc>
-          <w:tcPr>
-            <w:tcW w:w="1058" w:type="dxa"/>
-          </w:tcPr>
-          <w:p/>
-        </w:tc>
-        <w:tc>
-          <w:tcPr>
-            <w:tcW w:w="1058" w:type="dxa"/>
-          </w:tcPr>
-          <w:p/>
-        </w:tc>
-        <w:tc>
-          <w:tcPr>
-            <w:tcW w:w="1530" w:type="dxa"/>
-          </w:tcPr>
-          <w:p/>
-        </w:tc>
-        <w:tc>
-          <w:tcPr>
-            <w:tcW w:w="1080" w:type="dxa"/>
-          </w:tcPr>
-          <w:p/>
-        </w:tc>
-        <w:tc>
-          <w:tcPr>
-            <w:tcW w:w="1642" w:type="dxa"/>
-          </w:tcPr>
-          <w:p/>
-        </w:tc>
-        <w:tc>
-          <w:tcPr>
-            <w:tcW w:w="1328" w:type="dxa"/>
-          </w:tcPr>
-          <w:p/>
-        </w:tc>
-        <w:tc>
-          <w:tcPr>
-            <w:tcW w:w="1350" w:type="dxa"/>
-          </w:tcPr>
-          <w:p/>
+            <w:tcW w:w="1523" w:type="dxa"/>
+          </w:tcPr>
+          <w:p>
+            <w:pPr>
+              <w:rPr>
+                <w:rFonts w:ascii="Arial" w:hAnsi="Arial" w:cs="Arial"/>
+                <w:sz w:val="20"/>
+                <w:szCs w:val="20"/>
+              </w:rPr>
+            </w:pPr>
+            <w:r>
+              <w:rPr>
+                <w:rFonts w:ascii="Arial" w:hAnsi="Arial" w:cs="Arial"/>
+                <w:sz w:val="20"/>
+                <w:szCs w:val="20"/>
+              </w:rPr>
+              <w:t>2023</w:t>
+            </w:r>
+          </w:p>
+        </w:tc>
+        <w:tc>
+          <w:tcPr>
+            <w:tcW w:w="719" w:type="dxa"/>
+            <w:vAlign w:val="bottom"/>
+          </w:tcPr>
+          <w:p>
+            <w:pPr>
+              <w:jc w:val="center"/>
+              <w:rPr>
+                <w:rFonts w:ascii="Arial" w:hAnsi="Arial" w:cs="Arial"/>
+                <w:sz w:val="20"/>
+                <w:szCs w:val="20"/>
+              </w:rPr>
+            </w:pPr>
+            <w:r>
+              <w:rPr>
+                <w:rFonts w:ascii="Arial" w:hAnsi="Arial" w:cs="Arial"/>
+                <w:color w:val="000000"/>
+                <w:sz w:val="20"/>
+                <w:szCs w:val="20"/>
+              </w:rPr>
+              <w:t>163</w:t>
+            </w:r>
+          </w:p>
+        </w:tc>
+        <w:tc>
+          <w:tcPr>
+            <w:tcW w:w="690" w:type="dxa"/>
+            <w:vAlign w:val="bottom"/>
+          </w:tcPr>
+          <w:p>
+            <w:pPr>
+              <w:jc w:val="center"/>
+              <w:rPr>
+                <w:rFonts w:ascii="Arial" w:hAnsi="Arial" w:cs="Arial"/>
+                <w:sz w:val="20"/>
+                <w:szCs w:val="20"/>
+              </w:rPr>
+            </w:pPr>
+            <w:r>
+              <w:rPr>
+                <w:rFonts w:ascii="Arial" w:hAnsi="Arial" w:cs="Arial"/>
+                <w:color w:val="000000"/>
+                <w:sz w:val="20"/>
+                <w:szCs w:val="20"/>
+              </w:rPr>
+              <w:t>38</w:t>
+            </w:r>
+          </w:p>
+        </w:tc>
+        <w:tc>
+          <w:tcPr>
+            <w:tcW w:w="1004" w:type="dxa"/>
+            <w:vAlign w:val="bottom"/>
+          </w:tcPr>
+          <w:p>
+            <w:pPr>
+              <w:jc w:val="center"/>
+              <w:rPr>
+                <w:rFonts w:ascii="Arial" w:hAnsi="Arial" w:cs="Arial"/>
+                <w:sz w:val="20"/>
+                <w:szCs w:val="20"/>
+              </w:rPr>
+            </w:pPr>
+            <w:r>
+              <w:rPr>
+                <w:rFonts w:ascii="Arial" w:hAnsi="Arial" w:cs="Arial"/>
+                <w:color w:val="000000"/>
+                <w:sz w:val="20"/>
+                <w:szCs w:val="20"/>
+              </w:rPr>
+              <w:t>4.3±7.3</w:t>
+            </w:r>
+          </w:p>
+        </w:tc>
+        <w:tc>
+          <w:tcPr>
+            <w:tcW w:w="766" w:type="dxa"/>
+            <w:vAlign w:val="bottom"/>
+          </w:tcPr>
+          <w:p>
+            <w:pPr>
+              <w:jc w:val="center"/>
+              <w:rPr>
+                <w:rFonts w:ascii="Arial" w:hAnsi="Arial" w:cs="Arial"/>
+                <w:sz w:val="20"/>
+                <w:szCs w:val="20"/>
+              </w:rPr>
+            </w:pPr>
+            <w:r>
+              <w:rPr>
+                <w:rFonts w:ascii="Arial" w:hAnsi="Arial" w:cs="Arial"/>
+                <w:color w:val="000000"/>
+                <w:sz w:val="20"/>
+                <w:szCs w:val="20"/>
+              </w:rPr>
+              <w:t>2</w:t>
+            </w:r>
+          </w:p>
+        </w:tc>
+        <w:tc>
+          <w:tcPr>
+            <w:tcW w:w="1335" w:type="dxa"/>
+            <w:vAlign w:val="bottom"/>
+          </w:tcPr>
+          <w:p>
+            <w:pPr>
+              <w:jc w:val="center"/>
+              <w:rPr>
+                <w:rFonts w:ascii="Arial" w:hAnsi="Arial" w:cs="Arial"/>
+                <w:sz w:val="20"/>
+                <w:szCs w:val="20"/>
+              </w:rPr>
+            </w:pPr>
+            <w:r>
+              <w:rPr>
+                <w:rFonts w:ascii="Arial" w:hAnsi="Arial" w:cs="Arial"/>
+                <w:color w:val="000000"/>
+                <w:sz w:val="20"/>
+                <w:szCs w:val="20"/>
+              </w:rPr>
+              <w:t>28.8±8.8</w:t>
+            </w:r>
+          </w:p>
+        </w:tc>
+        <w:tc>
+          <w:tcPr>
+            <w:tcW w:w="762" w:type="dxa"/>
+            <w:vAlign w:val="bottom"/>
+          </w:tcPr>
+          <w:p>
+            <w:pPr>
+              <w:jc w:val="center"/>
+              <w:rPr>
+                <w:rFonts w:ascii="Arial" w:hAnsi="Arial" w:cs="Arial"/>
+                <w:sz w:val="20"/>
+                <w:szCs w:val="20"/>
+              </w:rPr>
+            </w:pPr>
+            <w:r>
+              <w:rPr>
+                <w:rFonts w:ascii="Arial" w:hAnsi="Arial" w:cs="Arial"/>
+                <w:color w:val="000000"/>
+                <w:sz w:val="20"/>
+                <w:szCs w:val="20"/>
+              </w:rPr>
+              <w:t>1</w:t>
+            </w:r>
+          </w:p>
+        </w:tc>
+        <w:tc>
+          <w:tcPr>
+            <w:tcW w:w="1319" w:type="dxa"/>
+            <w:vAlign w:val="bottom"/>
+          </w:tcPr>
+          <w:p>
+            <w:pPr>
+              <w:jc w:val="center"/>
+              <w:rPr>
+                <w:rFonts w:ascii="Arial" w:hAnsi="Arial" w:cs="Arial"/>
+                <w:sz w:val="20"/>
+                <w:szCs w:val="20"/>
+              </w:rPr>
+            </w:pPr>
+          </w:p>
+        </w:tc>
+        <w:tc>
+          <w:tcPr>
+            <w:tcW w:w="718" w:type="dxa"/>
+            <w:vAlign w:val="bottom"/>
+          </w:tcPr>
+          <w:p>
+            <w:pPr>
+              <w:jc w:val="center"/>
+              <w:rPr>
+                <w:rFonts w:ascii="Arial" w:hAnsi="Arial" w:cs="Arial"/>
+                <w:sz w:val="20"/>
+                <w:szCs w:val="20"/>
+              </w:rPr>
+            </w:pPr>
+            <w:r>
+              <w:rPr>
+                <w:rFonts w:ascii="Arial" w:hAnsi="Arial" w:cs="Arial"/>
+                <w:color w:val="000000"/>
+                <w:sz w:val="20"/>
+                <w:szCs w:val="20"/>
+              </w:rPr>
+              <w:t>279</w:t>
+            </w:r>
+          </w:p>
+        </w:tc>
+        <w:tc>
+          <w:tcPr>
+            <w:tcW w:w="690" w:type="dxa"/>
+            <w:vAlign w:val="bottom"/>
+          </w:tcPr>
+          <w:p>
+            <w:pPr>
+              <w:jc w:val="center"/>
+              <w:rPr>
+                <w:rFonts w:ascii="Arial" w:hAnsi="Arial" w:cs="Arial"/>
+                <w:sz w:val="20"/>
+                <w:szCs w:val="20"/>
+              </w:rPr>
+            </w:pPr>
+            <w:r>
+              <w:rPr>
+                <w:rFonts w:ascii="Arial" w:hAnsi="Arial" w:cs="Arial"/>
+                <w:color w:val="000000"/>
+                <w:sz w:val="20"/>
+                <w:szCs w:val="20"/>
+              </w:rPr>
+              <w:t>40</w:t>
+            </w:r>
+          </w:p>
+        </w:tc>
+        <w:tc>
+          <w:tcPr>
+            <w:tcW w:w="1000" w:type="dxa"/>
+            <w:vAlign w:val="bottom"/>
+          </w:tcPr>
+          <w:p>
+            <w:pPr>
+              <w:jc w:val="center"/>
+              <w:rPr>
+                <w:rFonts w:ascii="Arial" w:hAnsi="Arial" w:cs="Arial"/>
+                <w:sz w:val="20"/>
+                <w:szCs w:val="20"/>
+              </w:rPr>
+            </w:pPr>
+            <w:r>
+              <w:rPr>
+                <w:rFonts w:ascii="Arial" w:hAnsi="Arial" w:cs="Arial"/>
+                <w:color w:val="000000"/>
+                <w:sz w:val="20"/>
+                <w:szCs w:val="20"/>
+              </w:rPr>
+              <w:t>7±8.9</w:t>
+            </w:r>
+          </w:p>
+        </w:tc>
+        <w:tc>
+          <w:tcPr>
+            <w:tcW w:w="690" w:type="dxa"/>
+            <w:vAlign w:val="bottom"/>
+          </w:tcPr>
+          <w:p>
+            <w:pPr>
+              <w:jc w:val="center"/>
+              <w:rPr>
+                <w:rFonts w:ascii="Arial" w:hAnsi="Arial" w:cs="Arial"/>
+                <w:sz w:val="20"/>
+                <w:szCs w:val="20"/>
+              </w:rPr>
+            </w:pPr>
+            <w:r>
+              <w:rPr>
+                <w:rFonts w:ascii="Arial" w:hAnsi="Arial" w:cs="Arial"/>
+                <w:color w:val="000000"/>
+                <w:sz w:val="20"/>
+                <w:szCs w:val="20"/>
+              </w:rPr>
+              <w:t>4</w:t>
+            </w:r>
+          </w:p>
+        </w:tc>
+        <w:tc>
+          <w:tcPr>
+            <w:tcW w:w="1112" w:type="dxa"/>
+            <w:vAlign w:val="bottom"/>
+          </w:tcPr>
+          <w:p>
+            <w:pPr>
+              <w:jc w:val="center"/>
+              <w:rPr>
+                <w:rFonts w:ascii="Arial" w:hAnsi="Arial" w:cs="Arial"/>
+                <w:sz w:val="20"/>
+                <w:szCs w:val="20"/>
+              </w:rPr>
+            </w:pPr>
+            <w:r>
+              <w:rPr>
+                <w:rFonts w:ascii="Arial" w:hAnsi="Arial" w:cs="Arial"/>
+                <w:color w:val="000000"/>
+                <w:sz w:val="20"/>
+                <w:szCs w:val="20"/>
+              </w:rPr>
+              <w:t>29.8±5.9</w:t>
+            </w:r>
+          </w:p>
+        </w:tc>
+        <w:tc>
+          <w:tcPr>
+            <w:tcW w:w="690" w:type="dxa"/>
+            <w:vAlign w:val="bottom"/>
+          </w:tcPr>
+          <w:p>
+            <w:pPr>
+              <w:jc w:val="center"/>
+              <w:rPr>
+                <w:rFonts w:ascii="Arial" w:hAnsi="Arial" w:cs="Arial"/>
+                <w:sz w:val="20"/>
+                <w:szCs w:val="20"/>
+              </w:rPr>
+            </w:pPr>
+            <w:r>
+              <w:rPr>
+                <w:rFonts w:ascii="Arial" w:hAnsi="Arial" w:cs="Arial"/>
+                <w:color w:val="000000"/>
+                <w:sz w:val="20"/>
+                <w:szCs w:val="20"/>
+              </w:rPr>
+              <w:t>3</w:t>
+            </w:r>
+          </w:p>
+        </w:tc>
+        <w:tc>
+          <w:tcPr>
+            <w:tcW w:w="930" w:type="dxa"/>
+            <w:vAlign w:val="bottom"/>
+          </w:tcPr>
+          <w:p>
+            <w:pPr>
+              <w:jc w:val="center"/>
+              <w:rPr>
+                <w:rFonts w:ascii="Arial" w:hAnsi="Arial" w:cs="Arial"/>
+                <w:sz w:val="20"/>
+                <w:szCs w:val="20"/>
+              </w:rPr>
+            </w:pPr>
+          </w:p>
         </w:tc>
       </w:tr>
       <w:tr>
         <w:tc>
           <w:tcPr>
-            <w:tcW w:w="1575" w:type="dxa"/>
-          </w:tcPr>
-          <w:p/>
-        </w:tc>
-        <w:tc>
-          <w:tcPr>
-            <w:tcW w:w="1502" w:type="dxa"/>
-          </w:tcPr>
-          <w:p>
-            <w:r>
-              <w:t xml:space="preserve">O-N-D </w:t>
-            </w:r>
-          </w:p>
-        </w:tc>
-        <w:tc>
-          <w:tcPr>
-            <w:tcW w:w="1058" w:type="dxa"/>
-          </w:tcPr>
-          <w:p/>
-        </w:tc>
-        <w:tc>
-          <w:tcPr>
-            <w:tcW w:w="1058" w:type="dxa"/>
-          </w:tcPr>
-          <w:p/>
-        </w:tc>
-        <w:tc>
-          <w:tcPr>
-            <w:tcW w:w="1530" w:type="dxa"/>
-          </w:tcPr>
-          <w:p/>
-        </w:tc>
-        <w:tc>
-          <w:tcPr>
-            <w:tcW w:w="1080" w:type="dxa"/>
-          </w:tcPr>
-          <w:p/>
-        </w:tc>
-        <w:tc>
-          <w:tcPr>
-            <w:tcW w:w="1642" w:type="dxa"/>
-          </w:tcPr>
-          <w:p/>
-        </w:tc>
-        <w:tc>
-          <w:tcPr>
-            <w:tcW w:w="1328" w:type="dxa"/>
-          </w:tcPr>
-          <w:p/>
-        </w:tc>
-        <w:tc>
-          <w:tcPr>
-            <w:tcW w:w="1350" w:type="dxa"/>
-          </w:tcPr>
-          <w:p/>
+            <w:tcW w:w="1523" w:type="dxa"/>
+          </w:tcPr>
+          <w:p>
+            <w:pPr>
+              <w:rPr>
+                <w:rFonts w:ascii="Arial" w:hAnsi="Arial" w:cs="Arial"/>
+                <w:sz w:val="20"/>
+                <w:szCs w:val="20"/>
+              </w:rPr>
+            </w:pPr>
+            <w:r>
+              <w:rPr>
+                <w:rFonts w:ascii="Arial" w:hAnsi="Arial" w:cs="Arial"/>
+                <w:sz w:val="20"/>
+                <w:szCs w:val="20"/>
+              </w:rPr>
+              <w:t>2024</w:t>
+            </w:r>
+          </w:p>
+        </w:tc>
+        <w:tc>
+          <w:tcPr>
+            <w:tcW w:w="719" w:type="dxa"/>
+            <w:vAlign w:val="bottom"/>
+          </w:tcPr>
+          <w:p>
+            <w:pPr>
+              <w:jc w:val="center"/>
+              <w:rPr>
+                <w:rFonts w:ascii="Arial" w:hAnsi="Arial" w:cs="Arial"/>
+                <w:sz w:val="20"/>
+                <w:szCs w:val="20"/>
+              </w:rPr>
+            </w:pPr>
+            <w:r>
+              <w:rPr>
+                <w:rFonts w:ascii="Arial" w:hAnsi="Arial" w:cs="Arial"/>
+                <w:color w:val="000000"/>
+                <w:sz w:val="20"/>
+                <w:szCs w:val="20"/>
+              </w:rPr>
+              <w:t>334</w:t>
+            </w:r>
+          </w:p>
+        </w:tc>
+        <w:tc>
+          <w:tcPr>
+            <w:tcW w:w="690" w:type="dxa"/>
+            <w:vAlign w:val="bottom"/>
+          </w:tcPr>
+          <w:p>
+            <w:pPr>
+              <w:jc w:val="center"/>
+              <w:rPr>
+                <w:rFonts w:ascii="Arial" w:hAnsi="Arial" w:cs="Arial"/>
+                <w:sz w:val="20"/>
+                <w:szCs w:val="20"/>
+              </w:rPr>
+            </w:pPr>
+            <w:r>
+              <w:rPr>
+                <w:rFonts w:ascii="Arial" w:hAnsi="Arial" w:cs="Arial"/>
+                <w:color w:val="000000"/>
+                <w:sz w:val="20"/>
+                <w:szCs w:val="20"/>
+              </w:rPr>
+              <w:t>35</w:t>
+            </w:r>
+          </w:p>
+        </w:tc>
+        <w:tc>
+          <w:tcPr>
+            <w:tcW w:w="1004" w:type="dxa"/>
+            <w:vAlign w:val="bottom"/>
+          </w:tcPr>
+          <w:p>
+            <w:pPr>
+              <w:jc w:val="center"/>
+              <w:rPr>
+                <w:rFonts w:ascii="Arial" w:hAnsi="Arial" w:cs="Arial"/>
+                <w:sz w:val="20"/>
+                <w:szCs w:val="20"/>
+              </w:rPr>
+            </w:pPr>
+            <w:r>
+              <w:rPr>
+                <w:rFonts w:ascii="Arial" w:hAnsi="Arial" w:cs="Arial"/>
+                <w:color w:val="000000"/>
+                <w:sz w:val="20"/>
+                <w:szCs w:val="20"/>
+              </w:rPr>
+              <w:t>9.5±15.2</w:t>
+            </w:r>
+          </w:p>
+        </w:tc>
+        <w:tc>
+          <w:tcPr>
+            <w:tcW w:w="766" w:type="dxa"/>
+            <w:vAlign w:val="bottom"/>
+          </w:tcPr>
+          <w:p>
+            <w:pPr>
+              <w:jc w:val="center"/>
+              <w:rPr>
+                <w:rFonts w:ascii="Arial" w:hAnsi="Arial" w:cs="Arial"/>
+                <w:sz w:val="20"/>
+                <w:szCs w:val="20"/>
+              </w:rPr>
+            </w:pPr>
+            <w:r>
+              <w:rPr>
+                <w:rFonts w:ascii="Arial" w:hAnsi="Arial" w:cs="Arial"/>
+                <w:color w:val="000000"/>
+                <w:sz w:val="20"/>
+                <w:szCs w:val="20"/>
+              </w:rPr>
+              <w:t>7</w:t>
+            </w:r>
+          </w:p>
+        </w:tc>
+        <w:tc>
+          <w:tcPr>
+            <w:tcW w:w="1335" w:type="dxa"/>
+            <w:vAlign w:val="bottom"/>
+          </w:tcPr>
+          <w:p>
+            <w:pPr>
+              <w:jc w:val="center"/>
+              <w:rPr>
+                <w:rFonts w:ascii="Arial" w:hAnsi="Arial" w:cs="Arial"/>
+                <w:sz w:val="20"/>
+                <w:szCs w:val="20"/>
+              </w:rPr>
+            </w:pPr>
+            <w:r>
+              <w:rPr>
+                <w:rFonts w:ascii="Arial" w:hAnsi="Arial" w:cs="Arial"/>
+                <w:color w:val="000000"/>
+                <w:sz w:val="20"/>
+                <w:szCs w:val="20"/>
+              </w:rPr>
+              <w:t>37±12.3</w:t>
+            </w:r>
+          </w:p>
+        </w:tc>
+        <w:tc>
+          <w:tcPr>
+            <w:tcW w:w="762" w:type="dxa"/>
+            <w:vAlign w:val="bottom"/>
+          </w:tcPr>
+          <w:p>
+            <w:pPr>
+              <w:jc w:val="center"/>
+              <w:rPr>
+                <w:rFonts w:ascii="Arial" w:hAnsi="Arial" w:cs="Arial"/>
+                <w:sz w:val="20"/>
+                <w:szCs w:val="20"/>
+              </w:rPr>
+            </w:pPr>
+            <w:r>
+              <w:rPr>
+                <w:rFonts w:ascii="Arial" w:hAnsi="Arial" w:cs="Arial"/>
+                <w:color w:val="000000"/>
+                <w:sz w:val="20"/>
+                <w:szCs w:val="20"/>
+              </w:rPr>
+              <w:t>6</w:t>
+            </w:r>
+          </w:p>
+        </w:tc>
+        <w:tc>
+          <w:tcPr>
+            <w:tcW w:w="1319" w:type="dxa"/>
+            <w:vAlign w:val="bottom"/>
+          </w:tcPr>
+          <w:p>
+            <w:pPr>
+              <w:jc w:val="center"/>
+              <w:rPr>
+                <w:rFonts w:ascii="Arial" w:hAnsi="Arial" w:cs="Arial"/>
+                <w:sz w:val="20"/>
+                <w:szCs w:val="20"/>
+              </w:rPr>
+            </w:pPr>
+          </w:p>
+        </w:tc>
+        <w:tc>
+          <w:tcPr>
+            <w:tcW w:w="718" w:type="dxa"/>
+            <w:vAlign w:val="bottom"/>
+          </w:tcPr>
+          <w:p>
+            <w:pPr>
+              <w:jc w:val="center"/>
+              <w:rPr>
+                <w:rFonts w:ascii="Arial" w:hAnsi="Arial" w:cs="Arial"/>
+                <w:sz w:val="20"/>
+                <w:szCs w:val="20"/>
+              </w:rPr>
+            </w:pPr>
+            <w:r>
+              <w:rPr>
+                <w:rFonts w:ascii="Arial" w:hAnsi="Arial" w:cs="Arial"/>
+                <w:color w:val="000000"/>
+                <w:sz w:val="20"/>
+                <w:szCs w:val="20"/>
+              </w:rPr>
+              <w:t>127</w:t>
+            </w:r>
+          </w:p>
+        </w:tc>
+        <w:tc>
+          <w:tcPr>
+            <w:tcW w:w="690" w:type="dxa"/>
+            <w:vAlign w:val="bottom"/>
+          </w:tcPr>
+          <w:p>
+            <w:pPr>
+              <w:jc w:val="center"/>
+              <w:rPr>
+                <w:rFonts w:ascii="Arial" w:hAnsi="Arial" w:cs="Arial"/>
+                <w:sz w:val="20"/>
+                <w:szCs w:val="20"/>
+              </w:rPr>
+            </w:pPr>
+            <w:r>
+              <w:rPr>
+                <w:rFonts w:ascii="Arial" w:hAnsi="Arial" w:cs="Arial"/>
+                <w:color w:val="000000"/>
+                <w:sz w:val="20"/>
+                <w:szCs w:val="20"/>
+              </w:rPr>
+              <w:t>19</w:t>
+            </w:r>
+          </w:p>
+        </w:tc>
+        <w:tc>
+          <w:tcPr>
+            <w:tcW w:w="1000" w:type="dxa"/>
+            <w:vAlign w:val="bottom"/>
+          </w:tcPr>
+          <w:p>
+            <w:pPr>
+              <w:jc w:val="center"/>
+              <w:rPr>
+                <w:rFonts w:ascii="Arial" w:hAnsi="Arial" w:cs="Arial"/>
+                <w:sz w:val="20"/>
+                <w:szCs w:val="20"/>
+              </w:rPr>
+            </w:pPr>
+            <w:r>
+              <w:rPr>
+                <w:rFonts w:ascii="Arial" w:hAnsi="Arial" w:cs="Arial"/>
+                <w:color w:val="000000"/>
+                <w:sz w:val="20"/>
+                <w:szCs w:val="20"/>
+              </w:rPr>
+              <w:t>6.7±6.3</w:t>
+            </w:r>
+          </w:p>
+        </w:tc>
+        <w:tc>
+          <w:tcPr>
+            <w:tcW w:w="690" w:type="dxa"/>
+            <w:vAlign w:val="bottom"/>
+          </w:tcPr>
+          <w:p>
+            <w:pPr>
+              <w:jc w:val="center"/>
+              <w:rPr>
+                <w:rFonts w:ascii="Arial" w:hAnsi="Arial" w:cs="Arial"/>
+                <w:sz w:val="20"/>
+                <w:szCs w:val="20"/>
+              </w:rPr>
+            </w:pPr>
+            <w:r>
+              <w:rPr>
+                <w:rFonts w:ascii="Arial" w:hAnsi="Arial" w:cs="Arial"/>
+                <w:color w:val="000000"/>
+                <w:sz w:val="20"/>
+                <w:szCs w:val="20"/>
+              </w:rPr>
+              <w:t>1</w:t>
+            </w:r>
+          </w:p>
+        </w:tc>
+        <w:tc>
+          <w:tcPr>
+            <w:tcW w:w="1112" w:type="dxa"/>
+            <w:vAlign w:val="bottom"/>
+          </w:tcPr>
+          <w:p>
+            <w:pPr>
+              <w:jc w:val="center"/>
+              <w:rPr>
+                <w:rFonts w:ascii="Arial" w:hAnsi="Arial" w:cs="Arial"/>
+                <w:sz w:val="20"/>
+                <w:szCs w:val="20"/>
+              </w:rPr>
+            </w:pPr>
+            <w:r>
+              <w:rPr>
+                <w:rFonts w:ascii="Arial" w:hAnsi="Arial" w:cs="Arial"/>
+                <w:color w:val="000000"/>
+                <w:sz w:val="20"/>
+                <w:szCs w:val="20"/>
+              </w:rPr>
+              <w:t>-</w:t>
+            </w:r>
+          </w:p>
+        </w:tc>
+        <w:tc>
+          <w:tcPr>
+            <w:tcW w:w="690" w:type="dxa"/>
+            <w:vAlign w:val="bottom"/>
+          </w:tcPr>
+          <w:p>
+            <w:pPr>
+              <w:jc w:val="center"/>
+              <w:rPr>
+                <w:rFonts w:ascii="Arial" w:hAnsi="Arial" w:cs="Arial"/>
+                <w:sz w:val="20"/>
+                <w:szCs w:val="20"/>
+              </w:rPr>
+            </w:pPr>
+            <w:r>
+              <w:rPr>
+                <w:rFonts w:ascii="Arial" w:hAnsi="Arial" w:cs="Arial"/>
+                <w:color w:val="000000"/>
+                <w:sz w:val="20"/>
+                <w:szCs w:val="20"/>
+              </w:rPr>
+              <w:t>0</w:t>
+            </w:r>
+          </w:p>
+        </w:tc>
+        <w:tc>
+          <w:tcPr>
+            <w:tcW w:w="930" w:type="dxa"/>
+            <w:vAlign w:val="bottom"/>
+          </w:tcPr>
+          <w:p>
+            <w:pPr>
+              <w:jc w:val="center"/>
+              <w:rPr>
+                <w:rFonts w:ascii="Arial" w:hAnsi="Arial" w:cs="Arial"/>
+                <w:sz w:val="20"/>
+                <w:szCs w:val="20"/>
+              </w:rPr>
+            </w:pPr>
+          </w:p>
         </w:tc>
       </w:tr>
       <w:tr>
         <w:tc>
           <w:tcPr>
-            <w:tcW w:w="1575" w:type="dxa"/>
-            <w:vMerge w:val="restart"/>
-          </w:tcPr>
-          <w:p>
-            <w:r>
-              <w:t>2022</w:t>
-            </w:r>
-          </w:p>
-        </w:tc>
-        <w:tc>
-          <w:tcPr>
-            <w:tcW w:w="1502" w:type="dxa"/>
-          </w:tcPr>
-          <w:p>
-            <w:r>
-              <w:t>M-A-M</w:t>
-            </w:r>
-          </w:p>
-        </w:tc>
-        <w:tc>
-          <w:tcPr>
-            <w:tcW w:w="1058" w:type="dxa"/>
-          </w:tcPr>
-          <w:p/>
-        </w:tc>
-        <w:tc>
-          <w:tcPr>
-            <w:tcW w:w="1058" w:type="dxa"/>
-          </w:tcPr>
-          <w:p/>
-        </w:tc>
-        <w:tc>
-          <w:tcPr>
-            <w:tcW w:w="1530" w:type="dxa"/>
-          </w:tcPr>
-          <w:p/>
-        </w:tc>
-        <w:tc>
-          <w:tcPr>
-            <w:tcW w:w="1080" w:type="dxa"/>
-          </w:tcPr>
-          <w:p/>
-        </w:tc>
-        <w:tc>
-          <w:tcPr>
-            <w:tcW w:w="1642" w:type="dxa"/>
-          </w:tcPr>
-          <w:p/>
-        </w:tc>
-        <w:tc>
-          <w:tcPr>
-            <w:tcW w:w="1328" w:type="dxa"/>
-          </w:tcPr>
-          <w:p/>
-        </w:tc>
-        <w:tc>
-          <w:tcPr>
-            <w:tcW w:w="1350" w:type="dxa"/>
-          </w:tcPr>
-          <w:p/>
+            <w:tcW w:w="1523" w:type="dxa"/>
+          </w:tcPr>
+          <w:p>
+            <w:pPr>
+              <w:rPr>
+                <w:rFonts w:ascii="Arial" w:hAnsi="Arial" w:cs="Arial"/>
+                <w:sz w:val="20"/>
+                <w:szCs w:val="20"/>
+              </w:rPr>
+            </w:pPr>
+            <w:r>
+              <w:rPr>
+                <w:rFonts w:ascii="Arial" w:hAnsi="Arial" w:cs="Arial"/>
+                <w:sz w:val="20"/>
+                <w:szCs w:val="20"/>
+              </w:rPr>
+              <w:t>Average</w:t>
+            </w:r>
+          </w:p>
+        </w:tc>
+        <w:tc>
+          <w:tcPr>
+            <w:tcW w:w="719" w:type="dxa"/>
+          </w:tcPr>
+          <w:p>
+            <w:pPr>
+              <w:rPr>
+                <w:rFonts w:ascii="Arial" w:hAnsi="Arial" w:cs="Arial"/>
+                <w:sz w:val="20"/>
+                <w:szCs w:val="20"/>
+              </w:rPr>
+            </w:pPr>
+          </w:p>
+        </w:tc>
+        <w:tc>
+          <w:tcPr>
+            <w:tcW w:w="690" w:type="dxa"/>
+          </w:tcPr>
+          <w:p>
+            <w:pPr>
+              <w:rPr>
+                <w:rFonts w:ascii="Arial" w:hAnsi="Arial" w:cs="Arial"/>
+                <w:sz w:val="20"/>
+                <w:szCs w:val="20"/>
+              </w:rPr>
+            </w:pPr>
+          </w:p>
+        </w:tc>
+        <w:tc>
+          <w:tcPr>
+            <w:tcW w:w="1004" w:type="dxa"/>
+          </w:tcPr>
+          <w:p>
+            <w:pPr>
+              <w:rPr>
+                <w:rFonts w:ascii="Arial" w:hAnsi="Arial" w:cs="Arial"/>
+                <w:sz w:val="20"/>
+                <w:szCs w:val="20"/>
+              </w:rPr>
+            </w:pPr>
+          </w:p>
+        </w:tc>
+        <w:tc>
+          <w:tcPr>
+            <w:tcW w:w="766" w:type="dxa"/>
+          </w:tcPr>
+          <w:p>
+            <w:pPr>
+              <w:rPr>
+                <w:rFonts w:ascii="Arial" w:hAnsi="Arial" w:cs="Arial"/>
+                <w:sz w:val="20"/>
+                <w:szCs w:val="20"/>
+              </w:rPr>
+            </w:pPr>
+          </w:p>
+        </w:tc>
+        <w:tc>
+          <w:tcPr>
+            <w:tcW w:w="1335" w:type="dxa"/>
+          </w:tcPr>
+          <w:p>
+            <w:pPr>
+              <w:rPr>
+                <w:rFonts w:ascii="Arial" w:hAnsi="Arial" w:cs="Arial"/>
+                <w:sz w:val="20"/>
+                <w:szCs w:val="20"/>
+              </w:rPr>
+            </w:pPr>
+          </w:p>
+        </w:tc>
+        <w:tc>
+          <w:tcPr>
+            <w:tcW w:w="762" w:type="dxa"/>
+          </w:tcPr>
+          <w:p>
+            <w:pPr>
+              <w:rPr>
+                <w:rFonts w:ascii="Arial" w:hAnsi="Arial" w:cs="Arial"/>
+                <w:sz w:val="20"/>
+                <w:szCs w:val="20"/>
+              </w:rPr>
+            </w:pPr>
+          </w:p>
+        </w:tc>
+        <w:tc>
+          <w:tcPr>
+            <w:tcW w:w="1319" w:type="dxa"/>
+          </w:tcPr>
+          <w:p>
+            <w:pPr>
+              <w:rPr>
+                <w:rFonts w:ascii="Arial" w:hAnsi="Arial" w:cs="Arial"/>
+                <w:sz w:val="20"/>
+                <w:szCs w:val="20"/>
+              </w:rPr>
+            </w:pPr>
+          </w:p>
+        </w:tc>
+        <w:tc>
+          <w:tcPr>
+            <w:tcW w:w="718" w:type="dxa"/>
+          </w:tcPr>
+          <w:p>
+            <w:pPr>
+              <w:rPr>
+                <w:rFonts w:ascii="Arial" w:hAnsi="Arial" w:cs="Arial"/>
+                <w:sz w:val="20"/>
+                <w:szCs w:val="20"/>
+              </w:rPr>
+            </w:pPr>
+          </w:p>
+        </w:tc>
+        <w:tc>
+          <w:tcPr>
+            <w:tcW w:w="690" w:type="dxa"/>
+          </w:tcPr>
+          <w:p>
+            <w:pPr>
+              <w:rPr>
+                <w:rFonts w:ascii="Arial" w:hAnsi="Arial" w:cs="Arial"/>
+                <w:sz w:val="20"/>
+                <w:szCs w:val="20"/>
+              </w:rPr>
+            </w:pPr>
+          </w:p>
+        </w:tc>
+        <w:tc>
+          <w:tcPr>
+            <w:tcW w:w="1000" w:type="dxa"/>
+          </w:tcPr>
+          <w:p>
+            <w:pPr>
+              <w:rPr>
+                <w:rFonts w:ascii="Arial" w:hAnsi="Arial" w:cs="Arial"/>
+                <w:sz w:val="20"/>
+                <w:szCs w:val="20"/>
+              </w:rPr>
+            </w:pPr>
+          </w:p>
+        </w:tc>
+        <w:tc>
+          <w:tcPr>
+            <w:tcW w:w="690" w:type="dxa"/>
+          </w:tcPr>
+          <w:p>
+            <w:pPr>
+              <w:rPr>
+                <w:rFonts w:ascii="Arial" w:hAnsi="Arial" w:cs="Arial"/>
+                <w:sz w:val="20"/>
+                <w:szCs w:val="20"/>
+              </w:rPr>
+            </w:pPr>
+          </w:p>
+        </w:tc>
+        <w:tc>
+          <w:tcPr>
+            <w:tcW w:w="1112" w:type="dxa"/>
+          </w:tcPr>
+          <w:p>
+            <w:pPr>
+              <w:rPr>
+                <w:rFonts w:ascii="Arial" w:hAnsi="Arial" w:cs="Arial"/>
+                <w:sz w:val="20"/>
+                <w:szCs w:val="20"/>
+              </w:rPr>
+            </w:pPr>
+          </w:p>
+        </w:tc>
+        <w:tc>
+          <w:tcPr>
+            <w:tcW w:w="690" w:type="dxa"/>
+          </w:tcPr>
+          <w:p>
+            <w:pPr>
+              <w:rPr>
+                <w:rFonts w:ascii="Arial" w:hAnsi="Arial" w:cs="Arial"/>
+                <w:sz w:val="20"/>
+                <w:szCs w:val="20"/>
+              </w:rPr>
+            </w:pPr>
+          </w:p>
+        </w:tc>
+        <w:tc>
+          <w:tcPr>
+            <w:tcW w:w="930" w:type="dxa"/>
+          </w:tcPr>
+          <w:p>
+            <w:pPr>
+              <w:rPr>
+                <w:rFonts w:ascii="Arial" w:hAnsi="Arial" w:cs="Arial"/>
+                <w:sz w:val="20"/>
+                <w:szCs w:val="20"/>
+              </w:rPr>
+            </w:pPr>
+          </w:p>
         </w:tc>
       </w:tr>
       <w:tr>
         <w:tc>
           <w:tcPr>
-            <w:tcW w:w="1575" w:type="dxa"/>
-            <w:vMerge/>
-          </w:tcPr>
-          <w:p/>
-        </w:tc>
-        <w:tc>
-          <w:tcPr>
-            <w:tcW w:w="1502" w:type="dxa"/>
-          </w:tcPr>
-          <w:p>
-            <w:r>
-              <w:t xml:space="preserve">O-N-D </w:t>
-            </w:r>
-          </w:p>
-        </w:tc>
-        <w:tc>
-          <w:tcPr>
-            <w:tcW w:w="1058" w:type="dxa"/>
-          </w:tcPr>
-          <w:p/>
-        </w:tc>
-        <w:tc>
-          <w:tcPr>
-            <w:tcW w:w="1058" w:type="dxa"/>
-          </w:tcPr>
-          <w:p/>
-        </w:tc>
-        <w:tc>
-          <w:tcPr>
-            <w:tcW w:w="1530" w:type="dxa"/>
-          </w:tcPr>
-          <w:p/>
-        </w:tc>
-        <w:tc>
-          <w:tcPr>
-            <w:tcW w:w="1080" w:type="dxa"/>
-          </w:tcPr>
-          <w:p/>
-        </w:tc>
-        <w:tc>
-          <w:tcPr>
-            <w:tcW w:w="1642" w:type="dxa"/>
-          </w:tcPr>
-          <w:p/>
-        </w:tc>
-        <w:tc>
-          <w:tcPr>
-            <w:tcW w:w="1328" w:type="dxa"/>
-          </w:tcPr>
-          <w:p/>
-        </w:tc>
-        <w:tc>
-          <w:tcPr>
-            <w:tcW w:w="1350" w:type="dxa"/>
-          </w:tcPr>
-          <w:p/>
+            <w:tcW w:w="1523" w:type="dxa"/>
+          </w:tcPr>
+          <w:p>
+            <w:pPr>
+              <w:rPr>
+                <w:rFonts w:ascii="Arial" w:hAnsi="Arial" w:cs="Arial"/>
+              </w:rPr>
+            </w:pPr>
+          </w:p>
+        </w:tc>
+        <w:tc>
+          <w:tcPr>
+            <w:tcW w:w="12425" w:type="dxa"/>
+            <w:gridSpan w:val="14"/>
+          </w:tcPr>
+          <w:p>
+            <w:pPr>
+              <w:jc w:val="center"/>
+              <w:rPr>
+                <w:rFonts w:ascii="Arial" w:hAnsi="Arial" w:cs="Arial"/>
+              </w:rPr>
+            </w:pPr>
+            <w:proofErr w:type="gramStart"/>
+            <w:r>
+              <w:rPr>
+                <w:rFonts w:ascii="Arial" w:hAnsi="Arial" w:cs="Arial"/>
+                <w:b/>
+                <w:bCs/>
+              </w:rPr>
+              <w:t>Scenarios :</w:t>
+            </w:r>
+            <w:proofErr w:type="gramEnd"/>
+            <w:r>
+              <w:rPr>
+                <w:rFonts w:ascii="Arial" w:hAnsi="Arial" w:cs="Arial"/>
+                <w:b/>
+                <w:bCs/>
+              </w:rPr>
+              <w:t xml:space="preserve"> </w:t>
+            </w:r>
+            <w:r>
+              <w:rPr>
+                <w:rFonts w:ascii="Arial" w:hAnsi="Arial" w:cs="Arial"/>
+              </w:rPr>
+              <w:t>near (2040 – 2050) &amp; far (2090-2100) future</w:t>
+            </w:r>
+          </w:p>
         </w:tc>
       </w:tr>
       <w:tr>
         <w:tc>
           <w:tcPr>
-            <w:tcW w:w="1575" w:type="dxa"/>
-          </w:tcPr>
-          <w:p>
-            <w:r>
-              <w:t>2023</w:t>
-            </w:r>
-          </w:p>
-        </w:tc>
-        <w:tc>
-          <w:tcPr>
-            <w:tcW w:w="1502" w:type="dxa"/>
-          </w:tcPr>
-          <w:p>
-            <w:r>
-              <w:t>M-A-M</w:t>
-            </w:r>
-          </w:p>
-        </w:tc>
-        <w:tc>
-          <w:tcPr>
-            <w:tcW w:w="1058" w:type="dxa"/>
-          </w:tcPr>
-          <w:p/>
-        </w:tc>
-        <w:tc>
-          <w:tcPr>
-            <w:tcW w:w="1058" w:type="dxa"/>
-          </w:tcPr>
-          <w:p/>
-        </w:tc>
-        <w:tc>
-          <w:tcPr>
-            <w:tcW w:w="1530" w:type="dxa"/>
-          </w:tcPr>
-          <w:p/>
-        </w:tc>
-        <w:tc>
-          <w:tcPr>
-            <w:tcW w:w="1080" w:type="dxa"/>
-          </w:tcPr>
-          <w:p/>
-        </w:tc>
-        <w:tc>
-          <w:tcPr>
-            <w:tcW w:w="1642" w:type="dxa"/>
-          </w:tcPr>
-          <w:p/>
-        </w:tc>
-        <w:tc>
-          <w:tcPr>
-            <w:tcW w:w="1328" w:type="dxa"/>
-          </w:tcPr>
-          <w:p/>
-        </w:tc>
-        <w:tc>
-          <w:tcPr>
-            <w:tcW w:w="1350" w:type="dxa"/>
-          </w:tcPr>
-          <w:p/>
+            <w:tcW w:w="1523" w:type="dxa"/>
+          </w:tcPr>
+          <w:p>
+            <w:pPr>
+              <w:rPr>
+                <w:rFonts w:ascii="Arial" w:hAnsi="Arial" w:cs="Arial"/>
+                <w:sz w:val="20"/>
+                <w:szCs w:val="20"/>
+              </w:rPr>
+            </w:pPr>
+            <w:r>
+              <w:rPr>
+                <w:rFonts w:ascii="Arial" w:hAnsi="Arial" w:cs="Arial"/>
+                <w:sz w:val="20"/>
+                <w:szCs w:val="20"/>
+              </w:rPr>
+              <w:t>R4.5</w:t>
+            </w:r>
+            <w:r>
+              <w:rPr>
+                <w:rFonts w:ascii="Arial" w:hAnsi="Arial" w:cs="Arial"/>
+                <w:sz w:val="20"/>
+                <w:szCs w:val="20"/>
+              </w:rPr>
+              <w:t xml:space="preserve"> near </w:t>
+            </w:r>
+          </w:p>
+        </w:tc>
+        <w:tc>
+          <w:tcPr>
+            <w:tcW w:w="719" w:type="dxa"/>
+          </w:tcPr>
+          <w:p>
+            <w:pPr>
+              <w:jc w:val="center"/>
+              <w:rPr>
+                <w:rFonts w:ascii="Arial" w:hAnsi="Arial" w:cs="Arial"/>
+                <w:sz w:val="20"/>
+                <w:szCs w:val="20"/>
+              </w:rPr>
+            </w:pPr>
+            <w:r>
+              <w:rPr>
+                <w:rFonts w:ascii="Arial" w:hAnsi="Arial" w:cs="Arial"/>
+                <w:sz w:val="20"/>
+                <w:szCs w:val="20"/>
+              </w:rPr>
+              <w:t>+10</w:t>
+            </w:r>
+          </w:p>
+        </w:tc>
+        <w:tc>
+          <w:tcPr>
+            <w:tcW w:w="690" w:type="dxa"/>
+          </w:tcPr>
+          <w:p>
+            <w:pPr>
+              <w:jc w:val="center"/>
+              <w:rPr>
+                <w:rFonts w:ascii="Arial" w:hAnsi="Arial" w:cs="Arial"/>
+                <w:sz w:val="20"/>
+                <w:szCs w:val="20"/>
+              </w:rPr>
+            </w:pPr>
+            <w:r>
+              <w:rPr>
+                <w:rFonts w:ascii="Arial" w:hAnsi="Arial" w:cs="Arial"/>
+                <w:sz w:val="20"/>
+                <w:szCs w:val="20"/>
+              </w:rPr>
+              <w:t>+0.2</w:t>
+            </w:r>
+          </w:p>
+        </w:tc>
+        <w:tc>
+          <w:tcPr>
+            <w:tcW w:w="1004" w:type="dxa"/>
+          </w:tcPr>
+          <w:p>
+            <w:pPr>
+              <w:jc w:val="center"/>
+              <w:rPr>
+                <w:rFonts w:ascii="Arial" w:hAnsi="Arial" w:cs="Arial"/>
+                <w:sz w:val="20"/>
+                <w:szCs w:val="20"/>
+              </w:rPr>
+            </w:pPr>
+            <w:r>
+              <w:rPr>
+                <w:rFonts w:ascii="Arial" w:hAnsi="Arial" w:cs="Arial"/>
+                <w:sz w:val="20"/>
+                <w:szCs w:val="20"/>
+              </w:rPr>
+              <w:t>--</w:t>
+            </w:r>
+          </w:p>
+        </w:tc>
+        <w:tc>
+          <w:tcPr>
+            <w:tcW w:w="766" w:type="dxa"/>
+          </w:tcPr>
+          <w:p>
+            <w:pPr>
+              <w:jc w:val="center"/>
+              <w:rPr>
+                <w:rFonts w:ascii="Arial" w:hAnsi="Arial" w:cs="Arial"/>
+                <w:sz w:val="20"/>
+                <w:szCs w:val="20"/>
+              </w:rPr>
+            </w:pPr>
+            <w:r>
+              <w:rPr>
+                <w:rFonts w:ascii="Arial" w:hAnsi="Arial" w:cs="Arial"/>
+                <w:sz w:val="20"/>
+                <w:szCs w:val="20"/>
+              </w:rPr>
+              <w:t>+0.</w:t>
+            </w:r>
+            <w:r>
+              <w:rPr>
+                <w:rFonts w:ascii="Arial" w:hAnsi="Arial" w:cs="Arial"/>
+                <w:sz w:val="20"/>
+                <w:szCs w:val="20"/>
+              </w:rPr>
+              <w:t>1</w:t>
+            </w:r>
+          </w:p>
+        </w:tc>
+        <w:tc>
+          <w:tcPr>
+            <w:tcW w:w="1335" w:type="dxa"/>
+          </w:tcPr>
+          <w:p>
+            <w:pPr>
+              <w:jc w:val="center"/>
+              <w:rPr>
+                <w:rFonts w:ascii="Arial" w:hAnsi="Arial" w:cs="Arial"/>
+                <w:sz w:val="20"/>
+                <w:szCs w:val="20"/>
+              </w:rPr>
+            </w:pPr>
+            <w:r>
+              <w:rPr>
+                <w:rFonts w:ascii="Arial" w:hAnsi="Arial" w:cs="Arial"/>
+                <w:sz w:val="20"/>
+                <w:szCs w:val="20"/>
+              </w:rPr>
+              <w:t>--</w:t>
+            </w:r>
+          </w:p>
+        </w:tc>
+        <w:tc>
+          <w:tcPr>
+            <w:tcW w:w="762" w:type="dxa"/>
+          </w:tcPr>
+          <w:p>
+            <w:pPr>
+              <w:rPr>
+                <w:rFonts w:ascii="Arial" w:hAnsi="Arial" w:cs="Arial"/>
+                <w:sz w:val="20"/>
+                <w:szCs w:val="20"/>
+              </w:rPr>
+            </w:pPr>
+          </w:p>
+        </w:tc>
+        <w:tc>
+          <w:tcPr>
+            <w:tcW w:w="1319" w:type="dxa"/>
+          </w:tcPr>
+          <w:p>
+            <w:pPr>
+              <w:rPr>
+                <w:rFonts w:ascii="Arial" w:hAnsi="Arial" w:cs="Arial"/>
+                <w:sz w:val="20"/>
+                <w:szCs w:val="20"/>
+              </w:rPr>
+            </w:pPr>
+          </w:p>
+        </w:tc>
+        <w:tc>
+          <w:tcPr>
+            <w:tcW w:w="718" w:type="dxa"/>
+          </w:tcPr>
+          <w:p>
+            <w:pPr>
+              <w:rPr>
+                <w:rFonts w:ascii="Arial" w:hAnsi="Arial" w:cs="Arial"/>
+                <w:sz w:val="20"/>
+                <w:szCs w:val="20"/>
+              </w:rPr>
+            </w:pPr>
+          </w:p>
+        </w:tc>
+        <w:tc>
+          <w:tcPr>
+            <w:tcW w:w="690" w:type="dxa"/>
+          </w:tcPr>
+          <w:p>
+            <w:pPr>
+              <w:rPr>
+                <w:rFonts w:ascii="Arial" w:hAnsi="Arial" w:cs="Arial"/>
+                <w:sz w:val="20"/>
+                <w:szCs w:val="20"/>
+              </w:rPr>
+            </w:pPr>
+          </w:p>
+        </w:tc>
+        <w:tc>
+          <w:tcPr>
+            <w:tcW w:w="1000" w:type="dxa"/>
+          </w:tcPr>
+          <w:p>
+            <w:pPr>
+              <w:rPr>
+                <w:rFonts w:ascii="Arial" w:hAnsi="Arial" w:cs="Arial"/>
+                <w:sz w:val="20"/>
+                <w:szCs w:val="20"/>
+              </w:rPr>
+            </w:pPr>
+          </w:p>
+        </w:tc>
+        <w:tc>
+          <w:tcPr>
+            <w:tcW w:w="690" w:type="dxa"/>
+          </w:tcPr>
+          <w:p>
+            <w:pPr>
+              <w:rPr>
+                <w:rFonts w:ascii="Arial" w:hAnsi="Arial" w:cs="Arial"/>
+                <w:sz w:val="20"/>
+                <w:szCs w:val="20"/>
+              </w:rPr>
+            </w:pPr>
+          </w:p>
+        </w:tc>
+        <w:tc>
+          <w:tcPr>
+            <w:tcW w:w="1112" w:type="dxa"/>
+          </w:tcPr>
+          <w:p>
+            <w:pPr>
+              <w:rPr>
+                <w:rFonts w:ascii="Arial" w:hAnsi="Arial" w:cs="Arial"/>
+                <w:sz w:val="20"/>
+                <w:szCs w:val="20"/>
+              </w:rPr>
+            </w:pPr>
+          </w:p>
+        </w:tc>
+        <w:tc>
+          <w:tcPr>
+            <w:tcW w:w="690" w:type="dxa"/>
+          </w:tcPr>
+          <w:p>
+            <w:pPr>
+              <w:rPr>
+                <w:rFonts w:ascii="Arial" w:hAnsi="Arial" w:cs="Arial"/>
+                <w:sz w:val="20"/>
+                <w:szCs w:val="20"/>
+              </w:rPr>
+            </w:pPr>
+          </w:p>
+        </w:tc>
+        <w:tc>
+          <w:tcPr>
+            <w:tcW w:w="930" w:type="dxa"/>
+          </w:tcPr>
+          <w:p>
+            <w:pPr>
+              <w:rPr>
+                <w:rFonts w:ascii="Arial" w:hAnsi="Arial" w:cs="Arial"/>
+                <w:sz w:val="20"/>
+                <w:szCs w:val="20"/>
+              </w:rPr>
+            </w:pPr>
+          </w:p>
         </w:tc>
       </w:tr>
       <w:tr>
         <w:tc>
           <w:tcPr>
-            <w:tcW w:w="1575" w:type="dxa"/>
-          </w:tcPr>
-          <w:p/>
-        </w:tc>
-        <w:tc>
-          <w:tcPr>
-            <w:tcW w:w="1502" w:type="dxa"/>
-          </w:tcPr>
-          <w:p>
-            <w:r>
-              <w:t xml:space="preserve">O-N-D </w:t>
-            </w:r>
-          </w:p>
-        </w:tc>
-        <w:tc>
-          <w:tcPr>
-            <w:tcW w:w="1058" w:type="dxa"/>
-          </w:tcPr>
-          <w:p/>
-        </w:tc>
-        <w:tc>
-          <w:tcPr>
-            <w:tcW w:w="1058" w:type="dxa"/>
-          </w:tcPr>
-          <w:p/>
-        </w:tc>
-        <w:tc>
-          <w:tcPr>
-            <w:tcW w:w="1530" w:type="dxa"/>
-          </w:tcPr>
-          <w:p/>
-        </w:tc>
-        <w:tc>
-          <w:tcPr>
-            <w:tcW w:w="1080" w:type="dxa"/>
-          </w:tcPr>
-          <w:p/>
-        </w:tc>
-        <w:tc>
-          <w:tcPr>
-            <w:tcW w:w="1642" w:type="dxa"/>
-          </w:tcPr>
-          <w:p/>
-        </w:tc>
-        <w:tc>
-          <w:tcPr>
-            <w:tcW w:w="1328" w:type="dxa"/>
-          </w:tcPr>
-          <w:p/>
-        </w:tc>
-        <w:tc>
-          <w:tcPr>
-            <w:tcW w:w="1350" w:type="dxa"/>
-          </w:tcPr>
-          <w:p/>
+            <w:tcW w:w="1523" w:type="dxa"/>
+          </w:tcPr>
+          <w:p>
+            <w:pPr>
+              <w:rPr>
+                <w:rFonts w:ascii="Arial" w:hAnsi="Arial" w:cs="Arial"/>
+                <w:sz w:val="20"/>
+                <w:szCs w:val="20"/>
+              </w:rPr>
+            </w:pPr>
+            <w:r>
+              <w:rPr>
+                <w:rFonts w:ascii="Arial" w:hAnsi="Arial" w:cs="Arial"/>
+                <w:sz w:val="20"/>
+                <w:szCs w:val="20"/>
+              </w:rPr>
+              <w:t>R8.5</w:t>
+            </w:r>
+            <w:r>
+              <w:rPr>
+                <w:rFonts w:ascii="Arial" w:hAnsi="Arial" w:cs="Arial"/>
+                <w:sz w:val="20"/>
+                <w:szCs w:val="20"/>
+              </w:rPr>
+              <w:t xml:space="preserve"> near </w:t>
+            </w:r>
+          </w:p>
+        </w:tc>
+        <w:tc>
+          <w:tcPr>
+            <w:tcW w:w="719" w:type="dxa"/>
+          </w:tcPr>
+          <w:p>
+            <w:pPr>
+              <w:rPr>
+                <w:rFonts w:ascii="Arial" w:hAnsi="Arial" w:cs="Arial"/>
+                <w:sz w:val="20"/>
+                <w:szCs w:val="20"/>
+              </w:rPr>
+            </w:pPr>
+          </w:p>
+        </w:tc>
+        <w:tc>
+          <w:tcPr>
+            <w:tcW w:w="690" w:type="dxa"/>
+          </w:tcPr>
+          <w:p>
+            <w:pPr>
+              <w:rPr>
+                <w:rFonts w:ascii="Arial" w:hAnsi="Arial" w:cs="Arial"/>
+                <w:sz w:val="20"/>
+                <w:szCs w:val="20"/>
+              </w:rPr>
+            </w:pPr>
+          </w:p>
+        </w:tc>
+        <w:tc>
+          <w:tcPr>
+            <w:tcW w:w="1004" w:type="dxa"/>
+          </w:tcPr>
+          <w:p>
+            <w:pPr>
+              <w:rPr>
+                <w:rFonts w:ascii="Arial" w:hAnsi="Arial" w:cs="Arial"/>
+                <w:sz w:val="20"/>
+                <w:szCs w:val="20"/>
+              </w:rPr>
+            </w:pPr>
+          </w:p>
+        </w:tc>
+        <w:tc>
+          <w:tcPr>
+            <w:tcW w:w="766" w:type="dxa"/>
+          </w:tcPr>
+          <w:p>
+            <w:pPr>
+              <w:rPr>
+                <w:rFonts w:ascii="Arial" w:hAnsi="Arial" w:cs="Arial"/>
+                <w:sz w:val="20"/>
+                <w:szCs w:val="20"/>
+              </w:rPr>
+            </w:pPr>
+          </w:p>
+        </w:tc>
+        <w:tc>
+          <w:tcPr>
+            <w:tcW w:w="1335" w:type="dxa"/>
+          </w:tcPr>
+          <w:p>
+            <w:pPr>
+              <w:rPr>
+                <w:rFonts w:ascii="Arial" w:hAnsi="Arial" w:cs="Arial"/>
+                <w:sz w:val="20"/>
+                <w:szCs w:val="20"/>
+              </w:rPr>
+            </w:pPr>
+          </w:p>
+        </w:tc>
+        <w:tc>
+          <w:tcPr>
+            <w:tcW w:w="762" w:type="dxa"/>
+          </w:tcPr>
+          <w:p>
+            <w:pPr>
+              <w:rPr>
+                <w:rFonts w:ascii="Arial" w:hAnsi="Arial" w:cs="Arial"/>
+                <w:sz w:val="20"/>
+                <w:szCs w:val="20"/>
+              </w:rPr>
+            </w:pPr>
+          </w:p>
+        </w:tc>
+        <w:tc>
+          <w:tcPr>
+            <w:tcW w:w="1319" w:type="dxa"/>
+          </w:tcPr>
+          <w:p>
+            <w:pPr>
+              <w:rPr>
+                <w:rFonts w:ascii="Arial" w:hAnsi="Arial" w:cs="Arial"/>
+                <w:sz w:val="20"/>
+                <w:szCs w:val="20"/>
+              </w:rPr>
+            </w:pPr>
+          </w:p>
+        </w:tc>
+        <w:tc>
+          <w:tcPr>
+            <w:tcW w:w="718" w:type="dxa"/>
+          </w:tcPr>
+          <w:p>
+            <w:pPr>
+              <w:rPr>
+                <w:rFonts w:ascii="Arial" w:hAnsi="Arial" w:cs="Arial"/>
+                <w:sz w:val="20"/>
+                <w:szCs w:val="20"/>
+              </w:rPr>
+            </w:pPr>
+          </w:p>
+        </w:tc>
+        <w:tc>
+          <w:tcPr>
+            <w:tcW w:w="690" w:type="dxa"/>
+          </w:tcPr>
+          <w:p>
+            <w:pPr>
+              <w:rPr>
+                <w:rFonts w:ascii="Arial" w:hAnsi="Arial" w:cs="Arial"/>
+                <w:sz w:val="20"/>
+                <w:szCs w:val="20"/>
+              </w:rPr>
+            </w:pPr>
+          </w:p>
+        </w:tc>
+        <w:tc>
+          <w:tcPr>
+            <w:tcW w:w="1000" w:type="dxa"/>
+          </w:tcPr>
+          <w:p>
+            <w:pPr>
+              <w:rPr>
+                <w:rFonts w:ascii="Arial" w:hAnsi="Arial" w:cs="Arial"/>
+                <w:sz w:val="20"/>
+                <w:szCs w:val="20"/>
+              </w:rPr>
+            </w:pPr>
+          </w:p>
+        </w:tc>
+        <w:tc>
+          <w:tcPr>
+            <w:tcW w:w="690" w:type="dxa"/>
+          </w:tcPr>
+          <w:p>
+            <w:pPr>
+              <w:rPr>
+                <w:rFonts w:ascii="Arial" w:hAnsi="Arial" w:cs="Arial"/>
+                <w:sz w:val="20"/>
+                <w:szCs w:val="20"/>
+              </w:rPr>
+            </w:pPr>
+          </w:p>
+        </w:tc>
+        <w:tc>
+          <w:tcPr>
+            <w:tcW w:w="1112" w:type="dxa"/>
+          </w:tcPr>
+          <w:p>
+            <w:pPr>
+              <w:rPr>
+                <w:rFonts w:ascii="Arial" w:hAnsi="Arial" w:cs="Arial"/>
+                <w:sz w:val="20"/>
+                <w:szCs w:val="20"/>
+              </w:rPr>
+            </w:pPr>
+          </w:p>
+        </w:tc>
+        <w:tc>
+          <w:tcPr>
+            <w:tcW w:w="690" w:type="dxa"/>
+          </w:tcPr>
+          <w:p>
+            <w:pPr>
+              <w:rPr>
+                <w:rFonts w:ascii="Arial" w:hAnsi="Arial" w:cs="Arial"/>
+                <w:sz w:val="20"/>
+                <w:szCs w:val="20"/>
+              </w:rPr>
+            </w:pPr>
+          </w:p>
+        </w:tc>
+        <w:tc>
+          <w:tcPr>
+            <w:tcW w:w="930" w:type="dxa"/>
+          </w:tcPr>
+          <w:p>
+            <w:pPr>
+              <w:rPr>
+                <w:rFonts w:ascii="Arial" w:hAnsi="Arial" w:cs="Arial"/>
+                <w:sz w:val="20"/>
+                <w:szCs w:val="20"/>
+              </w:rPr>
+            </w:pPr>
+          </w:p>
         </w:tc>
       </w:tr>
       <w:tr>
         <w:tc>
           <w:tcPr>
-            <w:tcW w:w="1575" w:type="dxa"/>
-          </w:tcPr>
-          <w:p>
-            <w:r>
-              <w:t>2024</w:t>
-            </w:r>
-          </w:p>
-        </w:tc>
-        <w:tc>
-          <w:tcPr>
-            <w:tcW w:w="1502" w:type="dxa"/>
-          </w:tcPr>
-          <w:p>
-            <w:r>
-              <w:t>M-A-M</w:t>
-            </w:r>
-          </w:p>
-        </w:tc>
-        <w:tc>
-          <w:tcPr>
-            <w:tcW w:w="1058" w:type="dxa"/>
-          </w:tcPr>
-          <w:p/>
-        </w:tc>
-        <w:tc>
-          <w:tcPr>
-            <w:tcW w:w="1058" w:type="dxa"/>
-          </w:tcPr>
-          <w:p/>
-        </w:tc>
-        <w:tc>
-          <w:tcPr>
-            <w:tcW w:w="1530" w:type="dxa"/>
-          </w:tcPr>
-          <w:p/>
-        </w:tc>
-        <w:tc>
-          <w:tcPr>
-            <w:tcW w:w="1080" w:type="dxa"/>
-          </w:tcPr>
-          <w:p/>
-        </w:tc>
-        <w:tc>
-          <w:tcPr>
-            <w:tcW w:w="1642" w:type="dxa"/>
-          </w:tcPr>
-          <w:p/>
-        </w:tc>
-        <w:tc>
-          <w:tcPr>
-            <w:tcW w:w="1328" w:type="dxa"/>
-          </w:tcPr>
-          <w:p/>
-        </w:tc>
-        <w:tc>
-          <w:tcPr>
-            <w:tcW w:w="1350" w:type="dxa"/>
-          </w:tcPr>
-          <w:p/>
+            <w:tcW w:w="1523" w:type="dxa"/>
+          </w:tcPr>
+          <w:p>
+            <w:pPr>
+              <w:rPr>
+                <w:rFonts w:ascii="Arial" w:hAnsi="Arial" w:cs="Arial"/>
+                <w:sz w:val="20"/>
+                <w:szCs w:val="20"/>
+              </w:rPr>
+            </w:pPr>
+            <w:r>
+              <w:rPr>
+                <w:rFonts w:ascii="Arial" w:hAnsi="Arial" w:cs="Arial"/>
+                <w:sz w:val="20"/>
+                <w:szCs w:val="20"/>
+              </w:rPr>
+              <w:t>R8.5</w:t>
+            </w:r>
+            <w:r>
+              <w:rPr>
+                <w:rFonts w:ascii="Arial" w:hAnsi="Arial" w:cs="Arial"/>
+                <w:sz w:val="20"/>
+                <w:szCs w:val="20"/>
+              </w:rPr>
+              <w:t xml:space="preserve"> </w:t>
+            </w:r>
+            <w:r>
+              <w:rPr>
+                <w:rFonts w:ascii="Arial" w:hAnsi="Arial" w:cs="Arial"/>
+                <w:sz w:val="20"/>
+                <w:szCs w:val="20"/>
+              </w:rPr>
+              <w:t xml:space="preserve">far </w:t>
+            </w:r>
+          </w:p>
+        </w:tc>
+        <w:tc>
+          <w:tcPr>
+            <w:tcW w:w="719" w:type="dxa"/>
+          </w:tcPr>
+          <w:p>
+            <w:pPr>
+              <w:rPr>
+                <w:rFonts w:ascii="Arial" w:hAnsi="Arial" w:cs="Arial"/>
+                <w:sz w:val="20"/>
+                <w:szCs w:val="20"/>
+              </w:rPr>
+            </w:pPr>
+          </w:p>
+        </w:tc>
+        <w:tc>
+          <w:tcPr>
+            <w:tcW w:w="690" w:type="dxa"/>
+          </w:tcPr>
+          <w:p>
+            <w:pPr>
+              <w:rPr>
+                <w:rFonts w:ascii="Arial" w:hAnsi="Arial" w:cs="Arial"/>
+                <w:sz w:val="20"/>
+                <w:szCs w:val="20"/>
+              </w:rPr>
+            </w:pPr>
+          </w:p>
+        </w:tc>
+        <w:tc>
+          <w:tcPr>
+            <w:tcW w:w="1004" w:type="dxa"/>
+          </w:tcPr>
+          <w:p>
+            <w:pPr>
+              <w:rPr>
+                <w:rFonts w:ascii="Arial" w:hAnsi="Arial" w:cs="Arial"/>
+                <w:sz w:val="20"/>
+                <w:szCs w:val="20"/>
+              </w:rPr>
+            </w:pPr>
+          </w:p>
+        </w:tc>
+        <w:tc>
+          <w:tcPr>
+            <w:tcW w:w="766" w:type="dxa"/>
+          </w:tcPr>
+          <w:p>
+            <w:pPr>
+              <w:rPr>
+                <w:rFonts w:ascii="Arial" w:hAnsi="Arial" w:cs="Arial"/>
+                <w:sz w:val="20"/>
+                <w:szCs w:val="20"/>
+              </w:rPr>
+            </w:pPr>
+          </w:p>
+        </w:tc>
+        <w:tc>
+          <w:tcPr>
+            <w:tcW w:w="1335" w:type="dxa"/>
+          </w:tcPr>
+          <w:p>
+            <w:pPr>
+              <w:rPr>
+                <w:rFonts w:ascii="Arial" w:hAnsi="Arial" w:cs="Arial"/>
+                <w:sz w:val="20"/>
+                <w:szCs w:val="20"/>
+              </w:rPr>
+            </w:pPr>
+          </w:p>
+        </w:tc>
+        <w:tc>
+          <w:tcPr>
+            <w:tcW w:w="762" w:type="dxa"/>
+          </w:tcPr>
+          <w:p>
+            <w:pPr>
+              <w:rPr>
+                <w:rFonts w:ascii="Arial" w:hAnsi="Arial" w:cs="Arial"/>
+                <w:sz w:val="20"/>
+                <w:szCs w:val="20"/>
+              </w:rPr>
+            </w:pPr>
+          </w:p>
+        </w:tc>
+        <w:tc>
+          <w:tcPr>
+            <w:tcW w:w="1319" w:type="dxa"/>
+          </w:tcPr>
+          <w:p>
+            <w:pPr>
+              <w:rPr>
+                <w:rFonts w:ascii="Arial" w:hAnsi="Arial" w:cs="Arial"/>
+                <w:sz w:val="20"/>
+                <w:szCs w:val="20"/>
+              </w:rPr>
+            </w:pPr>
+          </w:p>
+        </w:tc>
+        <w:tc>
+          <w:tcPr>
+            <w:tcW w:w="718" w:type="dxa"/>
+          </w:tcPr>
+          <w:p>
+            <w:pPr>
+              <w:rPr>
+                <w:rFonts w:ascii="Arial" w:hAnsi="Arial" w:cs="Arial"/>
+                <w:sz w:val="20"/>
+                <w:szCs w:val="20"/>
+              </w:rPr>
+            </w:pPr>
+          </w:p>
+        </w:tc>
+        <w:tc>
+          <w:tcPr>
+            <w:tcW w:w="690" w:type="dxa"/>
+          </w:tcPr>
+          <w:p>
+            <w:pPr>
+              <w:rPr>
+                <w:rFonts w:ascii="Arial" w:hAnsi="Arial" w:cs="Arial"/>
+                <w:sz w:val="20"/>
+                <w:szCs w:val="20"/>
+              </w:rPr>
+            </w:pPr>
+          </w:p>
+        </w:tc>
+        <w:tc>
+          <w:tcPr>
+            <w:tcW w:w="1000" w:type="dxa"/>
+          </w:tcPr>
+          <w:p>
+            <w:pPr>
+              <w:rPr>
+                <w:rFonts w:ascii="Arial" w:hAnsi="Arial" w:cs="Arial"/>
+                <w:sz w:val="20"/>
+                <w:szCs w:val="20"/>
+              </w:rPr>
+            </w:pPr>
+          </w:p>
+        </w:tc>
+        <w:tc>
+          <w:tcPr>
+            <w:tcW w:w="690" w:type="dxa"/>
+          </w:tcPr>
+          <w:p>
+            <w:pPr>
+              <w:rPr>
+                <w:rFonts w:ascii="Arial" w:hAnsi="Arial" w:cs="Arial"/>
+                <w:sz w:val="20"/>
+                <w:szCs w:val="20"/>
+              </w:rPr>
+            </w:pPr>
+          </w:p>
+        </w:tc>
+        <w:tc>
+          <w:tcPr>
+            <w:tcW w:w="1112" w:type="dxa"/>
+          </w:tcPr>
+          <w:p>
+            <w:pPr>
+              <w:rPr>
+                <w:rFonts w:ascii="Arial" w:hAnsi="Arial" w:cs="Arial"/>
+                <w:sz w:val="20"/>
+                <w:szCs w:val="20"/>
+              </w:rPr>
+            </w:pPr>
+          </w:p>
+        </w:tc>
+        <w:tc>
+          <w:tcPr>
+            <w:tcW w:w="690" w:type="dxa"/>
+          </w:tcPr>
+          <w:p>
+            <w:pPr>
+              <w:rPr>
+                <w:rFonts w:ascii="Arial" w:hAnsi="Arial" w:cs="Arial"/>
+                <w:sz w:val="20"/>
+                <w:szCs w:val="20"/>
+              </w:rPr>
+            </w:pPr>
+          </w:p>
+        </w:tc>
+        <w:tc>
+          <w:tcPr>
+            <w:tcW w:w="930" w:type="dxa"/>
+          </w:tcPr>
+          <w:p>
+            <w:pPr>
+              <w:rPr>
+                <w:rFonts w:ascii="Arial" w:hAnsi="Arial" w:cs="Arial"/>
+                <w:sz w:val="20"/>
+                <w:szCs w:val="20"/>
+              </w:rPr>
+            </w:pPr>
+          </w:p>
         </w:tc>
       </w:tr>
       <w:tr>
         <w:tc>
           <w:tcPr>
-            <w:tcW w:w="1575" w:type="dxa"/>
-          </w:tcPr>
-          <w:p/>
-        </w:tc>
-        <w:tc>
-          <w:tcPr>
-            <w:tcW w:w="1502" w:type="dxa"/>
-          </w:tcPr>
-          <w:p>
-            <w:r>
-              <w:t xml:space="preserve">O-N-D </w:t>
-            </w:r>
-          </w:p>
-        </w:tc>
-        <w:tc>
-          <w:tcPr>
-            <w:tcW w:w="1058" w:type="dxa"/>
-          </w:tcPr>
-          <w:p/>
-        </w:tc>
-        <w:tc>
-          <w:tcPr>
-            <w:tcW w:w="1058" w:type="dxa"/>
-          </w:tcPr>
-          <w:p/>
-        </w:tc>
-        <w:tc>
-          <w:tcPr>
-            <w:tcW w:w="1530" w:type="dxa"/>
-          </w:tcPr>
-          <w:p/>
-        </w:tc>
-        <w:tc>
-          <w:tcPr>
-            <w:tcW w:w="1080" w:type="dxa"/>
-          </w:tcPr>
-          <w:p/>
-        </w:tc>
-        <w:tc>
-          <w:tcPr>
-            <w:tcW w:w="1642" w:type="dxa"/>
-          </w:tcPr>
-          <w:p/>
-        </w:tc>
-        <w:tc>
-          <w:tcPr>
-            <w:tcW w:w="1328" w:type="dxa"/>
-          </w:tcPr>
-          <w:p/>
-        </w:tc>
-        <w:tc>
-          <w:tcPr>
-            <w:tcW w:w="1350" w:type="dxa"/>
-          </w:tcPr>
-          <w:p/>
+            <w:tcW w:w="1523" w:type="dxa"/>
+          </w:tcPr>
+          <w:p>
+            <w:pPr>
+              <w:rPr>
+                <w:rFonts w:ascii="Arial" w:hAnsi="Arial" w:cs="Arial"/>
+                <w:sz w:val="20"/>
+                <w:szCs w:val="20"/>
+              </w:rPr>
+            </w:pPr>
+            <w:r>
+              <w:rPr>
+                <w:rFonts w:ascii="Arial" w:hAnsi="Arial" w:cs="Arial"/>
+                <w:sz w:val="20"/>
+                <w:szCs w:val="20"/>
+              </w:rPr>
+              <w:t>R</w:t>
+            </w:r>
+            <w:r>
+              <w:rPr>
+                <w:rFonts w:ascii="Arial" w:hAnsi="Arial" w:cs="Arial"/>
+                <w:sz w:val="20"/>
+                <w:szCs w:val="20"/>
+              </w:rPr>
+              <w:t>4.5</w:t>
+            </w:r>
+            <w:r>
+              <w:rPr>
+                <w:rFonts w:ascii="Arial" w:hAnsi="Arial" w:cs="Arial"/>
+                <w:sz w:val="20"/>
+                <w:szCs w:val="20"/>
+              </w:rPr>
+              <w:t xml:space="preserve"> </w:t>
+            </w:r>
+            <w:r>
+              <w:rPr>
+                <w:rFonts w:ascii="Arial" w:hAnsi="Arial" w:cs="Arial"/>
+                <w:sz w:val="20"/>
+                <w:szCs w:val="20"/>
+              </w:rPr>
+              <w:t>far</w:t>
+            </w:r>
+          </w:p>
+        </w:tc>
+        <w:tc>
+          <w:tcPr>
+            <w:tcW w:w="719" w:type="dxa"/>
+          </w:tcPr>
+          <w:p>
+            <w:pPr>
+              <w:rPr>
+                <w:rFonts w:ascii="Arial" w:hAnsi="Arial" w:cs="Arial"/>
+                <w:sz w:val="20"/>
+                <w:szCs w:val="20"/>
+              </w:rPr>
+            </w:pPr>
+          </w:p>
+        </w:tc>
+        <w:tc>
+          <w:tcPr>
+            <w:tcW w:w="690" w:type="dxa"/>
+          </w:tcPr>
+          <w:p>
+            <w:pPr>
+              <w:rPr>
+                <w:rFonts w:ascii="Arial" w:hAnsi="Arial" w:cs="Arial"/>
+                <w:sz w:val="20"/>
+                <w:szCs w:val="20"/>
+              </w:rPr>
+            </w:pPr>
+          </w:p>
+        </w:tc>
+        <w:tc>
+          <w:tcPr>
+            <w:tcW w:w="1004" w:type="dxa"/>
+          </w:tcPr>
+          <w:p>
+            <w:pPr>
+              <w:rPr>
+                <w:rFonts w:ascii="Arial" w:hAnsi="Arial" w:cs="Arial"/>
+                <w:sz w:val="20"/>
+                <w:szCs w:val="20"/>
+              </w:rPr>
+            </w:pPr>
+          </w:p>
+        </w:tc>
+        <w:tc>
+          <w:tcPr>
+            <w:tcW w:w="766" w:type="dxa"/>
+          </w:tcPr>
+          <w:p>
+            <w:pPr>
+              <w:rPr>
+                <w:rFonts w:ascii="Arial" w:hAnsi="Arial" w:cs="Arial"/>
+                <w:sz w:val="20"/>
+                <w:szCs w:val="20"/>
+              </w:rPr>
+            </w:pPr>
+          </w:p>
+        </w:tc>
+        <w:tc>
+          <w:tcPr>
+            <w:tcW w:w="1335" w:type="dxa"/>
+          </w:tcPr>
+          <w:p>
+            <w:pPr>
+              <w:rPr>
+                <w:rFonts w:ascii="Arial" w:hAnsi="Arial" w:cs="Arial"/>
+                <w:sz w:val="20"/>
+                <w:szCs w:val="20"/>
+              </w:rPr>
+            </w:pPr>
+          </w:p>
+        </w:tc>
+        <w:tc>
+          <w:tcPr>
+            <w:tcW w:w="762" w:type="dxa"/>
+          </w:tcPr>
+          <w:p>
+            <w:pPr>
+              <w:rPr>
+                <w:rFonts w:ascii="Arial" w:hAnsi="Arial" w:cs="Arial"/>
+                <w:sz w:val="20"/>
+                <w:szCs w:val="20"/>
+              </w:rPr>
+            </w:pPr>
+          </w:p>
+        </w:tc>
+        <w:tc>
+          <w:tcPr>
+            <w:tcW w:w="1319" w:type="dxa"/>
+          </w:tcPr>
+          <w:p>
+            <w:pPr>
+              <w:rPr>
+                <w:rFonts w:ascii="Arial" w:hAnsi="Arial" w:cs="Arial"/>
+                <w:sz w:val="20"/>
+                <w:szCs w:val="20"/>
+              </w:rPr>
+            </w:pPr>
+          </w:p>
+        </w:tc>
+        <w:tc>
+          <w:tcPr>
+            <w:tcW w:w="718" w:type="dxa"/>
+          </w:tcPr>
+          <w:p>
+            <w:pPr>
+              <w:rPr>
+                <w:rFonts w:ascii="Arial" w:hAnsi="Arial" w:cs="Arial"/>
+                <w:sz w:val="20"/>
+                <w:szCs w:val="20"/>
+              </w:rPr>
+            </w:pPr>
+          </w:p>
+        </w:tc>
+        <w:tc>
+          <w:tcPr>
+            <w:tcW w:w="690" w:type="dxa"/>
+          </w:tcPr>
+          <w:p>
+            <w:pPr>
+              <w:rPr>
+                <w:rFonts w:ascii="Arial" w:hAnsi="Arial" w:cs="Arial"/>
+                <w:sz w:val="20"/>
+                <w:szCs w:val="20"/>
+              </w:rPr>
+            </w:pPr>
+          </w:p>
+        </w:tc>
+        <w:tc>
+          <w:tcPr>
+            <w:tcW w:w="1000" w:type="dxa"/>
+          </w:tcPr>
+          <w:p>
+            <w:pPr>
+              <w:rPr>
+                <w:rFonts w:ascii="Arial" w:hAnsi="Arial" w:cs="Arial"/>
+                <w:sz w:val="20"/>
+                <w:szCs w:val="20"/>
+              </w:rPr>
+            </w:pPr>
+          </w:p>
+        </w:tc>
+        <w:tc>
+          <w:tcPr>
+            <w:tcW w:w="690" w:type="dxa"/>
+          </w:tcPr>
+          <w:p>
+            <w:pPr>
+              <w:rPr>
+                <w:rFonts w:ascii="Arial" w:hAnsi="Arial" w:cs="Arial"/>
+                <w:sz w:val="20"/>
+                <w:szCs w:val="20"/>
+              </w:rPr>
+            </w:pPr>
+          </w:p>
+        </w:tc>
+        <w:tc>
+          <w:tcPr>
+            <w:tcW w:w="1112" w:type="dxa"/>
+          </w:tcPr>
+          <w:p>
+            <w:pPr>
+              <w:rPr>
+                <w:rFonts w:ascii="Arial" w:hAnsi="Arial" w:cs="Arial"/>
+                <w:sz w:val="20"/>
+                <w:szCs w:val="20"/>
+              </w:rPr>
+            </w:pPr>
+          </w:p>
+        </w:tc>
+        <w:tc>
+          <w:tcPr>
+            <w:tcW w:w="690" w:type="dxa"/>
+          </w:tcPr>
+          <w:p>
+            <w:pPr>
+              <w:rPr>
+                <w:rFonts w:ascii="Arial" w:hAnsi="Arial" w:cs="Arial"/>
+                <w:sz w:val="20"/>
+                <w:szCs w:val="20"/>
+              </w:rPr>
+            </w:pPr>
+          </w:p>
+        </w:tc>
+        <w:tc>
+          <w:tcPr>
+            <w:tcW w:w="930" w:type="dxa"/>
+          </w:tcPr>
+          <w:p>
+            <w:pPr>
+              <w:rPr>
+                <w:rFonts w:ascii="Arial" w:hAnsi="Arial" w:cs="Arial"/>
+                <w:sz w:val="20"/>
+                <w:szCs w:val="20"/>
+              </w:rPr>
+            </w:pPr>
+          </w:p>
         </w:tc>
       </w:tr>
       <w:tr>
         <w:tc>
           <w:tcPr>
-            <w:tcW w:w="1575" w:type="dxa"/>
-            <w:vMerge w:val="restart"/>
-          </w:tcPr>
-          <w:p>
-            <w:r>
-              <w:t>Period average</w:t>
-            </w:r>
-          </w:p>
-        </w:tc>
-        <w:tc>
-          <w:tcPr>
-            <w:tcW w:w="1502" w:type="dxa"/>
-          </w:tcPr>
-          <w:p>
-            <w:r>
-              <w:t>M-A-M</w:t>
-            </w:r>
-          </w:p>
-        </w:tc>
-        <w:tc>
-          <w:tcPr>
-            <w:tcW w:w="1058" w:type="dxa"/>
-          </w:tcPr>
-          <w:p/>
-        </w:tc>
-        <w:tc>
-          <w:tcPr>
-            <w:tcW w:w="1058" w:type="dxa"/>
-          </w:tcPr>
-          <w:p/>
-        </w:tc>
-        <w:tc>
-          <w:tcPr>
-            <w:tcW w:w="1530" w:type="dxa"/>
-          </w:tcPr>
-          <w:p/>
-        </w:tc>
-        <w:tc>
-          <w:tcPr>
-            <w:tcW w:w="1080" w:type="dxa"/>
-          </w:tcPr>
-          <w:p/>
-        </w:tc>
-        <w:tc>
-          <w:tcPr>
-            <w:tcW w:w="1642" w:type="dxa"/>
-          </w:tcPr>
-          <w:p/>
-        </w:tc>
-        <w:tc>
-          <w:tcPr>
-            <w:tcW w:w="1328" w:type="dxa"/>
-          </w:tcPr>
-          <w:p/>
-        </w:tc>
-        <w:tc>
-          <w:tcPr>
-            <w:tcW w:w="1350" w:type="dxa"/>
-          </w:tcPr>
-          <w:p/>
-        </w:tc>
-      </w:tr>
-      <w:tr>
-        <w:tc>
-          <w:tcPr>
-            <w:tcW w:w="1575" w:type="dxa"/>
-            <w:vMerge/>
-          </w:tcPr>
-          <w:p/>
-        </w:tc>
-        <w:tc>
-          <w:tcPr>
-            <w:tcW w:w="1502" w:type="dxa"/>
-          </w:tcPr>
-          <w:p>
-            <w:r>
-              <w:t xml:space="preserve">O-N-D </w:t>
-            </w:r>
-          </w:p>
-        </w:tc>
-        <w:tc>
-          <w:tcPr>
-            <w:tcW w:w="1058" w:type="dxa"/>
-          </w:tcPr>
-          <w:p/>
-        </w:tc>
-        <w:tc>
-          <w:tcPr>
-            <w:tcW w:w="1058" w:type="dxa"/>
-          </w:tcPr>
-          <w:p/>
-        </w:tc>
-        <w:tc>
-          <w:tcPr>
-            <w:tcW w:w="1530" w:type="dxa"/>
-          </w:tcPr>
-          <w:p/>
-        </w:tc>
-        <w:tc>
-          <w:tcPr>
-            <w:tcW w:w="1080" w:type="dxa"/>
-          </w:tcPr>
-          <w:p/>
-        </w:tc>
-        <w:tc>
-          <w:tcPr>
-            <w:tcW w:w="1642" w:type="dxa"/>
-          </w:tcPr>
-          <w:p/>
-        </w:tc>
-        <w:tc>
-          <w:tcPr>
-            <w:tcW w:w="1328" w:type="dxa"/>
-          </w:tcPr>
-          <w:p/>
-        </w:tc>
-        <w:tc>
-          <w:tcPr>
-            <w:tcW w:w="1350" w:type="dxa"/>
-          </w:tcPr>
-          <w:p/>
-        </w:tc>
-      </w:tr>
-      <w:tr>
-        <w:tc>
-          <w:tcPr>
-            <w:tcW w:w="1575" w:type="dxa"/>
-          </w:tcPr>
-          <w:p/>
-        </w:tc>
-        <w:tc>
-          <w:tcPr>
-            <w:tcW w:w="10548" w:type="dxa"/>
-            <w:gridSpan w:val="8"/>
-          </w:tcPr>
-          <w:p>
-            <w:pPr>
-              <w:jc w:val="center"/>
-              <w:rPr>
-                <w:b/>
-                <w:bCs/>
-              </w:rPr>
-            </w:pPr>
-            <w:r>
-              <w:rPr>
-                <w:b/>
-                <w:bCs/>
-              </w:rPr>
-              <w:t>Scenarios (near &amp; far future)</w:t>
-            </w:r>
-          </w:p>
-        </w:tc>
-      </w:tr>
-      <w:tr>
-        <w:tc>
-          <w:tcPr>
-            <w:tcW w:w="1575" w:type="dxa"/>
-            <w:vMerge w:val="restart"/>
-          </w:tcPr>
-          <w:p>
-            <w:r>
-              <w:t>RCP 4.5 – near future</w:t>
-            </w:r>
-          </w:p>
-        </w:tc>
-        <w:tc>
-          <w:tcPr>
-            <w:tcW w:w="1502" w:type="dxa"/>
-          </w:tcPr>
-          <w:p>
-            <w:r>
-              <w:t>M-A-M</w:t>
-            </w:r>
-          </w:p>
-        </w:tc>
-        <w:tc>
-          <w:tcPr>
-            <w:tcW w:w="1058" w:type="dxa"/>
-          </w:tcPr>
-          <w:p>
-            <w:r>
-              <w:t xml:space="preserve"> + X</w:t>
-            </w:r>
-          </w:p>
-        </w:tc>
-        <w:tc>
-          <w:tcPr>
-            <w:tcW w:w="1058" w:type="dxa"/>
-          </w:tcPr>
-          <w:p>
-            <w:r>
-              <w:t>+C</w:t>
-            </w:r>
-          </w:p>
-        </w:tc>
-        <w:tc>
-          <w:tcPr>
-            <w:tcW w:w="1530" w:type="dxa"/>
-          </w:tcPr>
-          <w:p/>
-        </w:tc>
-        <w:tc>
-          <w:tcPr>
-            <w:tcW w:w="1080" w:type="dxa"/>
-          </w:tcPr>
-          <w:p/>
-        </w:tc>
-        <w:tc>
-          <w:tcPr>
-            <w:tcW w:w="1642" w:type="dxa"/>
-          </w:tcPr>
-          <w:p/>
-        </w:tc>
-        <w:tc>
-          <w:tcPr>
-            <w:tcW w:w="1328" w:type="dxa"/>
-          </w:tcPr>
-          <w:p/>
-        </w:tc>
-        <w:tc>
-          <w:tcPr>
-            <w:tcW w:w="1350" w:type="dxa"/>
-          </w:tcPr>
-          <w:p/>
-        </w:tc>
-      </w:tr>
-      <w:tr>
-        <w:tc>
-          <w:tcPr>
-            <w:tcW w:w="1575" w:type="dxa"/>
-            <w:vMerge/>
-          </w:tcPr>
-          <w:p/>
-        </w:tc>
-        <w:tc>
-          <w:tcPr>
-            <w:tcW w:w="1502" w:type="dxa"/>
-          </w:tcPr>
-          <w:p>
-            <w:r>
-              <w:t xml:space="preserve">O-N-D </w:t>
-            </w:r>
-          </w:p>
-        </w:tc>
-        <w:tc>
-          <w:tcPr>
-            <w:tcW w:w="1058" w:type="dxa"/>
-          </w:tcPr>
-          <w:p>
-            <w:r>
-              <w:t>+ Y</w:t>
-            </w:r>
-          </w:p>
-        </w:tc>
-        <w:tc>
-          <w:tcPr>
-            <w:tcW w:w="1058" w:type="dxa"/>
-          </w:tcPr>
-          <w:p>
-            <w:r>
-              <w:t>+V</w:t>
-            </w:r>
-          </w:p>
-        </w:tc>
-        <w:tc>
-          <w:tcPr>
-            <w:tcW w:w="1530" w:type="dxa"/>
-          </w:tcPr>
-          <w:p/>
-        </w:tc>
-        <w:tc>
-          <w:tcPr>
-            <w:tcW w:w="1080" w:type="dxa"/>
-          </w:tcPr>
-          <w:p/>
-        </w:tc>
-        <w:tc>
-          <w:tcPr>
-            <w:tcW w:w="1642" w:type="dxa"/>
-          </w:tcPr>
-          <w:p/>
-        </w:tc>
-        <w:tc>
-          <w:tcPr>
-            <w:tcW w:w="1328" w:type="dxa"/>
-          </w:tcPr>
-          <w:p/>
-        </w:tc>
-        <w:tc>
-          <w:tcPr>
-            <w:tcW w:w="1350" w:type="dxa"/>
-          </w:tcPr>
-          <w:p/>
-        </w:tc>
-      </w:tr>
-      <w:tr>
-        <w:tc>
-          <w:tcPr>
-            <w:tcW w:w="1575" w:type="dxa"/>
-            <w:vMerge w:val="restart"/>
-          </w:tcPr>
-          <w:p>
-            <w:r>
-              <w:t xml:space="preserve">RCP </w:t>
-            </w:r>
-            <w:r>
-              <w:t>8</w:t>
-            </w:r>
-            <w:r>
-              <w:t>.5 – near future</w:t>
-            </w:r>
-          </w:p>
-        </w:tc>
-        <w:tc>
-          <w:tcPr>
-            <w:tcW w:w="1502" w:type="dxa"/>
-          </w:tcPr>
-          <w:p>
-            <w:r>
-              <w:t>M-A-M</w:t>
-            </w:r>
-          </w:p>
-        </w:tc>
-        <w:tc>
-          <w:tcPr>
-            <w:tcW w:w="1058" w:type="dxa"/>
-          </w:tcPr>
-          <w:p/>
-        </w:tc>
-        <w:tc>
-          <w:tcPr>
-            <w:tcW w:w="1058" w:type="dxa"/>
-          </w:tcPr>
-          <w:p/>
-        </w:tc>
-        <w:tc>
-          <w:tcPr>
-            <w:tcW w:w="1530" w:type="dxa"/>
-          </w:tcPr>
-          <w:p/>
-        </w:tc>
-        <w:tc>
-          <w:tcPr>
-            <w:tcW w:w="1080" w:type="dxa"/>
-          </w:tcPr>
-          <w:p/>
-        </w:tc>
-        <w:tc>
-          <w:tcPr>
-            <w:tcW w:w="1642" w:type="dxa"/>
-          </w:tcPr>
-          <w:p/>
-        </w:tc>
-        <w:tc>
-          <w:tcPr>
-            <w:tcW w:w="1328" w:type="dxa"/>
-          </w:tcPr>
-          <w:p/>
-        </w:tc>
-        <w:tc>
-          <w:tcPr>
-            <w:tcW w:w="1350" w:type="dxa"/>
-          </w:tcPr>
-          <w:p/>
-        </w:tc>
-      </w:tr>
-      <w:tr>
-        <w:tc>
-          <w:tcPr>
-            <w:tcW w:w="1575" w:type="dxa"/>
-            <w:vMerge/>
-          </w:tcPr>
-          <w:p/>
-        </w:tc>
-        <w:tc>
-          <w:tcPr>
-            <w:tcW w:w="1502" w:type="dxa"/>
-          </w:tcPr>
-          <w:p>
-            <w:r>
-              <w:t xml:space="preserve">O-N-D </w:t>
-            </w:r>
-          </w:p>
-        </w:tc>
-        <w:tc>
-          <w:tcPr>
-            <w:tcW w:w="1058" w:type="dxa"/>
-          </w:tcPr>
-          <w:p/>
-        </w:tc>
-        <w:tc>
-          <w:tcPr>
-            <w:tcW w:w="1058" w:type="dxa"/>
-          </w:tcPr>
-          <w:p/>
-        </w:tc>
-        <w:tc>
-          <w:tcPr>
-            <w:tcW w:w="1530" w:type="dxa"/>
-          </w:tcPr>
-          <w:p/>
-        </w:tc>
-        <w:tc>
-          <w:tcPr>
-            <w:tcW w:w="1080" w:type="dxa"/>
-          </w:tcPr>
-          <w:p/>
-        </w:tc>
-        <w:tc>
-          <w:tcPr>
-            <w:tcW w:w="1642" w:type="dxa"/>
-          </w:tcPr>
-          <w:p/>
-        </w:tc>
-        <w:tc>
-          <w:tcPr>
-            <w:tcW w:w="1328" w:type="dxa"/>
-          </w:tcPr>
-          <w:p/>
-        </w:tc>
-        <w:tc>
-          <w:tcPr>
-            <w:tcW w:w="1350" w:type="dxa"/>
-          </w:tcPr>
-          <w:p/>
-        </w:tc>
-      </w:tr>
-      <w:tr>
-        <w:tc>
-          <w:tcPr>
-            <w:tcW w:w="1575" w:type="dxa"/>
-          </w:tcPr>
-          <w:p/>
-        </w:tc>
-        <w:tc>
-          <w:tcPr>
-            <w:tcW w:w="1502" w:type="dxa"/>
-          </w:tcPr>
-          <w:p/>
-        </w:tc>
-        <w:tc>
-          <w:tcPr>
-            <w:tcW w:w="1058" w:type="dxa"/>
-          </w:tcPr>
-          <w:p/>
-        </w:tc>
-        <w:tc>
-          <w:tcPr>
-            <w:tcW w:w="1058" w:type="dxa"/>
-          </w:tcPr>
-          <w:p/>
-        </w:tc>
-        <w:tc>
-          <w:tcPr>
-            <w:tcW w:w="1530" w:type="dxa"/>
-          </w:tcPr>
-          <w:p/>
-        </w:tc>
-        <w:tc>
-          <w:tcPr>
-            <w:tcW w:w="1080" w:type="dxa"/>
-          </w:tcPr>
-          <w:p/>
-        </w:tc>
-        <w:tc>
-          <w:tcPr>
-            <w:tcW w:w="1642" w:type="dxa"/>
-          </w:tcPr>
-          <w:p/>
-        </w:tc>
-        <w:tc>
-          <w:tcPr>
-            <w:tcW w:w="1328" w:type="dxa"/>
-          </w:tcPr>
-          <w:p/>
-        </w:tc>
-        <w:tc>
-          <w:tcPr>
-            <w:tcW w:w="1350" w:type="dxa"/>
-          </w:tcPr>
-          <w:p/>
+            <w:tcW w:w="1523" w:type="dxa"/>
+          </w:tcPr>
+          <w:p>
+            <w:pPr>
+              <w:rPr>
+                <w:rFonts w:ascii="Arial" w:hAnsi="Arial" w:cs="Arial"/>
+                <w:sz w:val="20"/>
+                <w:szCs w:val="20"/>
+              </w:rPr>
+            </w:pPr>
+            <w:r>
+              <w:rPr>
+                <w:rFonts w:ascii="Arial" w:hAnsi="Arial" w:cs="Arial"/>
+                <w:sz w:val="20"/>
+                <w:szCs w:val="20"/>
+              </w:rPr>
+              <w:t>More variations</w:t>
+            </w:r>
+            <w:r>
+              <w:rPr>
+                <w:rFonts w:ascii="Arial" w:hAnsi="Arial" w:cs="Arial"/>
+                <w:sz w:val="20"/>
+                <w:szCs w:val="20"/>
+              </w:rPr>
+              <w:t>…</w:t>
+            </w:r>
+          </w:p>
+        </w:tc>
+        <w:tc>
+          <w:tcPr>
+            <w:tcW w:w="719" w:type="dxa"/>
+          </w:tcPr>
+          <w:p>
+            <w:pPr>
+              <w:rPr>
+                <w:rFonts w:ascii="Arial" w:hAnsi="Arial" w:cs="Arial"/>
+                <w:sz w:val="20"/>
+                <w:szCs w:val="20"/>
+              </w:rPr>
+            </w:pPr>
+          </w:p>
+        </w:tc>
+        <w:tc>
+          <w:tcPr>
+            <w:tcW w:w="690" w:type="dxa"/>
+          </w:tcPr>
+          <w:p>
+            <w:pPr>
+              <w:rPr>
+                <w:rFonts w:ascii="Arial" w:hAnsi="Arial" w:cs="Arial"/>
+                <w:sz w:val="20"/>
+                <w:szCs w:val="20"/>
+              </w:rPr>
+            </w:pPr>
+          </w:p>
+        </w:tc>
+        <w:tc>
+          <w:tcPr>
+            <w:tcW w:w="1004" w:type="dxa"/>
+          </w:tcPr>
+          <w:p>
+            <w:pPr>
+              <w:rPr>
+                <w:rFonts w:ascii="Arial" w:hAnsi="Arial" w:cs="Arial"/>
+                <w:sz w:val="20"/>
+                <w:szCs w:val="20"/>
+              </w:rPr>
+            </w:pPr>
+          </w:p>
+        </w:tc>
+        <w:tc>
+          <w:tcPr>
+            <w:tcW w:w="766" w:type="dxa"/>
+          </w:tcPr>
+          <w:p>
+            <w:pPr>
+              <w:rPr>
+                <w:rFonts w:ascii="Arial" w:hAnsi="Arial" w:cs="Arial"/>
+                <w:sz w:val="20"/>
+                <w:szCs w:val="20"/>
+              </w:rPr>
+            </w:pPr>
+          </w:p>
+        </w:tc>
+        <w:tc>
+          <w:tcPr>
+            <w:tcW w:w="1335" w:type="dxa"/>
+          </w:tcPr>
+          <w:p>
+            <w:pPr>
+              <w:rPr>
+                <w:rFonts w:ascii="Arial" w:hAnsi="Arial" w:cs="Arial"/>
+                <w:sz w:val="20"/>
+                <w:szCs w:val="20"/>
+              </w:rPr>
+            </w:pPr>
+          </w:p>
+        </w:tc>
+        <w:tc>
+          <w:tcPr>
+            <w:tcW w:w="762" w:type="dxa"/>
+          </w:tcPr>
+          <w:p>
+            <w:pPr>
+              <w:rPr>
+                <w:rFonts w:ascii="Arial" w:hAnsi="Arial" w:cs="Arial"/>
+                <w:sz w:val="20"/>
+                <w:szCs w:val="20"/>
+              </w:rPr>
+            </w:pPr>
+          </w:p>
+        </w:tc>
+        <w:tc>
+          <w:tcPr>
+            <w:tcW w:w="1319" w:type="dxa"/>
+          </w:tcPr>
+          <w:p>
+            <w:pPr>
+              <w:rPr>
+                <w:rFonts w:ascii="Arial" w:hAnsi="Arial" w:cs="Arial"/>
+                <w:sz w:val="20"/>
+                <w:szCs w:val="20"/>
+              </w:rPr>
+            </w:pPr>
+          </w:p>
+        </w:tc>
+        <w:tc>
+          <w:tcPr>
+            <w:tcW w:w="718" w:type="dxa"/>
+          </w:tcPr>
+          <w:p>
+            <w:pPr>
+              <w:rPr>
+                <w:rFonts w:ascii="Arial" w:hAnsi="Arial" w:cs="Arial"/>
+                <w:sz w:val="20"/>
+                <w:szCs w:val="20"/>
+              </w:rPr>
+            </w:pPr>
+          </w:p>
+        </w:tc>
+        <w:tc>
+          <w:tcPr>
+            <w:tcW w:w="690" w:type="dxa"/>
+          </w:tcPr>
+          <w:p>
+            <w:pPr>
+              <w:rPr>
+                <w:rFonts w:ascii="Arial" w:hAnsi="Arial" w:cs="Arial"/>
+                <w:sz w:val="20"/>
+                <w:szCs w:val="20"/>
+              </w:rPr>
+            </w:pPr>
+          </w:p>
+        </w:tc>
+        <w:tc>
+          <w:tcPr>
+            <w:tcW w:w="1000" w:type="dxa"/>
+          </w:tcPr>
+          <w:p>
+            <w:pPr>
+              <w:rPr>
+                <w:rFonts w:ascii="Arial" w:hAnsi="Arial" w:cs="Arial"/>
+                <w:sz w:val="20"/>
+                <w:szCs w:val="20"/>
+              </w:rPr>
+            </w:pPr>
+          </w:p>
+        </w:tc>
+        <w:tc>
+          <w:tcPr>
+            <w:tcW w:w="690" w:type="dxa"/>
+          </w:tcPr>
+          <w:p>
+            <w:pPr>
+              <w:rPr>
+                <w:rFonts w:ascii="Arial" w:hAnsi="Arial" w:cs="Arial"/>
+                <w:sz w:val="20"/>
+                <w:szCs w:val="20"/>
+              </w:rPr>
+            </w:pPr>
+          </w:p>
+        </w:tc>
+        <w:tc>
+          <w:tcPr>
+            <w:tcW w:w="1112" w:type="dxa"/>
+          </w:tcPr>
+          <w:p>
+            <w:pPr>
+              <w:rPr>
+                <w:rFonts w:ascii="Arial" w:hAnsi="Arial" w:cs="Arial"/>
+                <w:sz w:val="20"/>
+                <w:szCs w:val="20"/>
+              </w:rPr>
+            </w:pPr>
+          </w:p>
+        </w:tc>
+        <w:tc>
+          <w:tcPr>
+            <w:tcW w:w="690" w:type="dxa"/>
+          </w:tcPr>
+          <w:p>
+            <w:pPr>
+              <w:rPr>
+                <w:rFonts w:ascii="Arial" w:hAnsi="Arial" w:cs="Arial"/>
+                <w:sz w:val="20"/>
+                <w:szCs w:val="20"/>
+              </w:rPr>
+            </w:pPr>
+          </w:p>
+        </w:tc>
+        <w:tc>
+          <w:tcPr>
+            <w:tcW w:w="930" w:type="dxa"/>
+          </w:tcPr>
+          <w:p>
+            <w:pPr>
+              <w:rPr>
+                <w:rFonts w:ascii="Arial" w:hAnsi="Arial" w:cs="Arial"/>
+                <w:sz w:val="20"/>
+                <w:szCs w:val="20"/>
+              </w:rPr>
+            </w:pPr>
+          </w:p>
         </w:tc>
       </w:tr>
     </w:tbl>
+    <w:p>
+      <w:pPr>
+        <w:rPr>
+          <w:rFonts w:ascii="Arial" w:hAnsi="Arial" w:cs="Arial"/>
+          <w:sz w:val="20"/>
+          <w:szCs w:val="20"/>
+        </w:rPr>
+      </w:pPr>
+      <w:r>
+        <w:rPr>
+          <w:rFonts w:ascii="Arial" w:hAnsi="Arial" w:cs="Arial"/>
+          <w:b/>
+          <w:bCs/>
+          <w:sz w:val="20"/>
+          <w:szCs w:val="20"/>
+        </w:rPr>
+        <w:t>Notes:</w:t>
+      </w:r>
+      <w:r>
+        <w:rPr>
+          <w:rFonts w:ascii="Arial" w:hAnsi="Arial" w:cs="Arial"/>
+          <w:sz w:val="20"/>
+          <w:szCs w:val="20"/>
+        </w:rPr>
+        <w:t xml:space="preserve"> </w:t>
+      </w:r>
+      <w:proofErr w:type="gramStart"/>
+      <w:r>
+        <w:rPr>
+          <w:rFonts w:ascii="Arial" w:hAnsi="Arial" w:cs="Arial"/>
+          <w:sz w:val="20"/>
+          <w:szCs w:val="20"/>
+          <w:vertAlign w:val="superscript"/>
+        </w:rPr>
+        <w:t>a</w:t>
+      </w:r>
+      <w:proofErr w:type="gramEnd"/>
+      <w:r>
+        <w:rPr>
+          <w:rFonts w:ascii="Arial" w:hAnsi="Arial" w:cs="Arial"/>
+          <w:sz w:val="20"/>
+          <w:szCs w:val="20"/>
+          <w:vertAlign w:val="superscript"/>
+        </w:rPr>
+        <w:t xml:space="preserve"> </w:t>
+      </w:r>
+      <w:r>
+        <w:rPr>
+          <w:rFonts w:ascii="Arial" w:hAnsi="Arial" w:cs="Arial"/>
+          <w:sz w:val="20"/>
+          <w:szCs w:val="20"/>
+        </w:rPr>
+        <w:t xml:space="preserve">Mutually inclusive. </w:t>
+      </w:r>
+      <w:proofErr w:type="gramStart"/>
+      <w:r>
+        <w:rPr>
+          <w:rFonts w:ascii="Arial" w:hAnsi="Arial" w:cs="Arial"/>
+          <w:sz w:val="20"/>
+          <w:szCs w:val="20"/>
+          <w:vertAlign w:val="superscript"/>
+        </w:rPr>
+        <w:t xml:space="preserve">2 </w:t>
+      </w:r>
+      <w:r>
+        <w:rPr>
+          <w:rFonts w:ascii="Arial" w:hAnsi="Arial" w:cs="Arial"/>
+          <w:sz w:val="20"/>
+          <w:szCs w:val="20"/>
+          <w:vertAlign w:val="superscript"/>
+        </w:rPr>
+        <w:t xml:space="preserve"> </w:t>
+      </w:r>
+      <w:r>
+        <w:rPr>
+          <w:rFonts w:ascii="Arial" w:hAnsi="Arial" w:cs="Arial"/>
+          <w:sz w:val="20"/>
+          <w:szCs w:val="20"/>
+        </w:rPr>
+        <w:t>Mean</w:t>
+      </w:r>
+      <w:proofErr w:type="gramEnd"/>
+      <w:r>
+        <w:rPr>
+          <w:rFonts w:ascii="Arial" w:hAnsi="Arial" w:cs="Arial"/>
+          <w:sz w:val="20"/>
+          <w:szCs w:val="20"/>
+        </w:rPr>
+        <w:t xml:space="preserve"> </w:t>
+      </w:r>
+      <w:r>
+        <w:rPr>
+          <w:rFonts w:ascii="Arial" w:hAnsi="Arial" w:cs="Arial"/>
+          <w:color w:val="000000"/>
+          <w:sz w:val="20"/>
+          <w:szCs w:val="20"/>
+        </w:rPr>
+        <w:t>±</w:t>
+      </w:r>
+      <w:r>
+        <w:rPr>
+          <w:rFonts w:ascii="Arial" w:hAnsi="Arial" w:cs="Arial"/>
+          <w:color w:val="000000"/>
+          <w:sz w:val="20"/>
+          <w:szCs w:val="20"/>
+        </w:rPr>
+        <w:t xml:space="preserve"> standard deviation. </w:t>
+      </w:r>
+    </w:p>
+    <w:p>
+      <w:pPr>
+        <w:rPr>
+          <w:rFonts w:ascii="Arial" w:hAnsi="Arial" w:cs="Arial"/>
+        </w:rPr>
+      </w:pPr>
+    </w:p>
     <w:p>
       <w:pPr>
         <w:rPr>
           <w:vertAlign w:val="superscript"/>
         </w:rPr>
       </w:pPr>
-      <w:r>
-        <w:t xml:space="preserve">Notes: </w:t>
-      </w:r>
-      <w:r>
+    </w:p>
+    <w:p>
+      <w:pPr>
         <w:rPr>
-          <w:vertAlign w:val="superscript"/>
+          <w:rFonts w:ascii="Arial" w:hAnsi="Arial" w:cs="Arial"/>
+          <w:b/>
+          <w:bCs/>
         </w:rPr>
-        <w:t xml:space="preserve">1 </w:t>
-      </w:r>
-      <w:r>
-        <w:t>Mutually inclusive</w:t>
-      </w:r>
-      <w:r>
-        <w:t xml:space="preserve">. </w:t>
-      </w:r>
-      <w:r>
+      </w:pPr>
+    </w:p>
+    <w:p>
+      <w:pPr>
         <w:rPr>
-          <w:vertAlign w:val="superscript"/>
+          <w:rFonts w:ascii="Arial" w:hAnsi="Arial" w:cs="Arial"/>
+          <w:lang w:val="en-KE"/>
         </w:rPr>
-        <w:t xml:space="preserve">2 </w:t>
-      </w:r>
+      </w:pPr>
+    </w:p>
+    <w:p>
+      <w:pPr>
+        <w:rPr>
+          <w:rFonts w:ascii="Arial" w:hAnsi="Arial" w:cs="Arial"/>
+        </w:rPr>
+      </w:pPr>
     </w:p>
     <w:sectPr>
       <w:pgSz w:w="16838" w:h="11906" w:orient="landscape"/>
@@ -3039,7 +6935,6 @@
   <w:style w:type="character" w:default="1" w:styleId="DefaultParagraphFont">
     <w:name w:val="Default Paragraph Font"/>
     <w:uiPriority w:val="1"/>
-    <w:semiHidden/>
     <w:unhideWhenUsed/>
   </w:style>
   <w:style w:type="table" w:default="1" w:styleId="TableNormal">
